--- a/ind/docx/52.content.docx
+++ b/ind/docx/52.content.docx
@@ -163,13 +163,6 @@
         <w:rPr>
           <w:lang w:val="id_ID" w:bidi="id_ID"/>
         </w:rPr>
-      </w:r>
-      <w:r>
-        <w:rPr>
-          <w:i/>
-          <w:lang w:val="id_ID" w:bidi="id_ID"/>
-        </w:rPr>
-        <w:t>1 Tesalonika 1:1, 1 Tesalonika 1:2, 1 Tesalonika 1:2–10, 1 Tesalonika 1:3, 1 Tesalonika 1:4, 1 Tesalonika 1:5, 1 Tesalonika 1:6, 1 Tesalonika 1:7–8, 1 Tesalonika 1:9, 1 Tesalonika 1:10, 1 Tesalonika 2:1, 1 Tesalonika 2:1–3.13, 1 Tesalonika 2:2, 1 Tesalonika 2:4, 1 Tesalonika 2:5, 1 Tesalonika 2:7, 1 Tesalonika 2:9, 1 Tesalonika 2:10, 1 Tesalonika 2:11, 1 Tesalonika 2:12, 1 Tesalonika 2:13, 1 Tesalonika 2:14, 1 Tesalonika 2:15, 1 Tesalonika 2:16, 1 Tesalonika 2:17, 1 Tesalonika 2:18, 1 Tesalonika 2:19, 1 Tesalonika 2:20, 1 Tesalonika 3:1–5, 1 Tesalonika 3:3, 1 Tesalonika 3:5, 1 Tesalonika 3:6, 1 Tesalonika 3:8, 1 Tesalonika 3:11, 1 Tesalonika 3:12, 1 Tesalonika 3:13, 1 Tesalonika 4:1–2, 1 Tesalonika 4:1–5.22, 1 Tesalonika 4:3, 1 Tesalonika 4:4, 1 Tesalonika 4:5, 1 Tesalonika 4:7, 1 Tesalonika 4:8, 1 Tesalonika 4:9, 1 Tesalonika 4:9–5:11, 1 Tesalonika 4:10, 1 Tesalonika 4:11, 1 Tesalonika 4:12, 1 Tesalonika 4:13, 1 Tesalonika 4:14, 1 Tesalonika 4:15, 1 Tesalonika 4:16, 1 Tesalonika 4:17, 1 Tesalonika 4:18, 1 Tesalonika 5:1, 1 Tesalonika 5:2, 1 Tesalonika 5:3, 1 Tesalonika 5:4, 1 Tesalonika 5:5, 1 Tesalonika 5:6, 1 Tesalonika 5:7, 1 Tesalonika 5:8, 1 Tesalonika 5:9, 1 Tesalonika 5:10, 1 Tesalonika 5:11, 1 Tesalonika 5:12, 1 Tesalonika 5:13, 1 Tesalonika 5:14, 1 Tesalonika 5:15, 1 Tesalonika 5:17, 1 Tesalonika 5:18, 1 Tesalonika 5:19, 1 Tesalonika 5:20–21, 1 Tesalonika 5:22, 1 Tesalonika 5:23, 1 Tesalonika 5:23–28, 1 Tesalonika 5:24, 1 Tesalonika 5:26, 1 Tesalonika 5:27, 1 Tesalonika 5:28</w:t>
       </w:r>
       <w:r>
         <w:rPr>

--- a/ind/docx/52.content.docx
+++ b/ind/docx/52.content.docx
@@ -150,19 +150,6 @@
           <w:lang w:val="id_ID" w:bidi="id_ID"/>
         </w:rPr>
         <w:t>1TH</w:t>
-      </w:r>
-      <w:r>
-        <w:rPr>
-          <w:lang w:val="id_ID" w:bidi="id_ID"/>
-        </w:rPr>
-      </w:r>
-    </w:p>
-    <w:p>
-      <w:pPr/>
-      <w:r>
-        <w:rPr>
-          <w:lang w:val="id_ID" w:bidi="id_ID"/>
-        </w:rPr>
       </w:r>
       <w:r>
         <w:rPr>

--- a/ind/docx/52.content.docx
+++ b/ind/docx/52.content.docx
@@ -19,7 +19,7 @@
         <w:rPr>
           <w:lang w:val="id_ID" w:bidi="id_ID"/>
         </w:rPr>
-        <w:t>Resource: Catatan Studi (Tyndale)</w:t>
+        <w:t>Resource: Tyndale Open Study Notes</w:t>
       </w:r>
       <w:r>
         <w:rPr>
@@ -112,7 +112,7 @@
         <w:rPr>
           <w:lang w:val="id_ID" w:bidi="id_ID"/>
         </w:rPr>
-        <w:t>Catatan Studi (Tyndale)</w:t>
+        <w:t>Tyndale Open Study Notes</w:t>
       </w:r>
     </w:p>
     <w:p>

--- a/ind/docx/52.content.docx
+++ b/ind/docx/52.content.docx
@@ -19,7 +19,7 @@
         <w:rPr>
           <w:lang w:val="id_ID" w:bidi="id_ID"/>
         </w:rPr>
-        <w:t>Resource: Tyndale Open Study Notes</w:t>
+        <w:t>Resource: Aquifer Open Study Notes</w:t>
       </w:r>
       <w:r>
         <w:rPr>
@@ -112,7 +112,7 @@
         <w:rPr>
           <w:lang w:val="id_ID" w:bidi="id_ID"/>
         </w:rPr>
-        <w:t>Tyndale Open Study Notes</w:t>
+        <w:t>Aquifer Open Study Notes</w:t>
       </w:r>
     </w:p>
     <w:p>

--- a/ind/docx/52.content.docx
+++ b/ind/docx/52.content.docx
@@ -233,18 +233,12 @@
         </w:rPr>
         <w:t>Surat-surat kuno dimulai dengan nama penulis, nama penerima, dan salam. • Paulus, Silwanus, dan Timotius adalah pendiri gereja ini (</w:t>
       </w:r>
-      <w:hyperlink r:id="rId13">
-        <w:r>
-          <w:rPr>
-            <w:lang w:val="id_ID" w:bidi="id_ID"/>
-          </w:rPr>
-          <w:rPr>
-            <w:color w:val="0000EE"/>
-            <w:u w:val="single"/>
-          </w:rPr>
-          <w:t>Kisah. 17:1–9</w:t>
-        </w:r>
-      </w:hyperlink>
+      <w:r>
+        <w:rPr>
+          <w:lang w:val="id_ID" w:bidi="id_ID"/>
+        </w:rPr>
+        <w:t>Kisah. 17:1–9</w:t>
+      </w:r>
       <w:r>
         <w:rPr>
           <w:lang w:val="id_ID" w:bidi="id_ID"/>
@@ -299,36 +293,24 @@
         </w:rPr>
         <w:t xml:space="preserve">Kami selalu bersyukur kepada Allah karena kamu semua. Ini adalah yang pertama dari tiga ucapan syukur untuk gereja (lihat </w:t>
       </w:r>
-      <w:hyperlink r:id="rId14">
-        <w:r>
-          <w:rPr>
-            <w:lang w:val="id_ID" w:bidi="id_ID"/>
-          </w:rPr>
-          <w:rPr>
-            <w:color w:val="0000EE"/>
-            <w:u w:val="single"/>
-          </w:rPr>
-          <w:t>2:13</w:t>
-        </w:r>
-      </w:hyperlink>
-      <w:r>
-        <w:rPr>
-          <w:lang w:val="id_ID" w:bidi="id_ID"/>
-        </w:rPr>
-        <w:t xml:space="preserve">; </w:t>
-      </w:r>
-      <w:hyperlink r:id="rId15">
-        <w:r>
-          <w:rPr>
-            <w:lang w:val="id_ID" w:bidi="id_ID"/>
-          </w:rPr>
-          <w:rPr>
-            <w:color w:val="0000EE"/>
-            <w:u w:val="single"/>
-          </w:rPr>
-          <w:t>3:9</w:t>
-        </w:r>
-      </w:hyperlink>
+      <w:r>
+        <w:rPr>
+          <w:lang w:val="id_ID" w:bidi="id_ID"/>
+        </w:rPr>
+        <w:t>2:13</w:t>
+      </w:r>
+      <w:r>
+        <w:rPr>
+          <w:lang w:val="id_ID" w:bidi="id_ID"/>
+        </w:rPr>
+        <w:t xml:space="preserve">; </w:t>
+      </w:r>
+      <w:r>
+        <w:rPr>
+          <w:lang w:val="id_ID" w:bidi="id_ID"/>
+        </w:rPr>
+        <w:t>3:9</w:t>
+      </w:r>
       <w:r>
         <w:rPr>
           <w:lang w:val="id_ID" w:bidi="id_ID"/>
@@ -383,90 +365,60 @@
         </w:rPr>
         <w:t>Setelah mengucap syukur kepada Allah atas iman, kasih, dan pengharapan para orang percaya di Tesalonika (</w:t>
       </w:r>
-      <w:hyperlink r:id="rId16">
-        <w:r>
-          <w:rPr>
-            <w:lang w:val="id_ID" w:bidi="id_ID"/>
-          </w:rPr>
-          <w:rPr>
-            <w:color w:val="0000EE"/>
-            <w:u w:val="single"/>
-          </w:rPr>
-          <w:t>1:2–3</w:t>
-        </w:r>
-      </w:hyperlink>
+      <w:r>
+        <w:rPr>
+          <w:lang w:val="id_ID" w:bidi="id_ID"/>
+        </w:rPr>
+        <w:t>1:2–3</w:t>
+      </w:r>
       <w:r>
         <w:rPr>
           <w:lang w:val="id_ID" w:bidi="id_ID"/>
         </w:rPr>
         <w:t>), Paulus mengingat bagaimana Kabar Baik disampaikan kepada mereka (</w:t>
       </w:r>
-      <w:hyperlink r:id="rId17">
-        <w:r>
-          <w:rPr>
-            <w:lang w:val="id_ID" w:bidi="id_ID"/>
-          </w:rPr>
-          <w:rPr>
-            <w:color w:val="0000EE"/>
-            <w:u w:val="single"/>
-          </w:rPr>
-          <w:t>1:4–5</w:t>
-        </w:r>
-      </w:hyperlink>
+      <w:r>
+        <w:rPr>
+          <w:lang w:val="id_ID" w:bidi="id_ID"/>
+        </w:rPr>
+        <w:t>1:4–5</w:t>
+      </w:r>
       <w:r>
         <w:rPr>
           <w:lang w:val="id_ID" w:bidi="id_ID"/>
         </w:rPr>
         <w:t>) dan bagaimana mereka menerima kabar tersebut (</w:t>
       </w:r>
-      <w:hyperlink r:id="rId18">
-        <w:r>
-          <w:rPr>
-            <w:lang w:val="id_ID" w:bidi="id_ID"/>
-          </w:rPr>
-          <w:rPr>
-            <w:color w:val="0000EE"/>
-            <w:u w:val="single"/>
-          </w:rPr>
-          <w:t>1:6–10</w:t>
-        </w:r>
-      </w:hyperlink>
+      <w:r>
+        <w:rPr>
+          <w:lang w:val="id_ID" w:bidi="id_ID"/>
+        </w:rPr>
+        <w:t>1:6–10</w:t>
+      </w:r>
       <w:r>
         <w:rPr>
           <w:lang w:val="id_ID" w:bidi="id_ID"/>
         </w:rPr>
         <w:t xml:space="preserve">). Paulus kembali membahas tema-tema ini di </w:t>
       </w:r>
-      <w:hyperlink r:id="rId19">
-        <w:r>
-          <w:rPr>
-            <w:lang w:val="id_ID" w:bidi="id_ID"/>
-          </w:rPr>
-          <w:rPr>
-            <w:color w:val="0000EE"/>
-            <w:u w:val="single"/>
-          </w:rPr>
-          <w:t>2:1–12</w:t>
-        </w:r>
-      </w:hyperlink>
+      <w:r>
+        <w:rPr>
+          <w:lang w:val="id_ID" w:bidi="id_ID"/>
+        </w:rPr>
+        <w:t>2:1–12</w:t>
+      </w:r>
       <w:r>
         <w:rPr>
           <w:lang w:val="id_ID" w:bidi="id_ID"/>
         </w:rPr>
         <w:t xml:space="preserve"> dan </w:t>
       </w:r>
-      <w:hyperlink r:id="rId20">
-        <w:r>
-          <w:rPr>
-            <w:lang w:val="id_ID" w:bidi="id_ID"/>
-          </w:rPr>
-          <w:rPr>
-            <w:color w:val="0000EE"/>
-            <w:u w:val="single"/>
-          </w:rPr>
-          <w:t>2:13–16</w:t>
-        </w:r>
-      </w:hyperlink>
+      <w:r>
+        <w:rPr>
+          <w:lang w:val="id_ID" w:bidi="id_ID"/>
+        </w:rPr>
+        <w:t>2:13–16</w:t>
+      </w:r>
       <w:r>
         <w:rPr>
           <w:lang w:val="id_ID" w:bidi="id_ID"/>
@@ -521,54 +473,36 @@
         </w:rPr>
         <w:t xml:space="preserve">Alasan Paulus bersyukur adalah karena jemaat Tesalonika setia dalam perbuatan iman, perbuatan kasih, dan pengharapan yang bertahan terus menerus (atau keyakinan teguh; lihat </w:t>
       </w:r>
-      <w:hyperlink r:id="rId21">
-        <w:r>
-          <w:rPr>
-            <w:lang w:val="id_ID" w:bidi="id_ID"/>
-          </w:rPr>
-          <w:rPr>
-            <w:color w:val="0000EE"/>
-            <w:u w:val="single"/>
-          </w:rPr>
-          <w:t>3:6</w:t>
-        </w:r>
-      </w:hyperlink>
-      <w:r>
-        <w:rPr>
-          <w:lang w:val="id_ID" w:bidi="id_ID"/>
-        </w:rPr>
-        <w:t xml:space="preserve">; </w:t>
-      </w:r>
-      <w:hyperlink r:id="rId22">
-        <w:r>
-          <w:rPr>
-            <w:lang w:val="id_ID" w:bidi="id_ID"/>
-          </w:rPr>
-          <w:rPr>
-            <w:color w:val="0000EE"/>
-            <w:u w:val="single"/>
-          </w:rPr>
-          <w:t>5:8</w:t>
-        </w:r>
-      </w:hyperlink>
-      <w:r>
-        <w:rPr>
-          <w:lang w:val="id_ID" w:bidi="id_ID"/>
-        </w:rPr>
-        <w:t xml:space="preserve">; </w:t>
-      </w:r>
-      <w:hyperlink r:id="rId23">
-        <w:r>
-          <w:rPr>
-            <w:lang w:val="id_ID" w:bidi="id_ID"/>
-          </w:rPr>
-          <w:rPr>
-            <w:color w:val="0000EE"/>
-            <w:u w:val="single"/>
-          </w:rPr>
-          <w:t>2Tes 1:3–4</w:t>
-        </w:r>
-      </w:hyperlink>
+      <w:r>
+        <w:rPr>
+          <w:lang w:val="id_ID" w:bidi="id_ID"/>
+        </w:rPr>
+        <w:t>3:6</w:t>
+      </w:r>
+      <w:r>
+        <w:rPr>
+          <w:lang w:val="id_ID" w:bidi="id_ID"/>
+        </w:rPr>
+        <w:t xml:space="preserve">; </w:t>
+      </w:r>
+      <w:r>
+        <w:rPr>
+          <w:lang w:val="id_ID" w:bidi="id_ID"/>
+        </w:rPr>
+        <w:t>5:8</w:t>
+      </w:r>
+      <w:r>
+        <w:rPr>
+          <w:lang w:val="id_ID" w:bidi="id_ID"/>
+        </w:rPr>
+        <w:t xml:space="preserve">; </w:t>
+      </w:r>
+      <w:r>
+        <w:rPr>
+          <w:lang w:val="id_ID" w:bidi="id_ID"/>
+        </w:rPr>
+        <w:t>2Tes 1:3–4</w:t>
+      </w:r>
       <w:r>
         <w:rPr>
           <w:lang w:val="id_ID" w:bidi="id_ID"/>
@@ -671,54 +605,36 @@
         </w:rPr>
         <w:t>Allah memanggil jemaat di Tesalonika melalui pemberitaan Kabar Baik (</w:t>
       </w:r>
-      <w:hyperlink r:id="rId24">
-        <w:r>
-          <w:rPr>
-            <w:lang w:val="id_ID" w:bidi="id_ID"/>
-          </w:rPr>
-          <w:rPr>
-            <w:color w:val="0000EE"/>
-            <w:u w:val="single"/>
-          </w:rPr>
-          <w:t>2Tes. 2:13–14</w:t>
-        </w:r>
-      </w:hyperlink>
+      <w:r>
+        <w:rPr>
+          <w:lang w:val="id_ID" w:bidi="id_ID"/>
+        </w:rPr>
+        <w:t>2Tes. 2:13–14</w:t>
+      </w:r>
       <w:r>
         <w:rPr>
           <w:lang w:val="id_ID" w:bidi="id_ID"/>
         </w:rPr>
         <w:t>). Roh Kudus meyakinkan para pendengar bahwa pesan tersebut benar adanya (</w:t>
       </w:r>
-      <w:hyperlink r:id="rId25">
-        <w:r>
-          <w:rPr>
-            <w:lang w:val="id_ID" w:bidi="id_ID"/>
-          </w:rPr>
-          <w:rPr>
-            <w:color w:val="0000EE"/>
-            <w:u w:val="single"/>
-          </w:rPr>
-          <w:t>1Kor. 2:4–5</w:t>
-        </w:r>
-      </w:hyperlink>
-      <w:r>
-        <w:rPr>
-          <w:lang w:val="id_ID" w:bidi="id_ID"/>
-        </w:rPr>
-        <w:t xml:space="preserve">; </w:t>
-      </w:r>
-      <w:hyperlink r:id="rId26">
-        <w:r>
-          <w:rPr>
-            <w:lang w:val="id_ID" w:bidi="id_ID"/>
-          </w:rPr>
-          <w:rPr>
-            <w:color w:val="0000EE"/>
-            <w:u w:val="single"/>
-          </w:rPr>
-          <w:t>1Ptr. 1:12</w:t>
-        </w:r>
-      </w:hyperlink>
+      <w:r>
+        <w:rPr>
+          <w:lang w:val="id_ID" w:bidi="id_ID"/>
+        </w:rPr>
+        <w:t>1Kor. 2:4–5</w:t>
+      </w:r>
+      <w:r>
+        <w:rPr>
+          <w:lang w:val="id_ID" w:bidi="id_ID"/>
+        </w:rPr>
+        <w:t xml:space="preserve">; </w:t>
+      </w:r>
+      <w:r>
+        <w:rPr>
+          <w:lang w:val="id_ID" w:bidi="id_ID"/>
+        </w:rPr>
+        <w:t>1Ptr. 1:12</w:t>
+      </w:r>
       <w:r>
         <w:rPr>
           <w:lang w:val="id_ID" w:bidi="id_ID"/>
@@ -773,126 +689,84 @@
         </w:rPr>
         <w:t>Karena menerima Kabar Baik, jemaat di Tesalonika menghadapi penderitaan berat dari rekan-rekan sezaman mereka (</w:t>
       </w:r>
-      <w:hyperlink r:id="rId27">
-        <w:r>
-          <w:rPr>
-            <w:lang w:val="id_ID" w:bidi="id_ID"/>
-          </w:rPr>
-          <w:rPr>
-            <w:color w:val="0000EE"/>
-            <w:u w:val="single"/>
-          </w:rPr>
-          <w:t>2:14</w:t>
-        </w:r>
-      </w:hyperlink>
-      <w:r>
-        <w:rPr>
-          <w:lang w:val="id_ID" w:bidi="id_ID"/>
-        </w:rPr>
-        <w:t xml:space="preserve">; </w:t>
-      </w:r>
-      <w:hyperlink r:id="rId28">
-        <w:r>
-          <w:rPr>
-            <w:lang w:val="id_ID" w:bidi="id_ID"/>
-          </w:rPr>
-          <w:rPr>
-            <w:color w:val="0000EE"/>
-            <w:u w:val="single"/>
-          </w:rPr>
-          <w:t>3:3–4</w:t>
-        </w:r>
-      </w:hyperlink>
+      <w:r>
+        <w:rPr>
+          <w:lang w:val="id_ID" w:bidi="id_ID"/>
+        </w:rPr>
+        <w:t>2:14</w:t>
+      </w:r>
+      <w:r>
+        <w:rPr>
+          <w:lang w:val="id_ID" w:bidi="id_ID"/>
+        </w:rPr>
+        <w:t xml:space="preserve">; </w:t>
+      </w:r>
+      <w:r>
+        <w:rPr>
+          <w:lang w:val="id_ID" w:bidi="id_ID"/>
+        </w:rPr>
+        <w:t>3:3–4</w:t>
+      </w:r>
       <w:r>
         <w:rPr>
           <w:lang w:val="id_ID" w:bidi="id_ID"/>
         </w:rPr>
         <w:t>). Namun, ketika mereka mengikuti teladan para rasul dan Tuhan sendiri (</w:t>
       </w:r>
-      <w:hyperlink r:id="rId29">
-        <w:r>
-          <w:rPr>
-            <w:lang w:val="id_ID" w:bidi="id_ID"/>
-          </w:rPr>
-          <w:rPr>
-            <w:color w:val="0000EE"/>
-            <w:u w:val="single"/>
-          </w:rPr>
-          <w:t>Mat. 5:11–12</w:t>
-        </w:r>
-      </w:hyperlink>
-      <w:r>
-        <w:rPr>
-          <w:lang w:val="id_ID" w:bidi="id_ID"/>
-        </w:rPr>
-        <w:t xml:space="preserve">; </w:t>
-      </w:r>
-      <w:hyperlink r:id="rId30">
-        <w:r>
-          <w:rPr>
-            <w:lang w:val="id_ID" w:bidi="id_ID"/>
-          </w:rPr>
-          <w:rPr>
-            <w:color w:val="0000EE"/>
-            <w:u w:val="single"/>
-          </w:rPr>
-          <w:t>Rm. 8:17</w:t>
-        </w:r>
-      </w:hyperlink>
-      <w:r>
-        <w:rPr>
-          <w:lang w:val="id_ID" w:bidi="id_ID"/>
-        </w:rPr>
-        <w:t xml:space="preserve">; </w:t>
-      </w:r>
-      <w:hyperlink r:id="rId31">
-        <w:r>
-          <w:rPr>
-            <w:lang w:val="id_ID" w:bidi="id_ID"/>
-          </w:rPr>
-          <w:rPr>
-            <w:color w:val="0000EE"/>
-            <w:u w:val="single"/>
-          </w:rPr>
-          <w:t>12:12</w:t>
-        </w:r>
-      </w:hyperlink>
-      <w:r>
-        <w:rPr>
-          <w:lang w:val="id_ID" w:bidi="id_ID"/>
-        </w:rPr>
-        <w:t xml:space="preserve">; </w:t>
-      </w:r>
-      <w:hyperlink r:id="rId32">
-        <w:r>
-          <w:rPr>
-            <w:lang w:val="id_ID" w:bidi="id_ID"/>
-          </w:rPr>
-          <w:rPr>
-            <w:color w:val="0000EE"/>
-            <w:u w:val="single"/>
-          </w:rPr>
-          <w:t>Flp. 2:17</w:t>
-        </w:r>
-      </w:hyperlink>
+      <w:r>
+        <w:rPr>
+          <w:lang w:val="id_ID" w:bidi="id_ID"/>
+        </w:rPr>
+        <w:t>Mat. 5:11–12</w:t>
+      </w:r>
+      <w:r>
+        <w:rPr>
+          <w:lang w:val="id_ID" w:bidi="id_ID"/>
+        </w:rPr>
+        <w:t xml:space="preserve">; </w:t>
+      </w:r>
+      <w:r>
+        <w:rPr>
+          <w:lang w:val="id_ID" w:bidi="id_ID"/>
+        </w:rPr>
+        <w:t>Rm. 8:17</w:t>
+      </w:r>
+      <w:r>
+        <w:rPr>
+          <w:lang w:val="id_ID" w:bidi="id_ID"/>
+        </w:rPr>
+        <w:t xml:space="preserve">; </w:t>
+      </w:r>
+      <w:r>
+        <w:rPr>
+          <w:lang w:val="id_ID" w:bidi="id_ID"/>
+        </w:rPr>
+        <w:t>12:12</w:t>
+      </w:r>
+      <w:r>
+        <w:rPr>
+          <w:lang w:val="id_ID" w:bidi="id_ID"/>
+        </w:rPr>
+        <w:t xml:space="preserve">; </w:t>
+      </w:r>
+      <w:r>
+        <w:rPr>
+          <w:lang w:val="id_ID" w:bidi="id_ID"/>
+        </w:rPr>
+        <w:t>Flp. 2:17</w:t>
+      </w:r>
       <w:r>
         <w:rPr>
           <w:lang w:val="id_ID" w:bidi="id_ID"/>
         </w:rPr>
         <w:t>), mereka memperoleh sukacita dari Roh Kudus (</w:t>
       </w:r>
-      <w:hyperlink r:id="rId33">
-        <w:r>
-          <w:rPr>
-            <w:lang w:val="id_ID" w:bidi="id_ID"/>
-          </w:rPr>
-          <w:rPr>
-            <w:color w:val="0000EE"/>
-            <w:u w:val="single"/>
-          </w:rPr>
-          <w:t>1Ptr. 4:13–14</w:t>
-        </w:r>
-      </w:hyperlink>
+      <w:r>
+        <w:rPr>
+          <w:lang w:val="id_ID" w:bidi="id_ID"/>
+        </w:rPr>
+        <w:t>1Ptr. 4:13–14</w:t>
+      </w:r>
       <w:r>
         <w:rPr>
           <w:lang w:val="id_ID" w:bidi="id_ID"/>
@@ -1001,90 +875,60 @@
         </w:rPr>
         <w:t>Di antara orang-orang non-Yahudi, pesan para rasul adalah ajakan untuk beralih dari berhala palsu untuk kemudian melayani Allah yang hidup dan benar, yang menciptakan segala sesuatu (</w:t>
       </w:r>
-      <w:hyperlink r:id="rId34">
-        <w:r>
-          <w:rPr>
-            <w:lang w:val="id_ID" w:bidi="id_ID"/>
-          </w:rPr>
-          <w:rPr>
-            <w:color w:val="0000EE"/>
-            <w:u w:val="single"/>
-          </w:rPr>
-          <w:t>Kisah. 14:11–18</w:t>
-        </w:r>
-      </w:hyperlink>
-      <w:r>
-        <w:rPr>
-          <w:lang w:val="id_ID" w:bidi="id_ID"/>
-        </w:rPr>
-        <w:t xml:space="preserve">; </w:t>
-      </w:r>
-      <w:hyperlink r:id="rId35">
-        <w:r>
-          <w:rPr>
-            <w:lang w:val="id_ID" w:bidi="id_ID"/>
-          </w:rPr>
-          <w:rPr>
-            <w:color w:val="0000EE"/>
-            <w:u w:val="single"/>
-          </w:rPr>
-          <w:t>17:22–31</w:t>
-        </w:r>
-      </w:hyperlink>
-      <w:r>
-        <w:rPr>
-          <w:lang w:val="id_ID" w:bidi="id_ID"/>
-        </w:rPr>
-        <w:t xml:space="preserve">; </w:t>
-      </w:r>
-      <w:hyperlink r:id="rId36">
-        <w:r>
-          <w:rPr>
-            <w:lang w:val="id_ID" w:bidi="id_ID"/>
-          </w:rPr>
-          <w:rPr>
-            <w:color w:val="0000EE"/>
-            <w:u w:val="single"/>
-          </w:rPr>
-          <w:t>19:23–41</w:t>
-        </w:r>
-      </w:hyperlink>
+      <w:r>
+        <w:rPr>
+          <w:lang w:val="id_ID" w:bidi="id_ID"/>
+        </w:rPr>
+        <w:t>Kisah. 14:11–18</w:t>
+      </w:r>
+      <w:r>
+        <w:rPr>
+          <w:lang w:val="id_ID" w:bidi="id_ID"/>
+        </w:rPr>
+        <w:t xml:space="preserve">; </w:t>
+      </w:r>
+      <w:r>
+        <w:rPr>
+          <w:lang w:val="id_ID" w:bidi="id_ID"/>
+        </w:rPr>
+        <w:t>17:22–31</w:t>
+      </w:r>
+      <w:r>
+        <w:rPr>
+          <w:lang w:val="id_ID" w:bidi="id_ID"/>
+        </w:rPr>
+        <w:t xml:space="preserve">; </w:t>
+      </w:r>
+      <w:r>
+        <w:rPr>
+          <w:lang w:val="id_ID" w:bidi="id_ID"/>
+        </w:rPr>
+        <w:t>19:23–41</w:t>
+      </w:r>
       <w:r>
         <w:rPr>
           <w:lang w:val="id_ID" w:bidi="id_ID"/>
         </w:rPr>
         <w:t xml:space="preserve">). Dalam lingkungan agama yang pluralistik, ajakan untuk meninggalkan dewa-dewa leluhur adalah sesuatu yang tidak biasa (bdk. </w:t>
       </w:r>
-      <w:hyperlink r:id="rId37">
-        <w:r>
-          <w:rPr>
-            <w:lang w:val="id_ID" w:bidi="id_ID"/>
-          </w:rPr>
-          <w:rPr>
-            <w:color w:val="0000EE"/>
-            <w:u w:val="single"/>
-          </w:rPr>
-          <w:t>Yer. 10:8–10</w:t>
-        </w:r>
-      </w:hyperlink>
-      <w:r>
-        <w:rPr>
-          <w:lang w:val="id_ID" w:bidi="id_ID"/>
-        </w:rPr>
-        <w:t xml:space="preserve">; </w:t>
-      </w:r>
-      <w:hyperlink r:id="rId38">
-        <w:r>
-          <w:rPr>
-            <w:lang w:val="id_ID" w:bidi="id_ID"/>
-          </w:rPr>
-          <w:rPr>
-            <w:color w:val="0000EE"/>
-            <w:u w:val="single"/>
-          </w:rPr>
-          <w:t>1Kor. 8:4–6</w:t>
-        </w:r>
-      </w:hyperlink>
+      <w:r>
+        <w:rPr>
+          <w:lang w:val="id_ID" w:bidi="id_ID"/>
+        </w:rPr>
+        <w:t>Yer. 10:8–10</w:t>
+      </w:r>
+      <w:r>
+        <w:rPr>
+          <w:lang w:val="id_ID" w:bidi="id_ID"/>
+        </w:rPr>
+        <w:t xml:space="preserve">; </w:t>
+      </w:r>
+      <w:r>
+        <w:rPr>
+          <w:lang w:val="id_ID" w:bidi="id_ID"/>
+        </w:rPr>
+        <w:t>1Kor. 8:4–6</w:t>
+      </w:r>
       <w:r>
         <w:rPr>
           <w:lang w:val="id_ID" w:bidi="id_ID"/>
@@ -1139,144 +983,96 @@
         </w:rPr>
         <w:t>Kebangkitan Yesus dari kematian adalah inti dari pemberitaan para rasul (</w:t>
       </w:r>
-      <w:hyperlink r:id="rId39">
-        <w:r>
-          <w:rPr>
-            <w:lang w:val="id_ID" w:bidi="id_ID"/>
-          </w:rPr>
-          <w:rPr>
-            <w:color w:val="0000EE"/>
-            <w:u w:val="single"/>
-          </w:rPr>
-          <w:t>4:14</w:t>
-        </w:r>
-      </w:hyperlink>
-      <w:r>
-        <w:rPr>
-          <w:lang w:val="id_ID" w:bidi="id_ID"/>
-        </w:rPr>
-        <w:t xml:space="preserve">; </w:t>
-      </w:r>
-      <w:hyperlink r:id="rId40">
-        <w:r>
-          <w:rPr>
-            <w:lang w:val="id_ID" w:bidi="id_ID"/>
-          </w:rPr>
-          <w:rPr>
-            <w:color w:val="0000EE"/>
-            <w:u w:val="single"/>
-          </w:rPr>
-          <w:t>Kisah. 2:32</w:t>
-        </w:r>
-      </w:hyperlink>
-      <w:r>
-        <w:rPr>
-          <w:lang w:val="id_ID" w:bidi="id_ID"/>
-        </w:rPr>
-        <w:t xml:space="preserve">; </w:t>
-      </w:r>
-      <w:hyperlink r:id="rId41">
-        <w:r>
-          <w:rPr>
-            <w:lang w:val="id_ID" w:bidi="id_ID"/>
-          </w:rPr>
-          <w:rPr>
-            <w:color w:val="0000EE"/>
-            <w:u w:val="single"/>
-          </w:rPr>
-          <w:t>3:15</w:t>
-        </w:r>
-      </w:hyperlink>
-      <w:r>
-        <w:rPr>
-          <w:lang w:val="id_ID" w:bidi="id_ID"/>
-        </w:rPr>
-        <w:t xml:space="preserve">; </w:t>
-      </w:r>
-      <w:hyperlink r:id="rId42">
-        <w:r>
-          <w:rPr>
-            <w:lang w:val="id_ID" w:bidi="id_ID"/>
-          </w:rPr>
-          <w:rPr>
-            <w:color w:val="0000EE"/>
-            <w:u w:val="single"/>
-          </w:rPr>
-          <w:t>10:40</w:t>
-        </w:r>
-      </w:hyperlink>
-      <w:r>
-        <w:rPr>
-          <w:lang w:val="id_ID" w:bidi="id_ID"/>
-        </w:rPr>
-        <w:t xml:space="preserve">; </w:t>
-      </w:r>
-      <w:hyperlink r:id="rId43">
-        <w:r>
-          <w:rPr>
-            <w:lang w:val="id_ID" w:bidi="id_ID"/>
-          </w:rPr>
-          <w:rPr>
-            <w:color w:val="0000EE"/>
-            <w:u w:val="single"/>
-          </w:rPr>
-          <w:t>13:29–30</w:t>
-        </w:r>
-      </w:hyperlink>
-      <w:r>
-        <w:rPr>
-          <w:lang w:val="id_ID" w:bidi="id_ID"/>
-        </w:rPr>
-        <w:t xml:space="preserve">; </w:t>
-      </w:r>
-      <w:hyperlink r:id="rId44">
-        <w:r>
-          <w:rPr>
-            <w:lang w:val="id_ID" w:bidi="id_ID"/>
-          </w:rPr>
-          <w:rPr>
-            <w:color w:val="0000EE"/>
-            <w:u w:val="single"/>
-          </w:rPr>
-          <w:t>1Kor. 15:3–8</w:t>
-        </w:r>
-      </w:hyperlink>
+      <w:r>
+        <w:rPr>
+          <w:lang w:val="id_ID" w:bidi="id_ID"/>
+        </w:rPr>
+        <w:t>4:14</w:t>
+      </w:r>
+      <w:r>
+        <w:rPr>
+          <w:lang w:val="id_ID" w:bidi="id_ID"/>
+        </w:rPr>
+        <w:t xml:space="preserve">; </w:t>
+      </w:r>
+      <w:r>
+        <w:rPr>
+          <w:lang w:val="id_ID" w:bidi="id_ID"/>
+        </w:rPr>
+        <w:t>Kisah. 2:32</w:t>
+      </w:r>
+      <w:r>
+        <w:rPr>
+          <w:lang w:val="id_ID" w:bidi="id_ID"/>
+        </w:rPr>
+        <w:t xml:space="preserve">; </w:t>
+      </w:r>
+      <w:r>
+        <w:rPr>
+          <w:lang w:val="id_ID" w:bidi="id_ID"/>
+        </w:rPr>
+        <w:t>3:15</w:t>
+      </w:r>
+      <w:r>
+        <w:rPr>
+          <w:lang w:val="id_ID" w:bidi="id_ID"/>
+        </w:rPr>
+        <w:t xml:space="preserve">; </w:t>
+      </w:r>
+      <w:r>
+        <w:rPr>
+          <w:lang w:val="id_ID" w:bidi="id_ID"/>
+        </w:rPr>
+        <w:t>10:40</w:t>
+      </w:r>
+      <w:r>
+        <w:rPr>
+          <w:lang w:val="id_ID" w:bidi="id_ID"/>
+        </w:rPr>
+        <w:t xml:space="preserve">; </w:t>
+      </w:r>
+      <w:r>
+        <w:rPr>
+          <w:lang w:val="id_ID" w:bidi="id_ID"/>
+        </w:rPr>
+        <w:t>13:29–30</w:t>
+      </w:r>
+      <w:r>
+        <w:rPr>
+          <w:lang w:val="id_ID" w:bidi="id_ID"/>
+        </w:rPr>
+        <w:t xml:space="preserve">; </w:t>
+      </w:r>
+      <w:r>
+        <w:rPr>
+          <w:lang w:val="id_ID" w:bidi="id_ID"/>
+        </w:rPr>
+        <w:t>1Kor. 15:3–8</w:t>
+      </w:r>
       <w:r>
         <w:rPr>
           <w:lang w:val="id_ID" w:bidi="id_ID"/>
         </w:rPr>
         <w:t xml:space="preserve">) dan menjadi dasar keyakinan akan kembalinya Yesus (lihat </w:t>
       </w:r>
-      <w:hyperlink r:id="rId45">
-        <w:r>
-          <w:rPr>
-            <w:lang w:val="id_ID" w:bidi="id_ID"/>
-          </w:rPr>
-          <w:rPr>
-            <w:color w:val="0000EE"/>
-            <w:u w:val="single"/>
-          </w:rPr>
-          <w:t>1Tes. 5:9</w:t>
-        </w:r>
-      </w:hyperlink>
-      <w:r>
-        <w:rPr>
-          <w:lang w:val="id_ID" w:bidi="id_ID"/>
-        </w:rPr>
-        <w:t xml:space="preserve">; </w:t>
-      </w:r>
-      <w:hyperlink r:id="rId46">
-        <w:r>
-          <w:rPr>
-            <w:lang w:val="id_ID" w:bidi="id_ID"/>
-          </w:rPr>
-          <w:rPr>
-            <w:color w:val="0000EE"/>
-            <w:u w:val="single"/>
-          </w:rPr>
-          <w:t>2 Tes 1:6–10</w:t>
-        </w:r>
-      </w:hyperlink>
+      <w:r>
+        <w:rPr>
+          <w:lang w:val="id_ID" w:bidi="id_ID"/>
+        </w:rPr>
+        <w:t>1Tes. 5:9</w:t>
+      </w:r>
+      <w:r>
+        <w:rPr>
+          <w:lang w:val="id_ID" w:bidi="id_ID"/>
+        </w:rPr>
+        <w:t xml:space="preserve">; </w:t>
+      </w:r>
+      <w:r>
+        <w:rPr>
+          <w:lang w:val="id_ID" w:bidi="id_ID"/>
+        </w:rPr>
+        <w:t>2 Tes 1:6–10</w:t>
+      </w:r>
       <w:r>
         <w:rPr>
           <w:lang w:val="id_ID" w:bidi="id_ID"/>
@@ -1379,108 +1175,72 @@
         </w:rPr>
         <w:t>Isi surat ini dimulai dengan pembahasan mengenai karakter Paulus dan rekan-rekannya (</w:t>
       </w:r>
-      <w:hyperlink r:id="rId19">
-        <w:r>
-          <w:rPr>
-            <w:lang w:val="id_ID" w:bidi="id_ID"/>
-          </w:rPr>
-          <w:rPr>
-            <w:color w:val="0000EE"/>
-            <w:u w:val="single"/>
-          </w:rPr>
-          <w:t>2:1–12</w:t>
-        </w:r>
-      </w:hyperlink>
+      <w:r>
+        <w:rPr>
+          <w:lang w:val="id_ID" w:bidi="id_ID"/>
+        </w:rPr>
+        <w:t>2:1–12</w:t>
+      </w:r>
       <w:r>
         <w:rPr>
           <w:lang w:val="id_ID" w:bidi="id_ID"/>
         </w:rPr>
         <w:t>) serta cara orang Tesalonika menerima Kabar Baik (</w:t>
       </w:r>
-      <w:hyperlink r:id="rId20">
-        <w:r>
-          <w:rPr>
-            <w:lang w:val="id_ID" w:bidi="id_ID"/>
-          </w:rPr>
-          <w:rPr>
-            <w:color w:val="0000EE"/>
-            <w:u w:val="single"/>
-          </w:rPr>
-          <w:t>2:13–16</w:t>
-        </w:r>
-      </w:hyperlink>
+      <w:r>
+        <w:rPr>
+          <w:lang w:val="id_ID" w:bidi="id_ID"/>
+        </w:rPr>
+        <w:t>2:13–16</w:t>
+      </w:r>
       <w:r>
         <w:rPr>
           <w:lang w:val="id_ID" w:bidi="id_ID"/>
         </w:rPr>
         <w:t>). Selanjutnya, surat ini menekankan kepedulian Paulus yang tulus terhadap gereja, terlihat dari usahanya untuk kembali mengunjungi mereka (</w:t>
       </w:r>
-      <w:hyperlink r:id="rId47">
-        <w:r>
-          <w:rPr>
-            <w:lang w:val="id_ID" w:bidi="id_ID"/>
-          </w:rPr>
-          <w:rPr>
-            <w:color w:val="0000EE"/>
-            <w:u w:val="single"/>
-          </w:rPr>
-          <w:t>2:17–20</w:t>
-        </w:r>
-      </w:hyperlink>
+      <w:r>
+        <w:rPr>
+          <w:lang w:val="id_ID" w:bidi="id_ID"/>
+        </w:rPr>
+        <w:t>2:17–20</w:t>
+      </w:r>
       <w:r>
         <w:rPr>
           <w:lang w:val="id_ID" w:bidi="id_ID"/>
         </w:rPr>
         <w:t>) dan juga keputusannya untuk mengirim Timotius kepada mereka ketika dia sendiri tidak bisa datang (</w:t>
       </w:r>
-      <w:hyperlink r:id="rId48">
-        <w:r>
-          <w:rPr>
-            <w:lang w:val="id_ID" w:bidi="id_ID"/>
-          </w:rPr>
-          <w:rPr>
-            <w:color w:val="0000EE"/>
-            <w:u w:val="single"/>
-          </w:rPr>
-          <w:t>3:1–5</w:t>
-        </w:r>
-      </w:hyperlink>
+      <w:r>
+        <w:rPr>
+          <w:lang w:val="id_ID" w:bidi="id_ID"/>
+        </w:rPr>
+        <w:t>3:1–5</w:t>
+      </w:r>
       <w:r>
         <w:rPr>
           <w:lang w:val="id_ID" w:bidi="id_ID"/>
         </w:rPr>
         <w:t>). Pada bagian akhir surat ini menceritakan kegembiraan Paulus atas laporan isinya baik dari Timotius (</w:t>
       </w:r>
-      <w:hyperlink r:id="rId49">
-        <w:r>
-          <w:rPr>
-            <w:lang w:val="id_ID" w:bidi="id_ID"/>
-          </w:rPr>
-          <w:rPr>
-            <w:color w:val="0000EE"/>
-            <w:u w:val="single"/>
-          </w:rPr>
-          <w:t>3:6–9</w:t>
-        </w:r>
-      </w:hyperlink>
+      <w:r>
+        <w:rPr>
+          <w:lang w:val="id_ID" w:bidi="id_ID"/>
+        </w:rPr>
+        <w:t>3:6–9</w:t>
+      </w:r>
       <w:r>
         <w:rPr>
           <w:lang w:val="id_ID" w:bidi="id_ID"/>
         </w:rPr>
         <w:t>) dan juga doanya untuk dapat kembali ke gereja tersebut (</w:t>
       </w:r>
-      <w:hyperlink r:id="rId50">
-        <w:r>
-          <w:rPr>
-            <w:lang w:val="id_ID" w:bidi="id_ID"/>
-          </w:rPr>
-          <w:rPr>
-            <w:color w:val="0000EE"/>
-            <w:u w:val="single"/>
-          </w:rPr>
-          <w:t>3:10–13</w:t>
-        </w:r>
-      </w:hyperlink>
+      <w:r>
+        <w:rPr>
+          <w:lang w:val="id_ID" w:bidi="id_ID"/>
+        </w:rPr>
+        <w:t>3:10–13</w:t>
+      </w:r>
       <w:r>
         <w:rPr>
           <w:lang w:val="id_ID" w:bidi="id_ID"/>
@@ -1535,18 +1295,12 @@
         </w:rPr>
         <w:t>Walaupun Paulus dan Silas ditimpa penghinaan dan rasa sakit di Filipi (</w:t>
       </w:r>
-      <w:hyperlink r:id="rId51">
-        <w:r>
-          <w:rPr>
-            <w:lang w:val="id_ID" w:bidi="id_ID"/>
-          </w:rPr>
-          <w:rPr>
-            <w:color w:val="0000EE"/>
-            <w:u w:val="single"/>
-          </w:rPr>
-          <w:t>Kisah Para Rasul 16:19–40</w:t>
-        </w:r>
-      </w:hyperlink>
+      <w:r>
+        <w:rPr>
+          <w:lang w:val="id_ID" w:bidi="id_ID"/>
+        </w:rPr>
+        <w:t>Kisah Para Rasul 16:19–40</w:t>
+      </w:r>
       <w:r>
         <w:rPr>
           <w:lang w:val="id_ID" w:bidi="id_ID"/>
@@ -1601,18 +1355,12 @@
         </w:rPr>
         <w:t>Pada zaman kuno, orang yang diberi kepercayaan untuk memegang jabatan publik harus diuji dan disetujui. Orang-orang Tesalonika (</w:t>
       </w:r>
-      <w:hyperlink r:id="rId52">
-        <w:r>
-          <w:rPr>
-            <w:lang w:val="id_ID" w:bidi="id_ID"/>
-          </w:rPr>
-          <w:rPr>
-            <w:color w:val="0000EE"/>
-            <w:u w:val="single"/>
-          </w:rPr>
-          <w:t>2:3</w:t>
-        </w:r>
-      </w:hyperlink>
+      <w:r>
+        <w:rPr>
+          <w:lang w:val="id_ID" w:bidi="id_ID"/>
+        </w:rPr>
+        <w:t>2:3</w:t>
+      </w:r>
       <w:r>
         <w:rPr>
           <w:lang w:val="id_ID" w:bidi="id_ID"/>
@@ -1667,72 +1415,48 @@
         </w:rPr>
         <w:t xml:space="preserve">Pujian berlebihan sering digunakan sebagai cara untuk mendapatkan keuntungan finansial dari orang lain. Paulus menegaskan bahwa dia tidak memuji orang-orang Tesalonika untuk mendapatkan uang. Dia sekali lagi memanggil orang-orang Tesalonika dan Allah sebagai saksi (bdk. </w:t>
       </w:r>
-      <w:hyperlink r:id="rId53">
-        <w:r>
-          <w:rPr>
-            <w:lang w:val="id_ID" w:bidi="id_ID"/>
-          </w:rPr>
-          <w:rPr>
-            <w:color w:val="0000EE"/>
-            <w:u w:val="single"/>
-          </w:rPr>
-          <w:t>2:10</w:t>
-        </w:r>
-      </w:hyperlink>
-      <w:r>
-        <w:rPr>
-          <w:lang w:val="id_ID" w:bidi="id_ID"/>
-        </w:rPr>
-        <w:t xml:space="preserve">; </w:t>
-      </w:r>
-      <w:hyperlink r:id="rId54">
-        <w:r>
-          <w:rPr>
-            <w:lang w:val="id_ID" w:bidi="id_ID"/>
-          </w:rPr>
-          <w:rPr>
-            <w:color w:val="0000EE"/>
-            <w:u w:val="single"/>
-          </w:rPr>
-          <w:t>Ul. 19:15</w:t>
-        </w:r>
-      </w:hyperlink>
-      <w:r>
-        <w:rPr>
-          <w:lang w:val="id_ID" w:bidi="id_ID"/>
-        </w:rPr>
-        <w:t xml:space="preserve">; </w:t>
-      </w:r>
-      <w:hyperlink r:id="rId55">
-        <w:r>
-          <w:rPr>
-            <w:lang w:val="id_ID" w:bidi="id_ID"/>
-          </w:rPr>
-          <w:rPr>
-            <w:color w:val="0000EE"/>
-            <w:u w:val="single"/>
-          </w:rPr>
-          <w:t>2Kor. 13:1</w:t>
-        </w:r>
-      </w:hyperlink>
-      <w:r>
-        <w:rPr>
-          <w:lang w:val="id_ID" w:bidi="id_ID"/>
-        </w:rPr>
-        <w:t xml:space="preserve">; </w:t>
-      </w:r>
-      <w:hyperlink r:id="rId56">
-        <w:r>
-          <w:rPr>
-            <w:lang w:val="id_ID" w:bidi="id_ID"/>
-          </w:rPr>
-          <w:rPr>
-            <w:color w:val="0000EE"/>
-            <w:u w:val="single"/>
-          </w:rPr>
-          <w:t>1Tim. 5:19</w:t>
-        </w:r>
-      </w:hyperlink>
+      <w:r>
+        <w:rPr>
+          <w:lang w:val="id_ID" w:bidi="id_ID"/>
+        </w:rPr>
+        <w:t>2:10</w:t>
+      </w:r>
+      <w:r>
+        <w:rPr>
+          <w:lang w:val="id_ID" w:bidi="id_ID"/>
+        </w:rPr>
+        <w:t xml:space="preserve">; </w:t>
+      </w:r>
+      <w:r>
+        <w:rPr>
+          <w:lang w:val="id_ID" w:bidi="id_ID"/>
+        </w:rPr>
+        <w:t>Ul. 19:15</w:t>
+      </w:r>
+      <w:r>
+        <w:rPr>
+          <w:lang w:val="id_ID" w:bidi="id_ID"/>
+        </w:rPr>
+        <w:t xml:space="preserve">; </w:t>
+      </w:r>
+      <w:r>
+        <w:rPr>
+          <w:lang w:val="id_ID" w:bidi="id_ID"/>
+        </w:rPr>
+        <w:t>2Kor. 13:1</w:t>
+      </w:r>
+      <w:r>
+        <w:rPr>
+          <w:lang w:val="id_ID" w:bidi="id_ID"/>
+        </w:rPr>
+        <w:t xml:space="preserve">; </w:t>
+      </w:r>
+      <w:r>
+        <w:rPr>
+          <w:lang w:val="id_ID" w:bidi="id_ID"/>
+        </w:rPr>
+        <w:t>1Tim. 5:19</w:t>
+      </w:r>
       <w:r>
         <w:rPr>
           <w:lang w:val="id_ID" w:bidi="id_ID"/>
@@ -1806,18 +1530,12 @@
         </w:rPr>
         <w:t xml:space="preserve"> Paulus dan rekan-rekannya tidak menggunakan otoritas kerasulan mereka untuk menuntut atau memaksa (bdk. </w:t>
       </w:r>
-      <w:hyperlink r:id="rId57">
-        <w:r>
-          <w:rPr>
-            <w:lang w:val="id_ID" w:bidi="id_ID"/>
-          </w:rPr>
-          <w:rPr>
-            <w:color w:val="0000EE"/>
-            <w:u w:val="single"/>
-          </w:rPr>
-          <w:t>Mat. 20:25–28</w:t>
-        </w:r>
-      </w:hyperlink>
+      <w:r>
+        <w:rPr>
+          <w:lang w:val="id_ID" w:bidi="id_ID"/>
+        </w:rPr>
+        <w:t>Mat. 20:25–28</w:t>
+      </w:r>
       <w:r>
         <w:rPr>
           <w:lang w:val="id_ID" w:bidi="id_ID"/>
@@ -1872,54 +1590,36 @@
         </w:rPr>
         <w:t xml:space="preserve">Paulus dan rekan-rekannya melakukan pekerjaan serabutan untuk mendukung diri mereka sendiri saat berada di kota (bdk. </w:t>
       </w:r>
-      <w:hyperlink r:id="rId58">
-        <w:r>
-          <w:rPr>
-            <w:lang w:val="id_ID" w:bidi="id_ID"/>
-          </w:rPr>
-          <w:rPr>
-            <w:color w:val="0000EE"/>
-            <w:u w:val="single"/>
-          </w:rPr>
-          <w:t>Kisah. 18:1–4</w:t>
-        </w:r>
-      </w:hyperlink>
-      <w:r>
-        <w:rPr>
-          <w:lang w:val="id_ID" w:bidi="id_ID"/>
-        </w:rPr>
-        <w:t xml:space="preserve">; </w:t>
-      </w:r>
-      <w:hyperlink r:id="rId59">
-        <w:r>
-          <w:rPr>
-            <w:lang w:val="id_ID" w:bidi="id_ID"/>
-          </w:rPr>
-          <w:rPr>
-            <w:color w:val="0000EE"/>
-            <w:u w:val="single"/>
-          </w:rPr>
-          <w:t>1Kor 9:12–18</w:t>
-        </w:r>
-      </w:hyperlink>
+      <w:r>
+        <w:rPr>
+          <w:lang w:val="id_ID" w:bidi="id_ID"/>
+        </w:rPr>
+        <w:t>Kisah. 18:1–4</w:t>
+      </w:r>
+      <w:r>
+        <w:rPr>
+          <w:lang w:val="id_ID" w:bidi="id_ID"/>
+        </w:rPr>
+        <w:t xml:space="preserve">; </w:t>
+      </w:r>
+      <w:r>
+        <w:rPr>
+          <w:lang w:val="id_ID" w:bidi="id_ID"/>
+        </w:rPr>
+        <w:t>1Kor 9:12–18</w:t>
+      </w:r>
       <w:r>
         <w:rPr>
           <w:lang w:val="id_ID" w:bidi="id_ID"/>
         </w:rPr>
         <w:t>) sebagai teladan bagi jemaat Tesalonika (</w:t>
       </w:r>
-      <w:hyperlink r:id="rId60">
-        <w:r>
-          <w:rPr>
-            <w:lang w:val="id_ID" w:bidi="id_ID"/>
-          </w:rPr>
-          <w:rPr>
-            <w:color w:val="0000EE"/>
-            <w:u w:val="single"/>
-          </w:rPr>
-          <w:t>2Tes. 3:8–9</w:t>
-        </w:r>
-      </w:hyperlink>
+      <w:r>
+        <w:rPr>
+          <w:lang w:val="id_ID" w:bidi="id_ID"/>
+        </w:rPr>
+        <w:t>2Tes. 3:8–9</w:t>
+      </w:r>
       <w:r>
         <w:rPr>
           <w:lang w:val="id_ID" w:bidi="id_ID"/>
@@ -1974,18 +1674,12 @@
         </w:rPr>
         <w:t xml:space="preserve">Baik Allah maupun jemaat Tesalonika merupakan saksi (lihat </w:t>
       </w:r>
-      <w:hyperlink r:id="rId61">
-        <w:r>
-          <w:rPr>
-            <w:lang w:val="id_ID" w:bidi="id_ID"/>
-          </w:rPr>
-          <w:rPr>
-            <w:color w:val="0000EE"/>
-            <w:u w:val="single"/>
-          </w:rPr>
-          <w:t>2:5</w:t>
-        </w:r>
-      </w:hyperlink>
+      <w:r>
+        <w:rPr>
+          <w:lang w:val="id_ID" w:bidi="id_ID"/>
+        </w:rPr>
+        <w:t>2:5</w:t>
+      </w:r>
       <w:r>
         <w:rPr>
           <w:lang w:val="id_ID" w:bidi="id_ID"/>
@@ -2101,72 +1795,48 @@
         </w:rPr>
         <w:t>Apa yang dianggap layak oleh Allah adalah kehidupan yang dijalani sesuai dengan standar tinggi yang Ia harapkan dari orang yang dipanggil (</w:t>
       </w:r>
-      <w:hyperlink r:id="rId62">
-        <w:r>
-          <w:rPr>
-            <w:lang w:val="id_ID" w:bidi="id_ID"/>
-          </w:rPr>
-          <w:rPr>
-            <w:color w:val="0000EE"/>
-            <w:u w:val="single"/>
-          </w:rPr>
-          <w:t>4:7</w:t>
-        </w:r>
-      </w:hyperlink>
+      <w:r>
+        <w:rPr>
+          <w:lang w:val="id_ID" w:bidi="id_ID"/>
+        </w:rPr>
+        <w:t>4:7</w:t>
+      </w:r>
       <w:r>
         <w:rPr>
           <w:lang w:val="id_ID" w:bidi="id_ID"/>
         </w:rPr>
         <w:t>) untuk mendapat bagian dalam Kerajaan dan kemuliaan-Nya (</w:t>
       </w:r>
-      <w:hyperlink r:id="rId63">
-        <w:r>
-          <w:rPr>
-            <w:lang w:val="id_ID" w:bidi="id_ID"/>
-          </w:rPr>
-          <w:rPr>
-            <w:color w:val="0000EE"/>
-            <w:u w:val="single"/>
-          </w:rPr>
-          <w:t>Rm. 8:17–18</w:t>
-        </w:r>
-      </w:hyperlink>
-      <w:r>
-        <w:rPr>
-          <w:lang w:val="id_ID" w:bidi="id_ID"/>
-        </w:rPr>
-        <w:t xml:space="preserve">; </w:t>
-      </w:r>
-      <w:hyperlink r:id="rId64">
-        <w:r>
-          <w:rPr>
-            <w:lang w:val="id_ID" w:bidi="id_ID"/>
-          </w:rPr>
-          <w:rPr>
-            <w:color w:val="0000EE"/>
-            <w:u w:val="single"/>
-          </w:rPr>
-          <w:t>Kol. 1:27</w:t>
-        </w:r>
-      </w:hyperlink>
-      <w:r>
-        <w:rPr>
-          <w:lang w:val="id_ID" w:bidi="id_ID"/>
-        </w:rPr>
-        <w:t xml:space="preserve">; </w:t>
-      </w:r>
-      <w:hyperlink r:id="rId65">
-        <w:r>
-          <w:rPr>
-            <w:lang w:val="id_ID" w:bidi="id_ID"/>
-          </w:rPr>
-          <w:rPr>
-            <w:color w:val="0000EE"/>
-            <w:u w:val="single"/>
-          </w:rPr>
-          <w:t>2Tes. 2:14</w:t>
-        </w:r>
-      </w:hyperlink>
+      <w:r>
+        <w:rPr>
+          <w:lang w:val="id_ID" w:bidi="id_ID"/>
+        </w:rPr>
+        <w:t>Rm. 8:17–18</w:t>
+      </w:r>
+      <w:r>
+        <w:rPr>
+          <w:lang w:val="id_ID" w:bidi="id_ID"/>
+        </w:rPr>
+        <w:t xml:space="preserve">; </w:t>
+      </w:r>
+      <w:r>
+        <w:rPr>
+          <w:lang w:val="id_ID" w:bidi="id_ID"/>
+        </w:rPr>
+        <w:t>Kol. 1:27</w:t>
+      </w:r>
+      <w:r>
+        <w:rPr>
+          <w:lang w:val="id_ID" w:bidi="id_ID"/>
+        </w:rPr>
+        <w:t xml:space="preserve">; </w:t>
+      </w:r>
+      <w:r>
+        <w:rPr>
+          <w:lang w:val="id_ID" w:bidi="id_ID"/>
+        </w:rPr>
+        <w:t>2Tes. 2:14</w:t>
+      </w:r>
       <w:r>
         <w:rPr>
           <w:lang w:val="id_ID" w:bidi="id_ID"/>
@@ -2221,90 +1891,60 @@
         </w:rPr>
         <w:t xml:space="preserve">Paulus bersyukur untuk kedua kalinya (lihat </w:t>
       </w:r>
-      <w:hyperlink r:id="rId66">
-        <w:r>
-          <w:rPr>
-            <w:lang w:val="id_ID" w:bidi="id_ID"/>
-          </w:rPr>
-          <w:rPr>
-            <w:color w:val="0000EE"/>
-            <w:u w:val="single"/>
-          </w:rPr>
-          <w:t>1:2</w:t>
-        </w:r>
-      </w:hyperlink>
-      <w:r>
-        <w:rPr>
-          <w:lang w:val="id_ID" w:bidi="id_ID"/>
-        </w:rPr>
-        <w:t xml:space="preserve">; </w:t>
-      </w:r>
-      <w:hyperlink r:id="rId15">
-        <w:r>
-          <w:rPr>
-            <w:lang w:val="id_ID" w:bidi="id_ID"/>
-          </w:rPr>
-          <w:rPr>
-            <w:color w:val="0000EE"/>
-            <w:u w:val="single"/>
-          </w:rPr>
-          <w:t>3:9</w:t>
-        </w:r>
-      </w:hyperlink>
+      <w:r>
+        <w:rPr>
+          <w:lang w:val="id_ID" w:bidi="id_ID"/>
+        </w:rPr>
+        <w:t>1:2</w:t>
+      </w:r>
+      <w:r>
+        <w:rPr>
+          <w:lang w:val="id_ID" w:bidi="id_ID"/>
+        </w:rPr>
+        <w:t xml:space="preserve">; </w:t>
+      </w:r>
+      <w:r>
+        <w:rPr>
+          <w:lang w:val="id_ID" w:bidi="id_ID"/>
+        </w:rPr>
+        <w:t>3:9</w:t>
+      </w:r>
       <w:r>
         <w:rPr>
           <w:lang w:val="id_ID" w:bidi="id_ID"/>
         </w:rPr>
         <w:t>) karena jemaat Tesalonika menerima pesan para rasul— bukan hanya sebagai filosofi manusia, tetapi sebagai firman Allah yang sejati (</w:t>
       </w:r>
-      <w:hyperlink r:id="rId67">
-        <w:r>
-          <w:rPr>
-            <w:lang w:val="id_ID" w:bidi="id_ID"/>
-          </w:rPr>
-          <w:rPr>
-            <w:color w:val="0000EE"/>
-            <w:u w:val="single"/>
-          </w:rPr>
-          <w:t>1:5</w:t>
-        </w:r>
-      </w:hyperlink>
-      <w:r>
-        <w:rPr>
-          <w:lang w:val="id_ID" w:bidi="id_ID"/>
-        </w:rPr>
-        <w:t xml:space="preserve">; </w:t>
-      </w:r>
-      <w:hyperlink r:id="rId65">
-        <w:r>
-          <w:rPr>
-            <w:lang w:val="id_ID" w:bidi="id_ID"/>
-          </w:rPr>
-          <w:rPr>
-            <w:color w:val="0000EE"/>
-            <w:u w:val="single"/>
-          </w:rPr>
-          <w:t>2Tes. 2:14</w:t>
-        </w:r>
-      </w:hyperlink>
-      <w:r>
-        <w:rPr>
-          <w:lang w:val="id_ID" w:bidi="id_ID"/>
-        </w:rPr>
-        <w:t xml:space="preserve">; </w:t>
-      </w:r>
-      <w:hyperlink r:id="rId68">
-        <w:r>
-          <w:rPr>
-            <w:lang w:val="id_ID" w:bidi="id_ID"/>
-          </w:rPr>
-          <w:rPr>
-            <w:color w:val="0000EE"/>
-            <w:u w:val="single"/>
-          </w:rPr>
-          <w:t>2Kor. 5:20</w:t>
-        </w:r>
-      </w:hyperlink>
+      <w:r>
+        <w:rPr>
+          <w:lang w:val="id_ID" w:bidi="id_ID"/>
+        </w:rPr>
+        <w:t>1:5</w:t>
+      </w:r>
+      <w:r>
+        <w:rPr>
+          <w:lang w:val="id_ID" w:bidi="id_ID"/>
+        </w:rPr>
+        <w:t xml:space="preserve">; </w:t>
+      </w:r>
+      <w:r>
+        <w:rPr>
+          <w:lang w:val="id_ID" w:bidi="id_ID"/>
+        </w:rPr>
+        <w:t>2Tes. 2:14</w:t>
+      </w:r>
+      <w:r>
+        <w:rPr>
+          <w:lang w:val="id_ID" w:bidi="id_ID"/>
+        </w:rPr>
+        <w:t xml:space="preserve">; </w:t>
+      </w:r>
+      <w:r>
+        <w:rPr>
+          <w:lang w:val="id_ID" w:bidi="id_ID"/>
+        </w:rPr>
+        <w:t>2Kor. 5:20</w:t>
+      </w:r>
       <w:r>
         <w:rPr>
           <w:lang w:val="id_ID" w:bidi="id_ID"/>
@@ -2359,36 +1999,24 @@
         </w:rPr>
         <w:t>Bukti bahwa orang-orang percaya di Tesalonika menerima firman Allah adalah mereka mengalami penganiayaan (</w:t>
       </w:r>
-      <w:hyperlink r:id="rId69">
-        <w:r>
-          <w:rPr>
-            <w:lang w:val="id_ID" w:bidi="id_ID"/>
-          </w:rPr>
-          <w:rPr>
-            <w:color w:val="0000EE"/>
-            <w:u w:val="single"/>
-          </w:rPr>
-          <w:t>1:6</w:t>
-        </w:r>
-      </w:hyperlink>
+      <w:r>
+        <w:rPr>
+          <w:lang w:val="id_ID" w:bidi="id_ID"/>
+        </w:rPr>
+        <w:t>1:6</w:t>
+      </w:r>
       <w:r>
         <w:rPr>
           <w:lang w:val="id_ID" w:bidi="id_ID"/>
         </w:rPr>
         <w:t>). Ini mengikuti pola para rasul, gereja-gereja di Yudea (</w:t>
       </w:r>
-      <w:hyperlink r:id="rId70">
-        <w:r>
-          <w:rPr>
-            <w:lang w:val="id_ID" w:bidi="id_ID"/>
-          </w:rPr>
-          <w:rPr>
-            <w:color w:val="0000EE"/>
-            <w:u w:val="single"/>
-          </w:rPr>
-          <w:t>Kisah. 8:1</w:t>
-        </w:r>
-      </w:hyperlink>
+      <w:r>
+        <w:rPr>
+          <w:lang w:val="id_ID" w:bidi="id_ID"/>
+        </w:rPr>
+        <w:t>Kisah. 8:1</w:t>
+      </w:r>
       <w:r>
         <w:rPr>
           <w:lang w:val="id_ID" w:bidi="id_ID"/>
@@ -2443,108 +2071,72 @@
         </w:rPr>
         <w:t>Paulus tidak anti Yahudi; karena cintanya kepada bangsanya sendiri, dia berdoa untuk keselamatan mereka (</w:t>
       </w:r>
-      <w:hyperlink r:id="rId71">
-        <w:r>
-          <w:rPr>
-            <w:lang w:val="id_ID" w:bidi="id_ID"/>
-          </w:rPr>
-          <w:rPr>
-            <w:color w:val="0000EE"/>
-            <w:u w:val="single"/>
-          </w:rPr>
-          <w:t>Rm. 9:1–5</w:t>
-        </w:r>
-      </w:hyperlink>
-      <w:r>
-        <w:rPr>
-          <w:lang w:val="id_ID" w:bidi="id_ID"/>
-        </w:rPr>
-        <w:t xml:space="preserve">; </w:t>
-      </w:r>
-      <w:hyperlink r:id="rId72">
-        <w:r>
-          <w:rPr>
-            <w:lang w:val="id_ID" w:bidi="id_ID"/>
-          </w:rPr>
-          <w:rPr>
-            <w:color w:val="0000EE"/>
-            <w:u w:val="single"/>
-          </w:rPr>
-          <w:t>10:1</w:t>
-        </w:r>
-      </w:hyperlink>
+      <w:r>
+        <w:rPr>
+          <w:lang w:val="id_ID" w:bidi="id_ID"/>
+        </w:rPr>
+        <w:t>Rm. 9:1–5</w:t>
+      </w:r>
+      <w:r>
+        <w:rPr>
+          <w:lang w:val="id_ID" w:bidi="id_ID"/>
+        </w:rPr>
+        <w:t xml:space="preserve">; </w:t>
+      </w:r>
+      <w:r>
+        <w:rPr>
+          <w:lang w:val="id_ID" w:bidi="id_ID"/>
+        </w:rPr>
+        <w:t>10:1</w:t>
+      </w:r>
       <w:r>
         <w:rPr>
           <w:lang w:val="id_ID" w:bidi="id_ID"/>
         </w:rPr>
         <w:t>). Namun, ia sadar akan peran beberapa orang Yahudi dalam kematian para utusan Allah, termasuk Yesus (</w:t>
       </w:r>
-      <w:hyperlink r:id="rId73">
-        <w:r>
-          <w:rPr>
-            <w:lang w:val="id_ID" w:bidi="id_ID"/>
-          </w:rPr>
-          <w:rPr>
-            <w:color w:val="0000EE"/>
-            <w:u w:val="single"/>
-          </w:rPr>
-          <w:t>1Raj. 19:10</w:t>
-        </w:r>
-      </w:hyperlink>
-      <w:r>
-        <w:rPr>
-          <w:lang w:val="id_ID" w:bidi="id_ID"/>
-        </w:rPr>
-        <w:t xml:space="preserve">; </w:t>
-      </w:r>
-      <w:hyperlink r:id="rId74">
-        <w:r>
-          <w:rPr>
-            <w:lang w:val="id_ID" w:bidi="id_ID"/>
-          </w:rPr>
-          <w:rPr>
-            <w:color w:val="0000EE"/>
-            <w:u w:val="single"/>
-          </w:rPr>
-          <w:t>Kisah. 7:52</w:t>
-        </w:r>
-      </w:hyperlink>
+      <w:r>
+        <w:rPr>
+          <w:lang w:val="id_ID" w:bidi="id_ID"/>
+        </w:rPr>
+        <w:t>1Raj. 19:10</w:t>
+      </w:r>
+      <w:r>
+        <w:rPr>
+          <w:lang w:val="id_ID" w:bidi="id_ID"/>
+        </w:rPr>
+        <w:t xml:space="preserve">; </w:t>
+      </w:r>
+      <w:r>
+        <w:rPr>
+          <w:lang w:val="id_ID" w:bidi="id_ID"/>
+        </w:rPr>
+        <w:t>Kisah. 7:52</w:t>
+      </w:r>
       <w:r>
         <w:rPr>
           <w:lang w:val="id_ID" w:bidi="id_ID"/>
         </w:rPr>
         <w:t>). Hingga kini mereka telah menganiaya para rasul utusan di Tesalonika (</w:t>
       </w:r>
-      <w:hyperlink r:id="rId75">
-        <w:r>
-          <w:rPr>
-            <w:lang w:val="id_ID" w:bidi="id_ID"/>
-          </w:rPr>
-          <w:rPr>
-            <w:color w:val="0000EE"/>
-            <w:u w:val="single"/>
-          </w:rPr>
-          <w:t>Kisah. 17:10</w:t>
-        </w:r>
-      </w:hyperlink>
-      <w:r>
-        <w:rPr>
-          <w:lang w:val="id_ID" w:bidi="id_ID"/>
-        </w:rPr>
-        <w:t xml:space="preserve">; </w:t>
-      </w:r>
-      <w:hyperlink r:id="rId76">
-        <w:r>
-          <w:rPr>
-            <w:lang w:val="id_ID" w:bidi="id_ID"/>
-          </w:rPr>
-          <w:rPr>
-            <w:color w:val="0000EE"/>
-            <w:u w:val="single"/>
-          </w:rPr>
-          <w:t>2Kor. 11:26</w:t>
-        </w:r>
-      </w:hyperlink>
+      <w:r>
+        <w:rPr>
+          <w:lang w:val="id_ID" w:bidi="id_ID"/>
+        </w:rPr>
+        <w:t>Kisah. 17:10</w:t>
+      </w:r>
+      <w:r>
+        <w:rPr>
+          <w:lang w:val="id_ID" w:bidi="id_ID"/>
+        </w:rPr>
+        <w:t xml:space="preserve">; </w:t>
+      </w:r>
+      <w:r>
+        <w:rPr>
+          <w:lang w:val="id_ID" w:bidi="id_ID"/>
+        </w:rPr>
+        <w:t>2Kor. 11:26</w:t>
+      </w:r>
       <w:r>
         <w:rPr>
           <w:lang w:val="id_ID" w:bidi="id_ID"/>
@@ -2599,126 +2191,84 @@
         </w:rPr>
         <w:t>Misi kepada orang-orang bukan Yahudi adalah salah satu isu terpenting bagi gereja mula-mula (</w:t>
       </w:r>
-      <w:hyperlink r:id="rId77">
-        <w:r>
-          <w:rPr>
-            <w:lang w:val="id_ID" w:bidi="id_ID"/>
-          </w:rPr>
-          <w:rPr>
-            <w:color w:val="0000EE"/>
-            <w:u w:val="single"/>
-          </w:rPr>
-          <w:t>Kisah. 11:18</w:t>
-        </w:r>
-      </w:hyperlink>
-      <w:r>
-        <w:rPr>
-          <w:lang w:val="id_ID" w:bidi="id_ID"/>
-        </w:rPr>
-        <w:t xml:space="preserve">; </w:t>
-      </w:r>
-      <w:hyperlink r:id="rId78">
-        <w:r>
-          <w:rPr>
-            <w:lang w:val="id_ID" w:bidi="id_ID"/>
-          </w:rPr>
-          <w:rPr>
-            <w:color w:val="0000EE"/>
-            <w:u w:val="single"/>
-          </w:rPr>
-          <w:t>13:46–49</w:t>
-        </w:r>
-      </w:hyperlink>
-      <w:r>
-        <w:rPr>
-          <w:lang w:val="id_ID" w:bidi="id_ID"/>
-        </w:rPr>
-        <w:t xml:space="preserve">; </w:t>
-      </w:r>
-      <w:hyperlink r:id="rId79">
-        <w:r>
-          <w:rPr>
-            <w:lang w:val="id_ID" w:bidi="id_ID"/>
-          </w:rPr>
-          <w:rPr>
-            <w:color w:val="0000EE"/>
-            <w:u w:val="single"/>
-          </w:rPr>
-          <w:t>28:28</w:t>
-        </w:r>
-      </w:hyperlink>
-      <w:r>
-        <w:rPr>
-          <w:lang w:val="id_ID" w:bidi="id_ID"/>
-        </w:rPr>
-        <w:t xml:space="preserve">; </w:t>
-      </w:r>
-      <w:hyperlink r:id="rId80">
-        <w:r>
-          <w:rPr>
-            <w:lang w:val="id_ID" w:bidi="id_ID"/>
-          </w:rPr>
-          <w:rPr>
-            <w:color w:val="0000EE"/>
-            <w:u w:val="single"/>
-          </w:rPr>
-          <w:t>Rm. 1:16</w:t>
-        </w:r>
-      </w:hyperlink>
+      <w:r>
+        <w:rPr>
+          <w:lang w:val="id_ID" w:bidi="id_ID"/>
+        </w:rPr>
+        <w:t>Kisah. 11:18</w:t>
+      </w:r>
+      <w:r>
+        <w:rPr>
+          <w:lang w:val="id_ID" w:bidi="id_ID"/>
+        </w:rPr>
+        <w:t xml:space="preserve">; </w:t>
+      </w:r>
+      <w:r>
+        <w:rPr>
+          <w:lang w:val="id_ID" w:bidi="id_ID"/>
+        </w:rPr>
+        <w:t>13:46–49</w:t>
+      </w:r>
+      <w:r>
+        <w:rPr>
+          <w:lang w:val="id_ID" w:bidi="id_ID"/>
+        </w:rPr>
+        <w:t xml:space="preserve">; </w:t>
+      </w:r>
+      <w:r>
+        <w:rPr>
+          <w:lang w:val="id_ID" w:bidi="id_ID"/>
+        </w:rPr>
+        <w:t>28:28</w:t>
+      </w:r>
+      <w:r>
+        <w:rPr>
+          <w:lang w:val="id_ID" w:bidi="id_ID"/>
+        </w:rPr>
+        <w:t xml:space="preserve">; </w:t>
+      </w:r>
+      <w:r>
+        <w:rPr>
+          <w:lang w:val="id_ID" w:bidi="id_ID"/>
+        </w:rPr>
+        <w:t>Rm. 1:16</w:t>
+      </w:r>
       <w:r>
         <w:rPr>
           <w:lang w:val="id_ID" w:bidi="id_ID"/>
         </w:rPr>
         <w:t>). • Penghakiman datang ketika dosa-dosa menumpuk hingga mencapai batas atau disebut "genap jumlahnya" (</w:t>
       </w:r>
-      <w:hyperlink r:id="rId81">
-        <w:r>
-          <w:rPr>
-            <w:lang w:val="id_ID" w:bidi="id_ID"/>
-          </w:rPr>
-          <w:rPr>
-            <w:color w:val="0000EE"/>
-            <w:u w:val="single"/>
-          </w:rPr>
-          <w:t>Kej. 15:16</w:t>
-        </w:r>
-      </w:hyperlink>
-      <w:r>
-        <w:rPr>
-          <w:lang w:val="id_ID" w:bidi="id_ID"/>
-        </w:rPr>
-        <w:t xml:space="preserve">; </w:t>
-      </w:r>
-      <w:hyperlink r:id="rId82">
-        <w:r>
-          <w:rPr>
-            <w:lang w:val="id_ID" w:bidi="id_ID"/>
-          </w:rPr>
-          <w:rPr>
-            <w:color w:val="0000EE"/>
-            <w:u w:val="single"/>
-          </w:rPr>
-          <w:t>Dan. 8:23</w:t>
-        </w:r>
-      </w:hyperlink>
+      <w:r>
+        <w:rPr>
+          <w:lang w:val="id_ID" w:bidi="id_ID"/>
+        </w:rPr>
+        <w:t>Kej. 15:16</w:t>
+      </w:r>
+      <w:r>
+        <w:rPr>
+          <w:lang w:val="id_ID" w:bidi="id_ID"/>
+        </w:rPr>
+        <w:t xml:space="preserve">; </w:t>
+      </w:r>
+      <w:r>
+        <w:rPr>
+          <w:lang w:val="id_ID" w:bidi="id_ID"/>
+        </w:rPr>
+        <w:t>Dan. 8:23</w:t>
+      </w:r>
       <w:r>
         <w:rPr>
           <w:lang w:val="id_ID" w:bidi="id_ID"/>
         </w:rPr>
         <w:t xml:space="preserve">; bandingkan </w:t>
       </w:r>
-      <w:hyperlink r:id="rId83">
-        <w:r>
-          <w:rPr>
-            <w:lang w:val="id_ID" w:bidi="id_ID"/>
-          </w:rPr>
-          <w:rPr>
-            <w:color w:val="0000EE"/>
-            <w:u w:val="single"/>
-          </w:rPr>
-          <w:t>Mat. 23:31–36</w:t>
-        </w:r>
-      </w:hyperlink>
+      <w:r>
+        <w:rPr>
+          <w:lang w:val="id_ID" w:bidi="id_ID"/>
+        </w:rPr>
+        <w:t>Mat. 23:31–36</w:t>
+      </w:r>
       <w:r>
         <w:rPr>
           <w:lang w:val="id_ID" w:bidi="id_ID"/>
@@ -2773,54 +2323,36 @@
         </w:rPr>
         <w:t xml:space="preserve">Terpisah: Paulus menggambarkan kepergiannya yang tidak terencana dari Tesalonika (lihat </w:t>
       </w:r>
-      <w:hyperlink r:id="rId75">
-        <w:r>
-          <w:rPr>
-            <w:lang w:val="id_ID" w:bidi="id_ID"/>
-          </w:rPr>
-          <w:rPr>
-            <w:color w:val="0000EE"/>
-            <w:u w:val="single"/>
-          </w:rPr>
-          <w:t>Kisah. 17:10</w:t>
-        </w:r>
-      </w:hyperlink>
+      <w:r>
+        <w:rPr>
+          <w:lang w:val="id_ID" w:bidi="id_ID"/>
+        </w:rPr>
+        <w:t>Kisah. 17:10</w:t>
+      </w:r>
       <w:r>
         <w:rPr>
           <w:lang w:val="id_ID" w:bidi="id_ID"/>
         </w:rPr>
         <w:t xml:space="preserve">) sebagai tindakan yang merampas orang-orang percaya baru ini dari orang tua rohani mereka. Namun, ketidakhadiran ini bukanlah bentuk pengabaian. Seperti yang dibuktikan oleh upaya Paulus untuk kembali ke gereja Tesalonika, perpisahan itu tidak disengaja (bdk. </w:t>
       </w:r>
-      <w:hyperlink r:id="rId84">
-        <w:r>
-          <w:rPr>
-            <w:lang w:val="id_ID" w:bidi="id_ID"/>
-          </w:rPr>
-          <w:rPr>
-            <w:color w:val="0000EE"/>
-            <w:u w:val="single"/>
-          </w:rPr>
-          <w:t>Flp. 1:7</w:t>
-        </w:r>
-      </w:hyperlink>
-      <w:r>
-        <w:rPr>
-          <w:lang w:val="id_ID" w:bidi="id_ID"/>
-        </w:rPr>
-        <w:t xml:space="preserve">; </w:t>
-      </w:r>
-      <w:hyperlink r:id="rId85">
-        <w:r>
-          <w:rPr>
-            <w:lang w:val="id_ID" w:bidi="id_ID"/>
-          </w:rPr>
-          <w:rPr>
-            <w:color w:val="0000EE"/>
-            <w:u w:val="single"/>
-          </w:rPr>
-          <w:t>Kol. 2:5</w:t>
-        </w:r>
-      </w:hyperlink>
+      <w:r>
+        <w:rPr>
+          <w:lang w:val="id_ID" w:bidi="id_ID"/>
+        </w:rPr>
+        <w:t>Flp. 1:7</w:t>
+      </w:r>
+      <w:r>
+        <w:rPr>
+          <w:lang w:val="id_ID" w:bidi="id_ID"/>
+        </w:rPr>
+        <w:t xml:space="preserve">; </w:t>
+      </w:r>
+      <w:r>
+        <w:rPr>
+          <w:lang w:val="id_ID" w:bidi="id_ID"/>
+        </w:rPr>
+        <w:t>Kol. 2:5</w:t>
+      </w:r>
       <w:r>
         <w:rPr>
           <w:lang w:val="id_ID" w:bidi="id_ID"/>
@@ -2875,108 +2407,72 @@
         </w:rPr>
         <w:t xml:space="preserve">Lebih dari sekali: Paulus berusaha kembali ke gereja Tesalonika berulang kali. Meskipun ada perlawanan atau hambatan dari Iblis (lihat </w:t>
       </w:r>
-      <w:hyperlink r:id="rId86">
-        <w:r>
-          <w:rPr>
-            <w:lang w:val="id_ID" w:bidi="id_ID"/>
-          </w:rPr>
-          <w:rPr>
-            <w:color w:val="0000EE"/>
-            <w:u w:val="single"/>
-          </w:rPr>
-          <w:t>Rm. 16:20</w:t>
-        </w:r>
-      </w:hyperlink>
-      <w:r>
-        <w:rPr>
-          <w:lang w:val="id_ID" w:bidi="id_ID"/>
-        </w:rPr>
-        <w:t xml:space="preserve">; </w:t>
-      </w:r>
-      <w:hyperlink r:id="rId87">
-        <w:r>
-          <w:rPr>
-            <w:lang w:val="id_ID" w:bidi="id_ID"/>
-          </w:rPr>
-          <w:rPr>
-            <w:color w:val="0000EE"/>
-            <w:u w:val="single"/>
-          </w:rPr>
-          <w:t>2Kor. 2:11</w:t>
-        </w:r>
-      </w:hyperlink>
-      <w:r>
-        <w:rPr>
-          <w:lang w:val="id_ID" w:bidi="id_ID"/>
-        </w:rPr>
-        <w:t xml:space="preserve">; </w:t>
-      </w:r>
-      <w:hyperlink r:id="rId88">
-        <w:r>
-          <w:rPr>
-            <w:lang w:val="id_ID" w:bidi="id_ID"/>
-          </w:rPr>
-          <w:rPr>
-            <w:color w:val="0000EE"/>
-            <w:u w:val="single"/>
-          </w:rPr>
-          <w:t>Ef. 6:10–12</w:t>
-        </w:r>
-      </w:hyperlink>
+      <w:r>
+        <w:rPr>
+          <w:lang w:val="id_ID" w:bidi="id_ID"/>
+        </w:rPr>
+        <w:t>Rm. 16:20</w:t>
+      </w:r>
+      <w:r>
+        <w:rPr>
+          <w:lang w:val="id_ID" w:bidi="id_ID"/>
+        </w:rPr>
+        <w:t xml:space="preserve">; </w:t>
+      </w:r>
+      <w:r>
+        <w:rPr>
+          <w:lang w:val="id_ID" w:bidi="id_ID"/>
+        </w:rPr>
+        <w:t>2Kor. 2:11</w:t>
+      </w:r>
+      <w:r>
+        <w:rPr>
+          <w:lang w:val="id_ID" w:bidi="id_ID"/>
+        </w:rPr>
+        <w:t xml:space="preserve">; </w:t>
+      </w:r>
+      <w:r>
+        <w:rPr>
+          <w:lang w:val="id_ID" w:bidi="id_ID"/>
+        </w:rPr>
+        <w:t>Ef. 6:10–12</w:t>
+      </w:r>
       <w:r>
         <w:rPr>
           <w:lang w:val="id_ID" w:bidi="id_ID"/>
         </w:rPr>
         <w:t>), baik Timotius (</w:t>
       </w:r>
-      <w:hyperlink r:id="rId89">
-        <w:r>
-          <w:rPr>
-            <w:lang w:val="id_ID" w:bidi="id_ID"/>
-          </w:rPr>
-          <w:rPr>
-            <w:color w:val="0000EE"/>
-            <w:u w:val="single"/>
-          </w:rPr>
-          <w:t>1Tes. 3:2</w:t>
-        </w:r>
-      </w:hyperlink>
+      <w:r>
+        <w:rPr>
+          <w:lang w:val="id_ID" w:bidi="id_ID"/>
+        </w:rPr>
+        <w:t>1Tes. 3:2</w:t>
+      </w:r>
       <w:r>
         <w:rPr>
           <w:lang w:val="id_ID" w:bidi="id_ID"/>
         </w:rPr>
         <w:t xml:space="preserve">, </w:t>
       </w:r>
-      <w:hyperlink r:id="rId90">
-        <w:r>
-          <w:rPr>
-            <w:lang w:val="id_ID" w:bidi="id_ID"/>
-          </w:rPr>
-          <w:rPr>
-            <w:color w:val="0000EE"/>
-            <w:u w:val="single"/>
-          </w:rPr>
-          <w:t>5</w:t>
-        </w:r>
-      </w:hyperlink>
+      <w:r>
+        <w:rPr>
+          <w:lang w:val="id_ID" w:bidi="id_ID"/>
+        </w:rPr>
+        <w:t>5</w:t>
+      </w:r>
       <w:r>
         <w:rPr>
           <w:lang w:val="id_ID" w:bidi="id_ID"/>
         </w:rPr>
         <w:t>) maupun Paulus (</w:t>
       </w:r>
-      <w:hyperlink r:id="rId91">
-        <w:r>
-          <w:rPr>
-            <w:lang w:val="id_ID" w:bidi="id_ID"/>
-          </w:rPr>
-          <w:rPr>
-            <w:color w:val="0000EE"/>
-            <w:u w:val="single"/>
-          </w:rPr>
-          <w:t>Kisah. 20:1–3</w:t>
-        </w:r>
-      </w:hyperlink>
+      <w:r>
+        <w:rPr>
+          <w:lang w:val="id_ID" w:bidi="id_ID"/>
+        </w:rPr>
+        <w:t>Kisah. 20:1–3</w:t>
+      </w:r>
       <w:r>
         <w:rPr>
           <w:lang w:val="id_ID" w:bidi="id_ID"/>
@@ -3079,18 +2575,12 @@
         </w:rPr>
         <w:t xml:space="preserve">Paulus menganggap orang-orang percaya di Tesalonika — bukan pencapaiannya sendiri — sebagai sumber kebanggaan, kemasyhuran, dan sukacitanya (1Tes. </w:t>
       </w:r>
-      <w:hyperlink r:id="rId15">
-        <w:r>
-          <w:rPr>
-            <w:lang w:val="id_ID" w:bidi="id_ID"/>
-          </w:rPr>
-          <w:rPr>
-            <w:color w:val="0000EE"/>
-            <w:u w:val="single"/>
-          </w:rPr>
-          <w:t>3:9</w:t>
-        </w:r>
-      </w:hyperlink>
+      <w:r>
+        <w:rPr>
+          <w:lang w:val="id_ID" w:bidi="id_ID"/>
+        </w:rPr>
+        <w:t>3:9</w:t>
+      </w:r>
       <w:r>
         <w:rPr>
           <w:lang w:val="id_ID" w:bidi="id_ID"/>
@@ -3145,72 +2635,48 @@
         </w:rPr>
         <w:t>Setelah berkhotbah di Berea, Paulus berangkat dari Makedonia dan berlayar ke Atena, menginstruksikan Silas dan Timotius untuk segera bergabung dengannya (</w:t>
       </w:r>
-      <w:hyperlink r:id="rId92">
-        <w:r>
-          <w:rPr>
-            <w:lang w:val="id_ID" w:bidi="id_ID"/>
-          </w:rPr>
-          <w:rPr>
-            <w:color w:val="0000EE"/>
-            <w:u w:val="single"/>
-          </w:rPr>
-          <w:t>Kisah. 17:13–15</w:t>
-        </w:r>
-      </w:hyperlink>
+      <w:r>
+        <w:rPr>
+          <w:lang w:val="id_ID" w:bidi="id_ID"/>
+        </w:rPr>
+        <w:t>Kisah. 17:13–15</w:t>
+      </w:r>
       <w:r>
         <w:rPr>
           <w:lang w:val="id_ID" w:bidi="id_ID"/>
         </w:rPr>
         <w:t>). Timotius kembali ke Tesalonika (</w:t>
       </w:r>
-      <w:hyperlink r:id="rId89">
-        <w:r>
-          <w:rPr>
-            <w:lang w:val="id_ID" w:bidi="id_ID"/>
-          </w:rPr>
-          <w:rPr>
-            <w:color w:val="0000EE"/>
-            <w:u w:val="single"/>
-          </w:rPr>
-          <w:t>1Tes. 3:2</w:t>
-        </w:r>
-      </w:hyperlink>
+      <w:r>
+        <w:rPr>
+          <w:lang w:val="id_ID" w:bidi="id_ID"/>
+        </w:rPr>
+        <w:t>1Tes. 3:2</w:t>
+      </w:r>
       <w:r>
         <w:rPr>
           <w:lang w:val="id_ID" w:bidi="id_ID"/>
         </w:rPr>
         <w:t xml:space="preserve">), karena kekhawatiran Paulus terhadap jemaat di Tesalonika semakin meningkat (1Tes. </w:t>
       </w:r>
-      <w:hyperlink r:id="rId93">
-        <w:r>
-          <w:rPr>
-            <w:lang w:val="id_ID" w:bidi="id_ID"/>
-          </w:rPr>
-          <w:rPr>
-            <w:color w:val="0000EE"/>
-            <w:u w:val="single"/>
-          </w:rPr>
-          <w:t>3:1</w:t>
-        </w:r>
-      </w:hyperlink>
+      <w:r>
+        <w:rPr>
+          <w:lang w:val="id_ID" w:bidi="id_ID"/>
+        </w:rPr>
+        <w:t>3:1</w:t>
+      </w:r>
       <w:r>
         <w:rPr>
           <w:lang w:val="id_ID" w:bidi="id_ID"/>
         </w:rPr>
         <w:t xml:space="preserve">, </w:t>
       </w:r>
-      <w:hyperlink r:id="rId90">
-        <w:r>
-          <w:rPr>
-            <w:lang w:val="id_ID" w:bidi="id_ID"/>
-          </w:rPr>
-          <w:rPr>
-            <w:color w:val="0000EE"/>
-            <w:u w:val="single"/>
-          </w:rPr>
-          <w:t>5</w:t>
-        </w:r>
-      </w:hyperlink>
+      <w:r>
+        <w:rPr>
+          <w:lang w:val="id_ID" w:bidi="id_ID"/>
+        </w:rPr>
+        <w:t>5</w:t>
+      </w:r>
       <w:r>
         <w:rPr>
           <w:lang w:val="id_ID" w:bidi="id_ID"/>
@@ -3271,126 +2737,84 @@
         </w:rPr>
         <w:t>: Menderita demi iman sering kali menjadi bagian dari kehidupan seorang Kristen (</w:t>
       </w:r>
-      <w:hyperlink r:id="rId69">
-        <w:r>
-          <w:rPr>
-            <w:lang w:val="id_ID" w:bidi="id_ID"/>
-          </w:rPr>
-          <w:rPr>
-            <w:color w:val="0000EE"/>
-            <w:u w:val="single"/>
-          </w:rPr>
-          <w:t>1:6</w:t>
-        </w:r>
-      </w:hyperlink>
-      <w:r>
-        <w:rPr>
-          <w:lang w:val="id_ID" w:bidi="id_ID"/>
-        </w:rPr>
-        <w:t xml:space="preserve">; </w:t>
-      </w:r>
-      <w:hyperlink r:id="rId27">
-        <w:r>
-          <w:rPr>
-            <w:lang w:val="id_ID" w:bidi="id_ID"/>
-          </w:rPr>
-          <w:rPr>
-            <w:color w:val="0000EE"/>
-            <w:u w:val="single"/>
-          </w:rPr>
-          <w:t>2:14</w:t>
-        </w:r>
-      </w:hyperlink>
-      <w:r>
-        <w:rPr>
-          <w:lang w:val="id_ID" w:bidi="id_ID"/>
-        </w:rPr>
-        <w:t xml:space="preserve">; </w:t>
-      </w:r>
-      <w:hyperlink r:id="rId94">
-        <w:r>
-          <w:rPr>
-            <w:lang w:val="id_ID" w:bidi="id_ID"/>
-          </w:rPr>
-          <w:rPr>
-            <w:color w:val="0000EE"/>
-            <w:u w:val="single"/>
-          </w:rPr>
-          <w:t>Flp. 1:29</w:t>
-        </w:r>
-      </w:hyperlink>
-      <w:r>
-        <w:rPr>
-          <w:lang w:val="id_ID" w:bidi="id_ID"/>
-        </w:rPr>
-        <w:t xml:space="preserve">; </w:t>
-      </w:r>
-      <w:hyperlink r:id="rId95">
-        <w:r>
-          <w:rPr>
-            <w:lang w:val="id_ID" w:bidi="id_ID"/>
-          </w:rPr>
-          <w:rPr>
-            <w:color w:val="0000EE"/>
-            <w:u w:val="single"/>
-          </w:rPr>
-          <w:t>1Ptr. 1:6</w:t>
-        </w:r>
-      </w:hyperlink>
-      <w:r>
-        <w:rPr>
-          <w:lang w:val="id_ID" w:bidi="id_ID"/>
-        </w:rPr>
-        <w:t xml:space="preserve">; </w:t>
-      </w:r>
-      <w:hyperlink r:id="rId96">
-        <w:r>
-          <w:rPr>
-            <w:lang w:val="id_ID" w:bidi="id_ID"/>
-          </w:rPr>
-          <w:rPr>
-            <w:color w:val="0000EE"/>
-            <w:u w:val="single"/>
-          </w:rPr>
-          <w:t>2:21</w:t>
-        </w:r>
-      </w:hyperlink>
-      <w:r>
-        <w:rPr>
-          <w:lang w:val="id_ID" w:bidi="id_ID"/>
-        </w:rPr>
-        <w:t xml:space="preserve">; </w:t>
-      </w:r>
-      <w:hyperlink r:id="rId97">
-        <w:r>
-          <w:rPr>
-            <w:lang w:val="id_ID" w:bidi="id_ID"/>
-          </w:rPr>
-          <w:rPr>
-            <w:color w:val="0000EE"/>
-            <w:u w:val="single"/>
-          </w:rPr>
-          <w:t>3:17</w:t>
-        </w:r>
-      </w:hyperlink>
-      <w:r>
-        <w:rPr>
-          <w:lang w:val="id_ID" w:bidi="id_ID"/>
-        </w:rPr>
-        <w:t xml:space="preserve">; </w:t>
-      </w:r>
-      <w:hyperlink r:id="rId98">
-        <w:r>
-          <w:rPr>
-            <w:lang w:val="id_ID" w:bidi="id_ID"/>
-          </w:rPr>
-          <w:rPr>
-            <w:color w:val="0000EE"/>
-            <w:u w:val="single"/>
-          </w:rPr>
-          <w:t>4:19</w:t>
-        </w:r>
-      </w:hyperlink>
+      <w:r>
+        <w:rPr>
+          <w:lang w:val="id_ID" w:bidi="id_ID"/>
+        </w:rPr>
+        <w:t>1:6</w:t>
+      </w:r>
+      <w:r>
+        <w:rPr>
+          <w:lang w:val="id_ID" w:bidi="id_ID"/>
+        </w:rPr>
+        <w:t xml:space="preserve">; </w:t>
+      </w:r>
+      <w:r>
+        <w:rPr>
+          <w:lang w:val="id_ID" w:bidi="id_ID"/>
+        </w:rPr>
+        <w:t>2:14</w:t>
+      </w:r>
+      <w:r>
+        <w:rPr>
+          <w:lang w:val="id_ID" w:bidi="id_ID"/>
+        </w:rPr>
+        <w:t xml:space="preserve">; </w:t>
+      </w:r>
+      <w:r>
+        <w:rPr>
+          <w:lang w:val="id_ID" w:bidi="id_ID"/>
+        </w:rPr>
+        <w:t>Flp. 1:29</w:t>
+      </w:r>
+      <w:r>
+        <w:rPr>
+          <w:lang w:val="id_ID" w:bidi="id_ID"/>
+        </w:rPr>
+        <w:t xml:space="preserve">; </w:t>
+      </w:r>
+      <w:r>
+        <w:rPr>
+          <w:lang w:val="id_ID" w:bidi="id_ID"/>
+        </w:rPr>
+        <w:t>1Ptr. 1:6</w:t>
+      </w:r>
+      <w:r>
+        <w:rPr>
+          <w:lang w:val="id_ID" w:bidi="id_ID"/>
+        </w:rPr>
+        <w:t xml:space="preserve">; </w:t>
+      </w:r>
+      <w:r>
+        <w:rPr>
+          <w:lang w:val="id_ID" w:bidi="id_ID"/>
+        </w:rPr>
+        <w:t>2:21</w:t>
+      </w:r>
+      <w:r>
+        <w:rPr>
+          <w:lang w:val="id_ID" w:bidi="id_ID"/>
+        </w:rPr>
+        <w:t xml:space="preserve">; </w:t>
+      </w:r>
+      <w:r>
+        <w:rPr>
+          <w:lang w:val="id_ID" w:bidi="id_ID"/>
+        </w:rPr>
+        <w:t>3:17</w:t>
+      </w:r>
+      <w:r>
+        <w:rPr>
+          <w:lang w:val="id_ID" w:bidi="id_ID"/>
+        </w:rPr>
+        <w:t xml:space="preserve">; </w:t>
+      </w:r>
+      <w:r>
+        <w:rPr>
+          <w:lang w:val="id_ID" w:bidi="id_ID"/>
+        </w:rPr>
+        <w:t>4:19</w:t>
+      </w:r>
       <w:r>
         <w:rPr>
           <w:lang w:val="id_ID" w:bidi="id_ID"/>
@@ -3445,126 +2869,84 @@
         </w:rPr>
         <w:t>Paulus khawatir bahwa Iblis, si penggoda (</w:t>
       </w:r>
-      <w:hyperlink r:id="rId99">
-        <w:r>
-          <w:rPr>
-            <w:lang w:val="id_ID" w:bidi="id_ID"/>
-          </w:rPr>
-          <w:rPr>
-            <w:color w:val="0000EE"/>
-            <w:u w:val="single"/>
-          </w:rPr>
-          <w:t>Mrk. 1:13</w:t>
-        </w:r>
-      </w:hyperlink>
-      <w:r>
-        <w:rPr>
-          <w:lang w:val="id_ID" w:bidi="id_ID"/>
-        </w:rPr>
-        <w:t xml:space="preserve">; </w:t>
-      </w:r>
-      <w:hyperlink r:id="rId100">
-        <w:r>
-          <w:rPr>
-            <w:lang w:val="id_ID" w:bidi="id_ID"/>
-          </w:rPr>
-          <w:rPr>
-            <w:color w:val="0000EE"/>
-            <w:u w:val="single"/>
-          </w:rPr>
-          <w:t>1Kor. 7:5</w:t>
-        </w:r>
-      </w:hyperlink>
+      <w:r>
+        <w:rPr>
+          <w:lang w:val="id_ID" w:bidi="id_ID"/>
+        </w:rPr>
+        <w:t>Mrk. 1:13</w:t>
+      </w:r>
+      <w:r>
+        <w:rPr>
+          <w:lang w:val="id_ID" w:bidi="id_ID"/>
+        </w:rPr>
+        <w:t xml:space="preserve">; </w:t>
+      </w:r>
+      <w:r>
+        <w:rPr>
+          <w:lang w:val="id_ID" w:bidi="id_ID"/>
+        </w:rPr>
+        <w:t>1Kor. 7:5</w:t>
+      </w:r>
       <w:r>
         <w:rPr>
           <w:lang w:val="id_ID" w:bidi="id_ID"/>
         </w:rPr>
         <w:t>), telah merusak iman jemaat di Tesalonika (</w:t>
       </w:r>
-      <w:hyperlink r:id="rId89">
-        <w:r>
-          <w:rPr>
-            <w:lang w:val="id_ID" w:bidi="id_ID"/>
-          </w:rPr>
-          <w:rPr>
-            <w:color w:val="0000EE"/>
-            <w:u w:val="single"/>
-          </w:rPr>
-          <w:t>1Tes. 3:2</w:t>
-        </w:r>
-      </w:hyperlink>
+      <w:r>
+        <w:rPr>
+          <w:lang w:val="id_ID" w:bidi="id_ID"/>
+        </w:rPr>
+        <w:t>1Tes. 3:2</w:t>
+      </w:r>
       <w:r>
         <w:rPr>
           <w:lang w:val="id_ID" w:bidi="id_ID"/>
         </w:rPr>
         <w:t xml:space="preserve">, </w:t>
       </w:r>
-      <w:hyperlink r:id="rId21">
-        <w:r>
-          <w:rPr>
-            <w:lang w:val="id_ID" w:bidi="id_ID"/>
-          </w:rPr>
-          <w:rPr>
-            <w:color w:val="0000EE"/>
-            <w:u w:val="single"/>
-          </w:rPr>
-          <w:t>6</w:t>
-        </w:r>
-      </w:hyperlink>
+      <w:r>
+        <w:rPr>
+          <w:lang w:val="id_ID" w:bidi="id_ID"/>
+        </w:rPr>
+        <w:t>6</w:t>
+      </w:r>
       <w:r>
         <w:rPr>
           <w:lang w:val="id_ID" w:bidi="id_ID"/>
         </w:rPr>
         <w:t xml:space="preserve">, </w:t>
       </w:r>
-      <w:hyperlink r:id="rId101">
-        <w:r>
-          <w:rPr>
-            <w:lang w:val="id_ID" w:bidi="id_ID"/>
-          </w:rPr>
-          <w:rPr>
-            <w:color w:val="0000EE"/>
-            <w:u w:val="single"/>
-          </w:rPr>
-          <w:t>8</w:t>
-        </w:r>
-      </w:hyperlink>
+      <w:r>
+        <w:rPr>
+          <w:lang w:val="id_ID" w:bidi="id_ID"/>
+        </w:rPr>
+        <w:t>8</w:t>
+      </w:r>
       <w:r>
         <w:rPr>
           <w:lang w:val="id_ID" w:bidi="id_ID"/>
         </w:rPr>
         <w:t>) dan membuat pekerjaannya di antara mereka menjadi sia-sia (</w:t>
       </w:r>
-      <w:hyperlink r:id="rId102">
-        <w:r>
-          <w:rPr>
-            <w:lang w:val="id_ID" w:bidi="id_ID"/>
-          </w:rPr>
-          <w:rPr>
-            <w:color w:val="0000EE"/>
-            <w:u w:val="single"/>
-          </w:rPr>
-          <w:t>Gal. 2:2</w:t>
-        </w:r>
-      </w:hyperlink>
-      <w:r>
-        <w:rPr>
-          <w:lang w:val="id_ID" w:bidi="id_ID"/>
-        </w:rPr>
-        <w:t xml:space="preserve">; </w:t>
-      </w:r>
-      <w:hyperlink r:id="rId103">
-        <w:r>
-          <w:rPr>
-            <w:lang w:val="id_ID" w:bidi="id_ID"/>
-          </w:rPr>
-          <w:rPr>
-            <w:color w:val="0000EE"/>
-            <w:u w:val="single"/>
-          </w:rPr>
-          <w:t>Flp. 2:16</w:t>
-        </w:r>
-      </w:hyperlink>
+      <w:r>
+        <w:rPr>
+          <w:lang w:val="id_ID" w:bidi="id_ID"/>
+        </w:rPr>
+        <w:t>Gal. 2:2</w:t>
+      </w:r>
+      <w:r>
+        <w:rPr>
+          <w:lang w:val="id_ID" w:bidi="id_ID"/>
+        </w:rPr>
+        <w:t xml:space="preserve">; </w:t>
+      </w:r>
+      <w:r>
+        <w:rPr>
+          <w:lang w:val="id_ID" w:bidi="id_ID"/>
+        </w:rPr>
+        <w:t>Flp. 2:16</w:t>
+      </w:r>
       <w:r>
         <w:rPr>
           <w:lang w:val="id_ID" w:bidi="id_ID"/>
@@ -3619,54 +3001,36 @@
         </w:rPr>
         <w:t>Paulus menulis Surat 1 Tesalonika dari Korintus segera setelah Timotius kembali dari Tesalonika (</w:t>
       </w:r>
-      <w:hyperlink r:id="rId89">
-        <w:r>
-          <w:rPr>
-            <w:lang w:val="id_ID" w:bidi="id_ID"/>
-          </w:rPr>
-          <w:rPr>
-            <w:color w:val="0000EE"/>
-            <w:u w:val="single"/>
-          </w:rPr>
-          <w:t>3:2</w:t>
-        </w:r>
-      </w:hyperlink>
+      <w:r>
+        <w:rPr>
+          <w:lang w:val="id_ID" w:bidi="id_ID"/>
+        </w:rPr>
+        <w:t>3:2</w:t>
+      </w:r>
       <w:r>
         <w:rPr>
           <w:lang w:val="id_ID" w:bidi="id_ID"/>
         </w:rPr>
         <w:t xml:space="preserve">, </w:t>
       </w:r>
-      <w:hyperlink r:id="rId90">
-        <w:r>
-          <w:rPr>
-            <w:lang w:val="id_ID" w:bidi="id_ID"/>
-          </w:rPr>
-          <w:rPr>
-            <w:color w:val="0000EE"/>
-            <w:u w:val="single"/>
-          </w:rPr>
-          <w:t>5</w:t>
-        </w:r>
-      </w:hyperlink>
-      <w:r>
-        <w:rPr>
-          <w:lang w:val="id_ID" w:bidi="id_ID"/>
-        </w:rPr>
-        <w:t xml:space="preserve">; </w:t>
-      </w:r>
-      <w:hyperlink r:id="rId104">
-        <w:r>
-          <w:rPr>
-            <w:lang w:val="id_ID" w:bidi="id_ID"/>
-          </w:rPr>
-          <w:rPr>
-            <w:color w:val="0000EE"/>
-            <w:u w:val="single"/>
-          </w:rPr>
-          <w:t>Kisah. 18:5</w:t>
-        </w:r>
-      </w:hyperlink>
+      <w:r>
+        <w:rPr>
+          <w:lang w:val="id_ID" w:bidi="id_ID"/>
+        </w:rPr>
+        <w:t>5</w:t>
+      </w:r>
+      <w:r>
+        <w:rPr>
+          <w:lang w:val="id_ID" w:bidi="id_ID"/>
+        </w:rPr>
+        <w:t xml:space="preserve">; </w:t>
+      </w:r>
+      <w:r>
+        <w:rPr>
+          <w:lang w:val="id_ID" w:bidi="id_ID"/>
+        </w:rPr>
+        <w:t>Kisah. 18:5</w:t>
+      </w:r>
       <w:r>
         <w:rPr>
           <w:lang w:val="id_ID" w:bidi="id_ID"/>
@@ -3686,54 +3050,36 @@
         </w:rPr>
         <w:t xml:space="preserve"> keteguhan (</w:t>
       </w:r>
-      <w:hyperlink r:id="rId101">
-        <w:r>
-          <w:rPr>
-            <w:lang w:val="id_ID" w:bidi="id_ID"/>
-          </w:rPr>
-          <w:rPr>
-            <w:color w:val="0000EE"/>
-            <w:u w:val="single"/>
-          </w:rPr>
-          <w:t>1Tes. 3:8</w:t>
-        </w:r>
-      </w:hyperlink>
+      <w:r>
+        <w:rPr>
+          <w:lang w:val="id_ID" w:bidi="id_ID"/>
+        </w:rPr>
+        <w:t>1Tes. 3:8</w:t>
+      </w:r>
       <w:r>
         <w:rPr>
           <w:lang w:val="id_ID" w:bidi="id_ID"/>
         </w:rPr>
         <w:t xml:space="preserve">), dan harapan (lihat juga </w:t>
       </w:r>
-      <w:hyperlink r:id="rId22">
-        <w:r>
-          <w:rPr>
-            <w:lang w:val="id_ID" w:bidi="id_ID"/>
-          </w:rPr>
-          <w:rPr>
-            <w:color w:val="0000EE"/>
-            <w:u w:val="single"/>
-          </w:rPr>
-          <w:t>5:8</w:t>
-        </w:r>
-      </w:hyperlink>
-      <w:r>
-        <w:rPr>
-          <w:lang w:val="id_ID" w:bidi="id_ID"/>
-        </w:rPr>
-        <w:t xml:space="preserve">; </w:t>
-      </w:r>
-      <w:hyperlink r:id="rId23">
-        <w:r>
-          <w:rPr>
-            <w:lang w:val="id_ID" w:bidi="id_ID"/>
-          </w:rPr>
-          <w:rPr>
-            <w:color w:val="0000EE"/>
-            <w:u w:val="single"/>
-          </w:rPr>
-          <w:t>2Tes. 1:3–4</w:t>
-        </w:r>
-      </w:hyperlink>
+      <w:r>
+        <w:rPr>
+          <w:lang w:val="id_ID" w:bidi="id_ID"/>
+        </w:rPr>
+        <w:t>5:8</w:t>
+      </w:r>
+      <w:r>
+        <w:rPr>
+          <w:lang w:val="id_ID" w:bidi="id_ID"/>
+        </w:rPr>
+        <w:t xml:space="preserve">; </w:t>
+      </w:r>
+      <w:r>
+        <w:rPr>
+          <w:lang w:val="id_ID" w:bidi="id_ID"/>
+        </w:rPr>
+        <w:t>2Tes. 1:3–4</w:t>
+      </w:r>
       <w:r>
         <w:rPr>
           <w:lang w:val="id_ID" w:bidi="id_ID"/>
@@ -3788,90 +3134,60 @@
         </w:rPr>
         <w:t xml:space="preserve">Paulus merasa tertekan oleh situasinya saat ini (1Tes. </w:t>
       </w:r>
-      <w:hyperlink r:id="rId105">
-        <w:r>
-          <w:rPr>
-            <w:lang w:val="id_ID" w:bidi="id_ID"/>
-          </w:rPr>
-          <w:rPr>
-            <w:color w:val="0000EE"/>
-            <w:u w:val="single"/>
-          </w:rPr>
-          <w:t>3:7</w:t>
-        </w:r>
-      </w:hyperlink>
+      <w:r>
+        <w:rPr>
+          <w:lang w:val="id_ID" w:bidi="id_ID"/>
+        </w:rPr>
+        <w:t>3:7</w:t>
+      </w:r>
       <w:r>
         <w:rPr>
           <w:lang w:val="id_ID" w:bidi="id_ID"/>
         </w:rPr>
         <w:t>) dan sangat khawatir terhadap gereja (</w:t>
       </w:r>
-      <w:hyperlink r:id="rId93">
-        <w:r>
-          <w:rPr>
-            <w:lang w:val="id_ID" w:bidi="id_ID"/>
-          </w:rPr>
-          <w:rPr>
-            <w:color w:val="0000EE"/>
-            <w:u w:val="single"/>
-          </w:rPr>
-          <w:t>3:1</w:t>
-        </w:r>
-      </w:hyperlink>
+      <w:r>
+        <w:rPr>
+          <w:lang w:val="id_ID" w:bidi="id_ID"/>
+        </w:rPr>
+        <w:t>3:1</w:t>
+      </w:r>
       <w:r>
         <w:rPr>
           <w:lang w:val="id_ID" w:bidi="id_ID"/>
         </w:rPr>
         <w:t xml:space="preserve">, </w:t>
       </w:r>
-      <w:hyperlink r:id="rId90">
-        <w:r>
-          <w:rPr>
-            <w:lang w:val="id_ID" w:bidi="id_ID"/>
-          </w:rPr>
-          <w:rPr>
-            <w:color w:val="0000EE"/>
-            <w:u w:val="single"/>
-          </w:rPr>
-          <w:t>5</w:t>
-        </w:r>
-      </w:hyperlink>
+      <w:r>
+        <w:rPr>
+          <w:lang w:val="id_ID" w:bidi="id_ID"/>
+        </w:rPr>
+        <w:t>5</w:t>
+      </w:r>
       <w:r>
         <w:rPr>
           <w:lang w:val="id_ID" w:bidi="id_ID"/>
         </w:rPr>
         <w:t>). Ia merasa lega ketika mengetahui bahwa jemaat Tesalonika tetap kuat dan teguh dalam Tuhan meskipun mereka juga mengalami penderitaan (</w:t>
       </w:r>
-      <w:hyperlink r:id="rId27">
-        <w:r>
-          <w:rPr>
-            <w:lang w:val="id_ID" w:bidi="id_ID"/>
-          </w:rPr>
-          <w:rPr>
-            <w:color w:val="0000EE"/>
-            <w:u w:val="single"/>
-          </w:rPr>
-          <w:t>2:14</w:t>
-        </w:r>
-      </w:hyperlink>
-      <w:r>
-        <w:rPr>
-          <w:lang w:val="id_ID" w:bidi="id_ID"/>
-        </w:rPr>
-        <w:t xml:space="preserve">; </w:t>
-      </w:r>
-      <w:hyperlink r:id="rId28">
-        <w:r>
-          <w:rPr>
-            <w:lang w:val="id_ID" w:bidi="id_ID"/>
-          </w:rPr>
-          <w:rPr>
-            <w:color w:val="0000EE"/>
-            <w:u w:val="single"/>
-          </w:rPr>
-          <w:t>3:3–4</w:t>
-        </w:r>
-      </w:hyperlink>
+      <w:r>
+        <w:rPr>
+          <w:lang w:val="id_ID" w:bidi="id_ID"/>
+        </w:rPr>
+        <w:t>2:14</w:t>
+      </w:r>
+      <w:r>
+        <w:rPr>
+          <w:lang w:val="id_ID" w:bidi="id_ID"/>
+        </w:rPr>
+        <w:t xml:space="preserve">; </w:t>
+      </w:r>
+      <w:r>
+        <w:rPr>
+          <w:lang w:val="id_ID" w:bidi="id_ID"/>
+        </w:rPr>
+        <w:t>3:3–4</w:t>
+      </w:r>
       <w:r>
         <w:rPr>
           <w:lang w:val="id_ID" w:bidi="id_ID"/>
@@ -3926,18 +3242,12 @@
         </w:rPr>
         <w:t>Doa Paulus untuk segera kembali ke Tesalonika (</w:t>
       </w:r>
-      <w:hyperlink r:id="rId106">
-        <w:r>
-          <w:rPr>
-            <w:lang w:val="id_ID" w:bidi="id_ID"/>
-          </w:rPr>
-          <w:rPr>
-            <w:color w:val="0000EE"/>
-            <w:u w:val="single"/>
-          </w:rPr>
-          <w:t>3:10</w:t>
-        </w:r>
-      </w:hyperlink>
+      <w:r>
+        <w:rPr>
+          <w:lang w:val="id_ID" w:bidi="id_ID"/>
+        </w:rPr>
+        <w:t>3:10</w:t>
+      </w:r>
       <w:r>
         <w:rPr>
           <w:lang w:val="id_ID" w:bidi="id_ID"/>
@@ -3992,108 +3302,72 @@
         </w:rPr>
         <w:t>Salah satu ciri gereja ini adalah kasih mereka satu sama lain sebagai anggota keluarga Allah (</w:t>
       </w:r>
-      <w:hyperlink r:id="rId107">
-        <w:r>
-          <w:rPr>
-            <w:lang w:val="id_ID" w:bidi="id_ID"/>
-          </w:rPr>
-          <w:rPr>
-            <w:color w:val="0000EE"/>
-            <w:u w:val="single"/>
-          </w:rPr>
-          <w:t>4:9</w:t>
-        </w:r>
-      </w:hyperlink>
-      <w:r>
-        <w:rPr>
-          <w:lang w:val="id_ID" w:bidi="id_ID"/>
-        </w:rPr>
-        <w:t xml:space="preserve">; </w:t>
-      </w:r>
-      <w:hyperlink r:id="rId23">
-        <w:r>
-          <w:rPr>
-            <w:lang w:val="id_ID" w:bidi="id_ID"/>
-          </w:rPr>
-          <w:rPr>
-            <w:color w:val="0000EE"/>
-            <w:u w:val="single"/>
-          </w:rPr>
-          <w:t>2Tes. 1:3–4</w:t>
-        </w:r>
-      </w:hyperlink>
+      <w:r>
+        <w:rPr>
+          <w:lang w:val="id_ID" w:bidi="id_ID"/>
+        </w:rPr>
+        <w:t>4:9</w:t>
+      </w:r>
+      <w:r>
+        <w:rPr>
+          <w:lang w:val="id_ID" w:bidi="id_ID"/>
+        </w:rPr>
+        <w:t xml:space="preserve">; </w:t>
+      </w:r>
+      <w:r>
+        <w:rPr>
+          <w:lang w:val="id_ID" w:bidi="id_ID"/>
+        </w:rPr>
+        <w:t>2Tes. 1:3–4</w:t>
+      </w:r>
       <w:r>
         <w:rPr>
           <w:lang w:val="id_ID" w:bidi="id_ID"/>
         </w:rPr>
         <w:t xml:space="preserve">). Paulus berdoa agar kasih mereka tumbuh dan melimpah kepada mereka yang berada di luar komunitas Kristen (bdk. </w:t>
       </w:r>
-      <w:hyperlink r:id="rId108">
-        <w:r>
-          <w:rPr>
-            <w:lang w:val="id_ID" w:bidi="id_ID"/>
-          </w:rPr>
-          <w:rPr>
-            <w:color w:val="0000EE"/>
-            <w:u w:val="single"/>
-          </w:rPr>
-          <w:t>1Tes. 5:15</w:t>
-        </w:r>
-      </w:hyperlink>
-      <w:r>
-        <w:rPr>
-          <w:lang w:val="id_ID" w:bidi="id_ID"/>
-        </w:rPr>
-        <w:t xml:space="preserve">; </w:t>
-      </w:r>
-      <w:hyperlink r:id="rId109">
-        <w:r>
-          <w:rPr>
-            <w:lang w:val="id_ID" w:bidi="id_ID"/>
-          </w:rPr>
-          <w:rPr>
-            <w:color w:val="0000EE"/>
-            <w:u w:val="single"/>
-          </w:rPr>
-          <w:t>Gal. 6:10</w:t>
-        </w:r>
-      </w:hyperlink>
-      <w:r>
-        <w:rPr>
-          <w:lang w:val="id_ID" w:bidi="id_ID"/>
-        </w:rPr>
-        <w:t xml:space="preserve">; </w:t>
-      </w:r>
-      <w:hyperlink r:id="rId110">
-        <w:r>
-          <w:rPr>
-            <w:lang w:val="id_ID" w:bidi="id_ID"/>
-          </w:rPr>
-          <w:rPr>
-            <w:color w:val="0000EE"/>
-            <w:u w:val="single"/>
-          </w:rPr>
-          <w:t>2Tim. 2:24</w:t>
-        </w:r>
-      </w:hyperlink>
-      <w:r>
-        <w:rPr>
-          <w:lang w:val="id_ID" w:bidi="id_ID"/>
-        </w:rPr>
-        <w:t xml:space="preserve">; </w:t>
-      </w:r>
-      <w:hyperlink r:id="rId111">
-        <w:r>
-          <w:rPr>
-            <w:lang w:val="id_ID" w:bidi="id_ID"/>
-          </w:rPr>
-          <w:rPr>
-            <w:color w:val="0000EE"/>
-            <w:u w:val="single"/>
-          </w:rPr>
-          <w:t>Tit. 3:2</w:t>
-        </w:r>
-      </w:hyperlink>
+      <w:r>
+        <w:rPr>
+          <w:lang w:val="id_ID" w:bidi="id_ID"/>
+        </w:rPr>
+        <w:t>1Tes. 5:15</w:t>
+      </w:r>
+      <w:r>
+        <w:rPr>
+          <w:lang w:val="id_ID" w:bidi="id_ID"/>
+        </w:rPr>
+        <w:t xml:space="preserve">; </w:t>
+      </w:r>
+      <w:r>
+        <w:rPr>
+          <w:lang w:val="id_ID" w:bidi="id_ID"/>
+        </w:rPr>
+        <w:t>Gal. 6:10</w:t>
+      </w:r>
+      <w:r>
+        <w:rPr>
+          <w:lang w:val="id_ID" w:bidi="id_ID"/>
+        </w:rPr>
+        <w:t xml:space="preserve">; </w:t>
+      </w:r>
+      <w:r>
+        <w:rPr>
+          <w:lang w:val="id_ID" w:bidi="id_ID"/>
+        </w:rPr>
+        <w:t>2Tim. 2:24</w:t>
+      </w:r>
+      <w:r>
+        <w:rPr>
+          <w:lang w:val="id_ID" w:bidi="id_ID"/>
+        </w:rPr>
+        <w:t xml:space="preserve">; </w:t>
+      </w:r>
+      <w:r>
+        <w:rPr>
+          <w:lang w:val="id_ID" w:bidi="id_ID"/>
+        </w:rPr>
+        <w:t>Tit. 3:2</w:t>
+      </w:r>
       <w:r>
         <w:rPr>
           <w:lang w:val="id_ID" w:bidi="id_ID"/>
@@ -4148,72 +3422,48 @@
         </w:rPr>
         <w:t>Dalam bagian terakhir dari doa ini (</w:t>
       </w:r>
-      <w:hyperlink r:id="rId112">
-        <w:r>
-          <w:rPr>
-            <w:lang w:val="id_ID" w:bidi="id_ID"/>
-          </w:rPr>
-          <w:rPr>
-            <w:color w:val="0000EE"/>
-            <w:u w:val="single"/>
-          </w:rPr>
-          <w:t>3:11–13</w:t>
-        </w:r>
-      </w:hyperlink>
+      <w:r>
+        <w:rPr>
+          <w:lang w:val="id_ID" w:bidi="id_ID"/>
+        </w:rPr>
+        <w:t>3:11–13</w:t>
+      </w:r>
       <w:r>
         <w:rPr>
           <w:lang w:val="id_ID" w:bidi="id_ID"/>
         </w:rPr>
         <w:t>), Paulus berdoa agar hati mereka — perilaku dan keteguhan moral mereka (</w:t>
       </w:r>
-      <w:hyperlink r:id="rId113">
-        <w:r>
-          <w:rPr>
-            <w:lang w:val="id_ID" w:bidi="id_ID"/>
-          </w:rPr>
-          <w:rPr>
-            <w:color w:val="0000EE"/>
-            <w:u w:val="single"/>
-          </w:rPr>
-          <w:t>Mat. 5:8</w:t>
-        </w:r>
-      </w:hyperlink>
-      <w:r>
-        <w:rPr>
-          <w:lang w:val="id_ID" w:bidi="id_ID"/>
-        </w:rPr>
-        <w:t xml:space="preserve">; </w:t>
-      </w:r>
-      <w:hyperlink r:id="rId114">
-        <w:r>
-          <w:rPr>
-            <w:lang w:val="id_ID" w:bidi="id_ID"/>
-          </w:rPr>
-          <w:rPr>
-            <w:color w:val="0000EE"/>
-            <w:u w:val="single"/>
-          </w:rPr>
-          <w:t>Kisah. 15:9</w:t>
-        </w:r>
-      </w:hyperlink>
-      <w:r>
-        <w:rPr>
-          <w:lang w:val="id_ID" w:bidi="id_ID"/>
-        </w:rPr>
-        <w:t xml:space="preserve">; </w:t>
-      </w:r>
-      <w:hyperlink r:id="rId115">
-        <w:r>
-          <w:rPr>
-            <w:lang w:val="id_ID" w:bidi="id_ID"/>
-          </w:rPr>
-          <w:rPr>
-            <w:color w:val="0000EE"/>
-            <w:u w:val="single"/>
-          </w:rPr>
-          <w:t>Ibr. 10:22</w:t>
-        </w:r>
-      </w:hyperlink>
+      <w:r>
+        <w:rPr>
+          <w:lang w:val="id_ID" w:bidi="id_ID"/>
+        </w:rPr>
+        <w:t>Mat. 5:8</w:t>
+      </w:r>
+      <w:r>
+        <w:rPr>
+          <w:lang w:val="id_ID" w:bidi="id_ID"/>
+        </w:rPr>
+        <w:t xml:space="preserve">; </w:t>
+      </w:r>
+      <w:r>
+        <w:rPr>
+          <w:lang w:val="id_ID" w:bidi="id_ID"/>
+        </w:rPr>
+        <w:t>Kisah. 15:9</w:t>
+      </w:r>
+      <w:r>
+        <w:rPr>
+          <w:lang w:val="id_ID" w:bidi="id_ID"/>
+        </w:rPr>
+        <w:t xml:space="preserve">; </w:t>
+      </w:r>
+      <w:r>
+        <w:rPr>
+          <w:lang w:val="id_ID" w:bidi="id_ID"/>
+        </w:rPr>
+        <w:t>Ibr. 10:22</w:t>
+      </w:r>
       <w:r>
         <w:rPr>
           <w:lang w:val="id_ID" w:bidi="id_ID"/>
@@ -4246,162 +3496,108 @@
         </w:rPr>
         <w:t xml:space="preserve"> mungkin merujuk pada malaikat (</w:t>
       </w:r>
-      <w:hyperlink r:id="rId116">
-        <w:r>
-          <w:rPr>
-            <w:lang w:val="id_ID" w:bidi="id_ID"/>
-          </w:rPr>
-          <w:rPr>
-            <w:color w:val="0000EE"/>
-            <w:u w:val="single"/>
-          </w:rPr>
-          <w:t>Ul. 33:2</w:t>
-        </w:r>
-      </w:hyperlink>
-      <w:r>
-        <w:rPr>
-          <w:lang w:val="id_ID" w:bidi="id_ID"/>
-        </w:rPr>
-        <w:t xml:space="preserve">; </w:t>
-      </w:r>
-      <w:hyperlink r:id="rId117">
-        <w:r>
-          <w:rPr>
-            <w:lang w:val="id_ID" w:bidi="id_ID"/>
-          </w:rPr>
-          <w:rPr>
-            <w:color w:val="0000EE"/>
-            <w:u w:val="single"/>
-          </w:rPr>
-          <w:t>Mzm. 89:5</w:t>
-        </w:r>
-      </w:hyperlink>
+      <w:r>
+        <w:rPr>
+          <w:lang w:val="id_ID" w:bidi="id_ID"/>
+        </w:rPr>
+        <w:t>Ul. 33:2</w:t>
+      </w:r>
+      <w:r>
+        <w:rPr>
+          <w:lang w:val="id_ID" w:bidi="id_ID"/>
+        </w:rPr>
+        <w:t xml:space="preserve">; </w:t>
+      </w:r>
+      <w:r>
+        <w:rPr>
+          <w:lang w:val="id_ID" w:bidi="id_ID"/>
+        </w:rPr>
+        <w:t>Mzm. 89:5</w:t>
+      </w:r>
       <w:r>
         <w:rPr>
           <w:lang w:val="id_ID" w:bidi="id_ID"/>
         </w:rPr>
         <w:t xml:space="preserve">, </w:t>
       </w:r>
-      <w:hyperlink r:id="rId118">
-        <w:r>
-          <w:rPr>
-            <w:lang w:val="id_ID" w:bidi="id_ID"/>
-          </w:rPr>
-          <w:rPr>
-            <w:color w:val="0000EE"/>
-            <w:u w:val="single"/>
-          </w:rPr>
-          <w:t>7</w:t>
-        </w:r>
-      </w:hyperlink>
-      <w:r>
-        <w:rPr>
-          <w:lang w:val="id_ID" w:bidi="id_ID"/>
-        </w:rPr>
-        <w:t xml:space="preserve">; </w:t>
-      </w:r>
-      <w:hyperlink r:id="rId119">
-        <w:r>
-          <w:rPr>
-            <w:lang w:val="id_ID" w:bidi="id_ID"/>
-          </w:rPr>
-          <w:rPr>
-            <w:color w:val="0000EE"/>
-            <w:u w:val="single"/>
-          </w:rPr>
-          <w:t>Dan. 4:13</w:t>
-        </w:r>
-      </w:hyperlink>
-      <w:r>
-        <w:rPr>
-          <w:lang w:val="id_ID" w:bidi="id_ID"/>
-        </w:rPr>
-        <w:t xml:space="preserve">; </w:t>
-      </w:r>
-      <w:hyperlink r:id="rId120">
-        <w:r>
-          <w:rPr>
-            <w:lang w:val="id_ID" w:bidi="id_ID"/>
-          </w:rPr>
-          <w:rPr>
-            <w:color w:val="0000EE"/>
-            <w:u w:val="single"/>
-          </w:rPr>
-          <w:t>8:13</w:t>
-        </w:r>
-      </w:hyperlink>
-      <w:r>
-        <w:rPr>
-          <w:lang w:val="id_ID" w:bidi="id_ID"/>
-        </w:rPr>
-        <w:t xml:space="preserve">; </w:t>
-      </w:r>
-      <w:hyperlink r:id="rId121">
-        <w:r>
-          <w:rPr>
-            <w:lang w:val="id_ID" w:bidi="id_ID"/>
-          </w:rPr>
-          <w:rPr>
-            <w:color w:val="0000EE"/>
-            <w:u w:val="single"/>
-          </w:rPr>
-          <w:t>Mat. 13:41</w:t>
-        </w:r>
-      </w:hyperlink>
-      <w:r>
-        <w:rPr>
-          <w:lang w:val="id_ID" w:bidi="id_ID"/>
-        </w:rPr>
-        <w:t xml:space="preserve">; </w:t>
-      </w:r>
-      <w:hyperlink r:id="rId122">
-        <w:r>
-          <w:rPr>
-            <w:lang w:val="id_ID" w:bidi="id_ID"/>
-          </w:rPr>
-          <w:rPr>
-            <w:color w:val="0000EE"/>
-            <w:u w:val="single"/>
-          </w:rPr>
-          <w:t>Mrk. 8:38</w:t>
-        </w:r>
-      </w:hyperlink>
-      <w:r>
-        <w:rPr>
-          <w:lang w:val="id_ID" w:bidi="id_ID"/>
-        </w:rPr>
-        <w:t xml:space="preserve">; </w:t>
-      </w:r>
-      <w:hyperlink r:id="rId123">
-        <w:r>
-          <w:rPr>
-            <w:lang w:val="id_ID" w:bidi="id_ID"/>
-          </w:rPr>
-          <w:rPr>
-            <w:color w:val="0000EE"/>
-            <w:u w:val="single"/>
-          </w:rPr>
-          <w:t>13:26–27</w:t>
-        </w:r>
-      </w:hyperlink>
-      <w:r>
-        <w:rPr>
-          <w:lang w:val="id_ID" w:bidi="id_ID"/>
-        </w:rPr>
-        <w:t xml:space="preserve">; </w:t>
-      </w:r>
-      <w:hyperlink r:id="rId124">
-        <w:r>
-          <w:rPr>
-            <w:lang w:val="id_ID" w:bidi="id_ID"/>
-          </w:rPr>
-          <w:rPr>
-            <w:color w:val="0000EE"/>
-            <w:u w:val="single"/>
-          </w:rPr>
-          <w:t>2Tes. 1:7</w:t>
-        </w:r>
-      </w:hyperlink>
+      <w:r>
+        <w:rPr>
+          <w:lang w:val="id_ID" w:bidi="id_ID"/>
+        </w:rPr>
+        <w:t>7</w:t>
+      </w:r>
+      <w:r>
+        <w:rPr>
+          <w:lang w:val="id_ID" w:bidi="id_ID"/>
+        </w:rPr>
+        <w:t xml:space="preserve">; </w:t>
+      </w:r>
+      <w:r>
+        <w:rPr>
+          <w:lang w:val="id_ID" w:bidi="id_ID"/>
+        </w:rPr>
+        <w:t>Dan. 4:13</w:t>
+      </w:r>
+      <w:r>
+        <w:rPr>
+          <w:lang w:val="id_ID" w:bidi="id_ID"/>
+        </w:rPr>
+        <w:t xml:space="preserve">; </w:t>
+      </w:r>
+      <w:r>
+        <w:rPr>
+          <w:lang w:val="id_ID" w:bidi="id_ID"/>
+        </w:rPr>
+        <w:t>8:13</w:t>
+      </w:r>
+      <w:r>
+        <w:rPr>
+          <w:lang w:val="id_ID" w:bidi="id_ID"/>
+        </w:rPr>
+        <w:t xml:space="preserve">; </w:t>
+      </w:r>
+      <w:r>
+        <w:rPr>
+          <w:lang w:val="id_ID" w:bidi="id_ID"/>
+        </w:rPr>
+        <w:t>Mat. 13:41</w:t>
+      </w:r>
+      <w:r>
+        <w:rPr>
+          <w:lang w:val="id_ID" w:bidi="id_ID"/>
+        </w:rPr>
+        <w:t xml:space="preserve">; </w:t>
+      </w:r>
+      <w:r>
+        <w:rPr>
+          <w:lang w:val="id_ID" w:bidi="id_ID"/>
+        </w:rPr>
+        <w:t>Mrk. 8:38</w:t>
+      </w:r>
+      <w:r>
+        <w:rPr>
+          <w:lang w:val="id_ID" w:bidi="id_ID"/>
+        </w:rPr>
+        <w:t xml:space="preserve">; </w:t>
+      </w:r>
+      <w:r>
+        <w:rPr>
+          <w:lang w:val="id_ID" w:bidi="id_ID"/>
+        </w:rPr>
+        <w:t>13:26–27</w:t>
+      </w:r>
+      <w:r>
+        <w:rPr>
+          <w:lang w:val="id_ID" w:bidi="id_ID"/>
+        </w:rPr>
+        <w:t xml:space="preserve">; </w:t>
+      </w:r>
+      <w:r>
+        <w:rPr>
+          <w:lang w:val="id_ID" w:bidi="id_ID"/>
+        </w:rPr>
+        <w:t>2Tes. 1:7</w:t>
+      </w:r>
       <w:r>
         <w:rPr>
           <w:lang w:val="id_ID" w:bidi="id_ID"/>
@@ -4456,90 +3652,60 @@
         </w:rPr>
         <w:t>Kami minta dan nasehatkan kamu: Nasihat Paulus dalam nama Tuhan Yesus menekankan otoritas ajarannya. • Kamu telah mendengar dari kami: Surat-surat kuno sering kali menyertakan pengingat tentang apa yang sudah diketahui penerima. Paulus mengingatkan jemaat Tesalonika tentang hal-hal yang memerlukan ketaatan mereka (</w:t>
       </w:r>
-      <w:hyperlink r:id="rId125">
-        <w:r>
-          <w:rPr>
-            <w:lang w:val="id_ID" w:bidi="id_ID"/>
-          </w:rPr>
-          <w:rPr>
-            <w:color w:val="0000EE"/>
-            <w:u w:val="single"/>
-          </w:rPr>
-          <w:t>4:11</w:t>
-        </w:r>
-      </w:hyperlink>
-      <w:r>
-        <w:rPr>
-          <w:lang w:val="id_ID" w:bidi="id_ID"/>
-        </w:rPr>
-        <w:t xml:space="preserve">; </w:t>
-      </w:r>
-      <w:hyperlink r:id="rId126">
-        <w:r>
-          <w:rPr>
-            <w:lang w:val="id_ID" w:bidi="id_ID"/>
-          </w:rPr>
-          <w:rPr>
-            <w:color w:val="0000EE"/>
-            <w:u w:val="single"/>
-          </w:rPr>
-          <w:t>2Tes. 3:4</w:t>
-        </w:r>
-      </w:hyperlink>
+      <w:r>
+        <w:rPr>
+          <w:lang w:val="id_ID" w:bidi="id_ID"/>
+        </w:rPr>
+        <w:t>4:11</w:t>
+      </w:r>
+      <w:r>
+        <w:rPr>
+          <w:lang w:val="id_ID" w:bidi="id_ID"/>
+        </w:rPr>
+        <w:t xml:space="preserve">; </w:t>
+      </w:r>
+      <w:r>
+        <w:rPr>
+          <w:lang w:val="id_ID" w:bidi="id_ID"/>
+        </w:rPr>
+        <w:t>2Tes. 3:4</w:t>
+      </w:r>
       <w:r>
         <w:rPr>
           <w:lang w:val="id_ID" w:bidi="id_ID"/>
         </w:rPr>
         <w:t xml:space="preserve">, </w:t>
       </w:r>
-      <w:hyperlink r:id="rId127">
-        <w:r>
-          <w:rPr>
-            <w:lang w:val="id_ID" w:bidi="id_ID"/>
-          </w:rPr>
-          <w:rPr>
-            <w:color w:val="0000EE"/>
-            <w:u w:val="single"/>
-          </w:rPr>
-          <w:t>6</w:t>
-        </w:r>
-      </w:hyperlink>
+      <w:r>
+        <w:rPr>
+          <w:lang w:val="id_ID" w:bidi="id_ID"/>
+        </w:rPr>
+        <w:t>6</w:t>
+      </w:r>
       <w:r>
         <w:rPr>
           <w:lang w:val="id_ID" w:bidi="id_ID"/>
         </w:rPr>
         <w:t xml:space="preserve">, </w:t>
       </w:r>
-      <w:hyperlink r:id="rId128">
-        <w:r>
-          <w:rPr>
-            <w:lang w:val="id_ID" w:bidi="id_ID"/>
-          </w:rPr>
-          <w:rPr>
-            <w:color w:val="0000EE"/>
-            <w:u w:val="single"/>
-          </w:rPr>
-          <w:t>10</w:t>
-        </w:r>
-      </w:hyperlink>
+      <w:r>
+        <w:rPr>
+          <w:lang w:val="id_ID" w:bidi="id_ID"/>
+        </w:rPr>
+        <w:t>10</w:t>
+      </w:r>
       <w:r>
         <w:rPr>
           <w:lang w:val="id_ID" w:bidi="id_ID"/>
         </w:rPr>
         <w:t xml:space="preserve">, </w:t>
       </w:r>
-      <w:hyperlink r:id="rId129">
-        <w:r>
-          <w:rPr>
-            <w:lang w:val="id_ID" w:bidi="id_ID"/>
-          </w:rPr>
-          <w:rPr>
-            <w:color w:val="0000EE"/>
-            <w:u w:val="single"/>
-          </w:rPr>
-          <w:t>12</w:t>
-        </w:r>
-      </w:hyperlink>
+      <w:r>
+        <w:rPr>
+          <w:lang w:val="id_ID" w:bidi="id_ID"/>
+        </w:rPr>
+        <w:t>12</w:t>
+      </w:r>
       <w:r>
         <w:rPr>
           <w:lang w:val="id_ID" w:bidi="id_ID"/>
@@ -4594,126 +3760,84 @@
         </w:rPr>
         <w:t>Bagian kedua dari isi surat tersebut membahas berita dari Timotius mengenai gereja dan pertanyaan yang dimiliki orang-orang percaya kepada Paulus. Paulus menangani masalah amoralitas seksual (</w:t>
       </w:r>
-      <w:hyperlink r:id="rId130">
-        <w:r>
-          <w:rPr>
-            <w:lang w:val="id_ID" w:bidi="id_ID"/>
-          </w:rPr>
-          <w:rPr>
-            <w:color w:val="0000EE"/>
-            <w:u w:val="single"/>
-          </w:rPr>
-          <w:t>4:3–8</w:t>
-        </w:r>
-      </w:hyperlink>
+      <w:r>
+        <w:rPr>
+          <w:lang w:val="id_ID" w:bidi="id_ID"/>
+        </w:rPr>
+        <w:t>4:3–8</w:t>
+      </w:r>
       <w:r>
         <w:rPr>
           <w:lang w:val="id_ID" w:bidi="id_ID"/>
         </w:rPr>
         <w:t>) sebelum menjawab pertanyaan jemaat Tesalonika tentang kasih kepada sesama Kristen (</w:t>
       </w:r>
-      <w:hyperlink r:id="rId131">
-        <w:r>
-          <w:rPr>
-            <w:lang w:val="id_ID" w:bidi="id_ID"/>
-          </w:rPr>
-          <w:rPr>
-            <w:color w:val="0000EE"/>
-            <w:u w:val="single"/>
-          </w:rPr>
-          <w:t>4:9–12</w:t>
-        </w:r>
-      </w:hyperlink>
+      <w:r>
+        <w:rPr>
+          <w:lang w:val="id_ID" w:bidi="id_ID"/>
+        </w:rPr>
+        <w:t>4:9–12</w:t>
+      </w:r>
       <w:r>
         <w:rPr>
           <w:lang w:val="id_ID" w:bidi="id_ID"/>
         </w:rPr>
         <w:t>), nasib orang percaya yang telah meninggal (</w:t>
       </w:r>
-      <w:hyperlink r:id="rId132">
-        <w:r>
-          <w:rPr>
-            <w:lang w:val="id_ID" w:bidi="id_ID"/>
-          </w:rPr>
-          <w:rPr>
-            <w:color w:val="0000EE"/>
-            <w:u w:val="single"/>
-          </w:rPr>
-          <w:t>4:13–18</w:t>
-        </w:r>
-      </w:hyperlink>
+      <w:r>
+        <w:rPr>
+          <w:lang w:val="id_ID" w:bidi="id_ID"/>
+        </w:rPr>
+        <w:t>4:13–18</w:t>
+      </w:r>
       <w:r>
         <w:rPr>
           <w:lang w:val="id_ID" w:bidi="id_ID"/>
         </w:rPr>
         <w:t>), dan waktu hari Tuhan (</w:t>
       </w:r>
-      <w:hyperlink r:id="rId133">
-        <w:r>
-          <w:rPr>
-            <w:lang w:val="id_ID" w:bidi="id_ID"/>
-          </w:rPr>
-          <w:rPr>
-            <w:color w:val="0000EE"/>
-            <w:u w:val="single"/>
-          </w:rPr>
-          <w:t>5:1–11</w:t>
-        </w:r>
-      </w:hyperlink>
+      <w:r>
+        <w:rPr>
+          <w:lang w:val="id_ID" w:bidi="id_ID"/>
+        </w:rPr>
+        <w:t>5:1–11</w:t>
+      </w:r>
       <w:r>
         <w:rPr>
           <w:lang w:val="id_ID" w:bidi="id_ID"/>
         </w:rPr>
         <w:t>). Paulus memberikan berbagai nasihat tentang topik seperti kepemimpinan dan hubungan dalam suatu komunitas (</w:t>
       </w:r>
-      <w:hyperlink r:id="rId134">
-        <w:r>
-          <w:rPr>
-            <w:lang w:val="id_ID" w:bidi="id_ID"/>
-          </w:rPr>
-          <w:rPr>
-            <w:color w:val="0000EE"/>
-            <w:u w:val="single"/>
-          </w:rPr>
-          <w:t>5:12–15</w:t>
-        </w:r>
-      </w:hyperlink>
+      <w:r>
+        <w:rPr>
+          <w:lang w:val="id_ID" w:bidi="id_ID"/>
+        </w:rPr>
+        <w:t>5:12–15</w:t>
+      </w:r>
       <w:r>
         <w:rPr>
           <w:lang w:val="id_ID" w:bidi="id_ID"/>
         </w:rPr>
         <w:t>), hubungan dengan Tuhan (</w:t>
       </w:r>
-      <w:hyperlink r:id="rId135">
-        <w:r>
-          <w:rPr>
-            <w:lang w:val="id_ID" w:bidi="id_ID"/>
-          </w:rPr>
-          <w:rPr>
-            <w:color w:val="0000EE"/>
-            <w:u w:val="single"/>
-          </w:rPr>
-          <w:t>5:16–18</w:t>
-        </w:r>
-      </w:hyperlink>
+      <w:r>
+        <w:rPr>
+          <w:lang w:val="id_ID" w:bidi="id_ID"/>
+        </w:rPr>
+        <w:t>5:16–18</w:t>
+      </w:r>
       <w:r>
         <w:rPr>
           <w:lang w:val="id_ID" w:bidi="id_ID"/>
         </w:rPr>
         <w:t>), dan nubuat (</w:t>
       </w:r>
-      <w:hyperlink r:id="rId136">
-        <w:r>
-          <w:rPr>
-            <w:lang w:val="id_ID" w:bidi="id_ID"/>
-          </w:rPr>
-          <w:rPr>
-            <w:color w:val="0000EE"/>
-            <w:u w:val="single"/>
-          </w:rPr>
-          <w:t>5:19–22</w:t>
-        </w:r>
-      </w:hyperlink>
+      <w:r>
+        <w:rPr>
+          <w:lang w:val="id_ID" w:bidi="id_ID"/>
+        </w:rPr>
+        <w:t>5:19–22</w:t>
+      </w:r>
       <w:r>
         <w:rPr>
           <w:lang w:val="id_ID" w:bidi="id_ID"/>
@@ -4774,126 +3898,84 @@
         </w:rPr>
         <w:t>: Dasar etika Kristen bukanlah spekulasi filosofis tentang kebajikan, melainkan melakukan kehendak Allah (</w:t>
       </w:r>
-      <w:hyperlink r:id="rId137">
-        <w:r>
-          <w:rPr>
-            <w:lang w:val="id_ID" w:bidi="id_ID"/>
-          </w:rPr>
-          <w:rPr>
-            <w:color w:val="0000EE"/>
-            <w:u w:val="single"/>
-          </w:rPr>
-          <w:t>Rm. 12:1–2</w:t>
-        </w:r>
-      </w:hyperlink>
-      <w:r>
-        <w:rPr>
-          <w:lang w:val="id_ID" w:bidi="id_ID"/>
-        </w:rPr>
-        <w:t xml:space="preserve">; </w:t>
-      </w:r>
-      <w:hyperlink r:id="rId138">
-        <w:r>
-          <w:rPr>
-            <w:lang w:val="id_ID" w:bidi="id_ID"/>
-          </w:rPr>
-          <w:rPr>
-            <w:color w:val="0000EE"/>
-            <w:u w:val="single"/>
-          </w:rPr>
-          <w:t>Ef. 6:6</w:t>
-        </w:r>
-      </w:hyperlink>
-      <w:r>
-        <w:rPr>
-          <w:lang w:val="id_ID" w:bidi="id_ID"/>
-        </w:rPr>
-        <w:t xml:space="preserve">; </w:t>
-      </w:r>
-      <w:hyperlink r:id="rId139">
-        <w:r>
-          <w:rPr>
-            <w:lang w:val="id_ID" w:bidi="id_ID"/>
-          </w:rPr>
-          <w:rPr>
-            <w:color w:val="0000EE"/>
-            <w:u w:val="single"/>
-          </w:rPr>
-          <w:t>Ibr. 10:36</w:t>
-        </w:r>
-      </w:hyperlink>
-      <w:r>
-        <w:rPr>
-          <w:lang w:val="id_ID" w:bidi="id_ID"/>
-        </w:rPr>
-        <w:t xml:space="preserve">; </w:t>
-      </w:r>
-      <w:hyperlink r:id="rId140">
-        <w:r>
-          <w:rPr>
-            <w:lang w:val="id_ID" w:bidi="id_ID"/>
-          </w:rPr>
-          <w:rPr>
-            <w:color w:val="0000EE"/>
-            <w:u w:val="single"/>
-          </w:rPr>
-          <w:t>13:20–21</w:t>
-        </w:r>
-      </w:hyperlink>
+      <w:r>
+        <w:rPr>
+          <w:lang w:val="id_ID" w:bidi="id_ID"/>
+        </w:rPr>
+        <w:t>Rm. 12:1–2</w:t>
+      </w:r>
+      <w:r>
+        <w:rPr>
+          <w:lang w:val="id_ID" w:bidi="id_ID"/>
+        </w:rPr>
+        <w:t xml:space="preserve">; </w:t>
+      </w:r>
+      <w:r>
+        <w:rPr>
+          <w:lang w:val="id_ID" w:bidi="id_ID"/>
+        </w:rPr>
+        <w:t>Ef. 6:6</w:t>
+      </w:r>
+      <w:r>
+        <w:rPr>
+          <w:lang w:val="id_ID" w:bidi="id_ID"/>
+        </w:rPr>
+        <w:t xml:space="preserve">; </w:t>
+      </w:r>
+      <w:r>
+        <w:rPr>
+          <w:lang w:val="id_ID" w:bidi="id_ID"/>
+        </w:rPr>
+        <w:t>Ibr. 10:36</w:t>
+      </w:r>
+      <w:r>
+        <w:rPr>
+          <w:lang w:val="id_ID" w:bidi="id_ID"/>
+        </w:rPr>
+        <w:t xml:space="preserve">; </w:t>
+      </w:r>
+      <w:r>
+        <w:rPr>
+          <w:lang w:val="id_ID" w:bidi="id_ID"/>
+        </w:rPr>
+        <w:t>13:20–21</w:t>
+      </w:r>
       <w:r>
         <w:rPr>
           <w:lang w:val="id_ID" w:bidi="id_ID"/>
         </w:rPr>
         <w:t>). Kekudusan (</w:t>
       </w:r>
-      <w:hyperlink r:id="rId141">
-        <w:r>
-          <w:rPr>
-            <w:lang w:val="id_ID" w:bidi="id_ID"/>
-          </w:rPr>
-          <w:rPr>
-            <w:color w:val="0000EE"/>
-            <w:u w:val="single"/>
-          </w:rPr>
-          <w:t>1Tes. 4:4</w:t>
-        </w:r>
-      </w:hyperlink>
+      <w:r>
+        <w:rPr>
+          <w:lang w:val="id_ID" w:bidi="id_ID"/>
+        </w:rPr>
+        <w:t>1Tes. 4:4</w:t>
+      </w:r>
       <w:r>
         <w:rPr>
           <w:lang w:val="id_ID" w:bidi="id_ID"/>
         </w:rPr>
         <w:t xml:space="preserve">, </w:t>
       </w:r>
-      <w:hyperlink r:id="rId62">
-        <w:r>
-          <w:rPr>
-            <w:lang w:val="id_ID" w:bidi="id_ID"/>
-          </w:rPr>
-          <w:rPr>
-            <w:color w:val="0000EE"/>
-            <w:u w:val="single"/>
-          </w:rPr>
-          <w:t>7</w:t>
-        </w:r>
-      </w:hyperlink>
+      <w:r>
+        <w:rPr>
+          <w:lang w:val="id_ID" w:bidi="id_ID"/>
+        </w:rPr>
+        <w:t>7</w:t>
+      </w:r>
       <w:r>
         <w:rPr>
           <w:lang w:val="id_ID" w:bidi="id_ID"/>
         </w:rPr>
         <w:t>) mencakup seluruh aspek kehidupan seseorang (</w:t>
       </w:r>
-      <w:hyperlink r:id="rId142">
-        <w:r>
-          <w:rPr>
-            <w:lang w:val="id_ID" w:bidi="id_ID"/>
-          </w:rPr>
-          <w:rPr>
-            <w:color w:val="0000EE"/>
-            <w:u w:val="single"/>
-          </w:rPr>
-          <w:t>5:23</w:t>
-        </w:r>
-      </w:hyperlink>
+      <w:r>
+        <w:rPr>
+          <w:lang w:val="id_ID" w:bidi="id_ID"/>
+        </w:rPr>
+        <w:t>5:23</w:t>
+      </w:r>
       <w:r>
         <w:rPr>
           <w:lang w:val="id_ID" w:bidi="id_ID"/>
@@ -4961,72 +4043,48 @@
         </w:rPr>
         <w:t>mengendalikan tubuhnya sendiri: Pengendalian diri mendatangkan hormat dari orang lain (</w:t>
       </w:r>
-      <w:hyperlink r:id="rId143">
-        <w:r>
-          <w:rPr>
-            <w:lang w:val="id_ID" w:bidi="id_ID"/>
-          </w:rPr>
-          <w:rPr>
-            <w:color w:val="0000EE"/>
-            <w:u w:val="single"/>
-          </w:rPr>
-          <w:t>Rm. 12:10</w:t>
-        </w:r>
-      </w:hyperlink>
+      <w:r>
+        <w:rPr>
+          <w:lang w:val="id_ID" w:bidi="id_ID"/>
+        </w:rPr>
+        <w:t>Rm. 12:10</w:t>
+      </w:r>
       <w:r>
         <w:rPr>
           <w:lang w:val="id_ID" w:bidi="id_ID"/>
         </w:rPr>
         <w:t>) dan dari Allah (</w:t>
       </w:r>
-      <w:hyperlink r:id="rId144">
-        <w:r>
-          <w:rPr>
-            <w:lang w:val="id_ID" w:bidi="id_ID"/>
-          </w:rPr>
-          <w:rPr>
-            <w:color w:val="0000EE"/>
-            <w:u w:val="single"/>
-          </w:rPr>
-          <w:t>Rm. 2:7</w:t>
-        </w:r>
-      </w:hyperlink>
-      <w:r>
-        <w:rPr>
-          <w:lang w:val="id_ID" w:bidi="id_ID"/>
-        </w:rPr>
-        <w:t xml:space="preserve">; </w:t>
-      </w:r>
-      <w:hyperlink r:id="rId145">
-        <w:r>
-          <w:rPr>
-            <w:lang w:val="id_ID" w:bidi="id_ID"/>
-          </w:rPr>
-          <w:rPr>
-            <w:color w:val="0000EE"/>
-            <w:u w:val="single"/>
-          </w:rPr>
-          <w:t>1Ptr. 5:4</w:t>
-        </w:r>
-      </w:hyperlink>
+      <w:r>
+        <w:rPr>
+          <w:lang w:val="id_ID" w:bidi="id_ID"/>
+        </w:rPr>
+        <w:t>Rm. 2:7</w:t>
+      </w:r>
+      <w:r>
+        <w:rPr>
+          <w:lang w:val="id_ID" w:bidi="id_ID"/>
+        </w:rPr>
+        <w:t xml:space="preserve">; </w:t>
+      </w:r>
+      <w:r>
+        <w:rPr>
+          <w:lang w:val="id_ID" w:bidi="id_ID"/>
+        </w:rPr>
+        <w:t>1Ptr. 5:4</w:t>
+      </w:r>
       <w:r>
         <w:rPr>
           <w:lang w:val="id_ID" w:bidi="id_ID"/>
         </w:rPr>
         <w:t xml:space="preserve">, </w:t>
       </w:r>
-      <w:hyperlink r:id="rId146">
-        <w:r>
-          <w:rPr>
-            <w:lang w:val="id_ID" w:bidi="id_ID"/>
-          </w:rPr>
-          <w:rPr>
-            <w:color w:val="0000EE"/>
-            <w:u w:val="single"/>
-          </w:rPr>
-          <w:t>6</w:t>
-        </w:r>
-      </w:hyperlink>
+      <w:r>
+        <w:rPr>
+          <w:lang w:val="id_ID" w:bidi="id_ID"/>
+        </w:rPr>
+        <w:t>6</w:t>
+      </w:r>
       <w:r>
         <w:rPr>
           <w:lang w:val="id_ID" w:bidi="id_ID"/>
@@ -5081,36 +4139,24 @@
         </w:rPr>
         <w:t>Ketidaktahuan akan Allah yang disengaja dan gaya hidupnya adalah akar dari kerusakan moral (</w:t>
       </w:r>
-      <w:hyperlink r:id="rId147">
-        <w:r>
-          <w:rPr>
-            <w:lang w:val="id_ID" w:bidi="id_ID"/>
-          </w:rPr>
-          <w:rPr>
-            <w:color w:val="0000EE"/>
-            <w:u w:val="single"/>
-          </w:rPr>
-          <w:t>Rm. 1:18–32</w:t>
-        </w:r>
-      </w:hyperlink>
-      <w:r>
-        <w:rPr>
-          <w:lang w:val="id_ID" w:bidi="id_ID"/>
-        </w:rPr>
-        <w:t xml:space="preserve">; </w:t>
-      </w:r>
-      <w:hyperlink r:id="rId148">
-        <w:r>
-          <w:rPr>
-            <w:lang w:val="id_ID" w:bidi="id_ID"/>
-          </w:rPr>
-          <w:rPr>
-            <w:color w:val="0000EE"/>
-            <w:u w:val="single"/>
-          </w:rPr>
-          <w:t>Ef. 4:17–18</w:t>
-        </w:r>
-      </w:hyperlink>
+      <w:r>
+        <w:rPr>
+          <w:lang w:val="id_ID" w:bidi="id_ID"/>
+        </w:rPr>
+        <w:t>Rm. 1:18–32</w:t>
+      </w:r>
+      <w:r>
+        <w:rPr>
+          <w:lang w:val="id_ID" w:bidi="id_ID"/>
+        </w:rPr>
+        <w:t xml:space="preserve">; </w:t>
+      </w:r>
+      <w:r>
+        <w:rPr>
+          <w:lang w:val="id_ID" w:bidi="id_ID"/>
+        </w:rPr>
+        <w:t>Ef. 4:17–18</w:t>
+      </w:r>
       <w:r>
         <w:rPr>
           <w:lang w:val="id_ID" w:bidi="id_ID"/>
@@ -5129,54 +4175,36 @@
         </w:rPr>
         <w:t>: amoralitas seksual sering kali ditoleransi di dunia Mediterania. Pelacuran diizinkan, tetapi hubungan seksual dengan istri orang lain dilarang. Adat pernikahan Roma melarang wanita berselingkuh, tetapi pria tidak dilarang. Sebaliknya, penulis Yahudi dan Kristen sama-sama melarang semua keterlibatan seksual di luar pernikahan (</w:t>
       </w:r>
-      <w:hyperlink r:id="rId149">
-        <w:r>
-          <w:rPr>
-            <w:lang w:val="id_ID" w:bidi="id_ID"/>
-          </w:rPr>
-          <w:rPr>
-            <w:color w:val="0000EE"/>
-            <w:u w:val="single"/>
-          </w:rPr>
-          <w:t>Kisah. 15:20</w:t>
-        </w:r>
-      </w:hyperlink>
-      <w:r>
-        <w:rPr>
-          <w:lang w:val="id_ID" w:bidi="id_ID"/>
-        </w:rPr>
-        <w:t xml:space="preserve">; </w:t>
-      </w:r>
-      <w:hyperlink r:id="rId150">
-        <w:r>
-          <w:rPr>
-            <w:lang w:val="id_ID" w:bidi="id_ID"/>
-          </w:rPr>
-          <w:rPr>
-            <w:color w:val="0000EE"/>
-            <w:u w:val="single"/>
-          </w:rPr>
-          <w:t>1Kor. 6:12–20</w:t>
-        </w:r>
-      </w:hyperlink>
-      <w:r>
-        <w:rPr>
-          <w:lang w:val="id_ID" w:bidi="id_ID"/>
-        </w:rPr>
-        <w:t xml:space="preserve">; </w:t>
-      </w:r>
-      <w:hyperlink r:id="rId151">
-        <w:r>
-          <w:rPr>
-            <w:lang w:val="id_ID" w:bidi="id_ID"/>
-          </w:rPr>
-          <w:rPr>
-            <w:color w:val="0000EE"/>
-            <w:u w:val="single"/>
-          </w:rPr>
-          <w:t>Kol. 3:5–6</w:t>
-        </w:r>
-      </w:hyperlink>
+      <w:r>
+        <w:rPr>
+          <w:lang w:val="id_ID" w:bidi="id_ID"/>
+        </w:rPr>
+        <w:t>Kisah. 15:20</w:t>
+      </w:r>
+      <w:r>
+        <w:rPr>
+          <w:lang w:val="id_ID" w:bidi="id_ID"/>
+        </w:rPr>
+        <w:t xml:space="preserve">; </w:t>
+      </w:r>
+      <w:r>
+        <w:rPr>
+          <w:lang w:val="id_ID" w:bidi="id_ID"/>
+        </w:rPr>
+        <w:t>1Kor. 6:12–20</w:t>
+      </w:r>
+      <w:r>
+        <w:rPr>
+          <w:lang w:val="id_ID" w:bidi="id_ID"/>
+        </w:rPr>
+        <w:t xml:space="preserve">; </w:t>
+      </w:r>
+      <w:r>
+        <w:rPr>
+          <w:lang w:val="id_ID" w:bidi="id_ID"/>
+        </w:rPr>
+        <w:t>Kol. 3:5–6</w:t>
+      </w:r>
       <w:r>
         <w:rPr>
           <w:lang w:val="id_ID" w:bidi="id_ID"/>
@@ -5237,90 +4265,60 @@
         </w:rPr>
         <w:t xml:space="preserve">: Lihat </w:t>
       </w:r>
-      <w:hyperlink r:id="rId152">
-        <w:r>
-          <w:rPr>
-            <w:lang w:val="id_ID" w:bidi="id_ID"/>
-          </w:rPr>
-          <w:rPr>
-            <w:color w:val="0000EE"/>
-            <w:u w:val="single"/>
-          </w:rPr>
-          <w:t>1:4</w:t>
-        </w:r>
-      </w:hyperlink>
-      <w:r>
-        <w:rPr>
-          <w:lang w:val="id_ID" w:bidi="id_ID"/>
-        </w:rPr>
-        <w:t xml:space="preserve">; </w:t>
-      </w:r>
-      <w:hyperlink r:id="rId153">
-        <w:r>
-          <w:rPr>
-            <w:lang w:val="id_ID" w:bidi="id_ID"/>
-          </w:rPr>
-          <w:rPr>
-            <w:color w:val="0000EE"/>
-            <w:u w:val="single"/>
-          </w:rPr>
-          <w:t>2:12</w:t>
-        </w:r>
-      </w:hyperlink>
-      <w:r>
-        <w:rPr>
-          <w:lang w:val="id_ID" w:bidi="id_ID"/>
-        </w:rPr>
-        <w:t xml:space="preserve">; </w:t>
-      </w:r>
-      <w:hyperlink r:id="rId154">
-        <w:r>
-          <w:rPr>
-            <w:lang w:val="id_ID" w:bidi="id_ID"/>
-          </w:rPr>
-          <w:rPr>
-            <w:color w:val="0000EE"/>
-            <w:u w:val="single"/>
-          </w:rPr>
-          <w:t>5:23–24</w:t>
-        </w:r>
-      </w:hyperlink>
-      <w:r>
-        <w:rPr>
-          <w:lang w:val="id_ID" w:bidi="id_ID"/>
-        </w:rPr>
-        <w:t xml:space="preserve">; </w:t>
-      </w:r>
-      <w:hyperlink r:id="rId24">
-        <w:r>
-          <w:rPr>
-            <w:lang w:val="id_ID" w:bidi="id_ID"/>
-          </w:rPr>
-          <w:rPr>
-            <w:color w:val="0000EE"/>
-            <w:u w:val="single"/>
-          </w:rPr>
-          <w:t>2Tes. 2:13–14</w:t>
-        </w:r>
-      </w:hyperlink>
-      <w:r>
-        <w:rPr>
-          <w:lang w:val="id_ID" w:bidi="id_ID"/>
-        </w:rPr>
-        <w:t xml:space="preserve">; </w:t>
-      </w:r>
-      <w:hyperlink r:id="rId155">
-        <w:r>
-          <w:rPr>
-            <w:lang w:val="id_ID" w:bidi="id_ID"/>
-          </w:rPr>
-          <w:rPr>
-            <w:color w:val="0000EE"/>
-            <w:u w:val="single"/>
-          </w:rPr>
-          <w:t>1Ptr. 1:15–16</w:t>
-        </w:r>
-      </w:hyperlink>
+      <w:r>
+        <w:rPr>
+          <w:lang w:val="id_ID" w:bidi="id_ID"/>
+        </w:rPr>
+        <w:t>1:4</w:t>
+      </w:r>
+      <w:r>
+        <w:rPr>
+          <w:lang w:val="id_ID" w:bidi="id_ID"/>
+        </w:rPr>
+        <w:t xml:space="preserve">; </w:t>
+      </w:r>
+      <w:r>
+        <w:rPr>
+          <w:lang w:val="id_ID" w:bidi="id_ID"/>
+        </w:rPr>
+        <w:t>2:12</w:t>
+      </w:r>
+      <w:r>
+        <w:rPr>
+          <w:lang w:val="id_ID" w:bidi="id_ID"/>
+        </w:rPr>
+        <w:t xml:space="preserve">; </w:t>
+      </w:r>
+      <w:r>
+        <w:rPr>
+          <w:lang w:val="id_ID" w:bidi="id_ID"/>
+        </w:rPr>
+        <w:t>5:23–24</w:t>
+      </w:r>
+      <w:r>
+        <w:rPr>
+          <w:lang w:val="id_ID" w:bidi="id_ID"/>
+        </w:rPr>
+        <w:t xml:space="preserve">; </w:t>
+      </w:r>
+      <w:r>
+        <w:rPr>
+          <w:lang w:val="id_ID" w:bidi="id_ID"/>
+        </w:rPr>
+        <w:t>2Tes. 2:13–14</w:t>
+      </w:r>
+      <w:r>
+        <w:rPr>
+          <w:lang w:val="id_ID" w:bidi="id_ID"/>
+        </w:rPr>
+        <w:t xml:space="preserve">; </w:t>
+      </w:r>
+      <w:r>
+        <w:rPr>
+          <w:lang w:val="id_ID" w:bidi="id_ID"/>
+        </w:rPr>
+        <w:t>1Ptr. 1:15–16</w:t>
+      </w:r>
       <w:r>
         <w:rPr>
           <w:lang w:val="id_ID" w:bidi="id_ID"/>
@@ -5375,72 +4373,48 @@
         </w:rPr>
         <w:t>Menolak ajaran Paulus mengenai hal-hal ini berarti menolak Allah. • Roh Kudus memberikan kekuatan kepada orang Kristen untuk hidup sesuai dengan kehendak Allah (</w:t>
       </w:r>
-      <w:hyperlink r:id="rId156">
-        <w:r>
-          <w:rPr>
-            <w:lang w:val="id_ID" w:bidi="id_ID"/>
-          </w:rPr>
-          <w:rPr>
-            <w:color w:val="0000EE"/>
-            <w:u w:val="single"/>
-          </w:rPr>
-          <w:t>Yeh. 36:27</w:t>
-        </w:r>
-      </w:hyperlink>
-      <w:r>
-        <w:rPr>
-          <w:lang w:val="id_ID" w:bidi="id_ID"/>
-        </w:rPr>
-        <w:t xml:space="preserve">; </w:t>
-      </w:r>
-      <w:hyperlink r:id="rId157">
-        <w:r>
-          <w:rPr>
-            <w:lang w:val="id_ID" w:bidi="id_ID"/>
-          </w:rPr>
-          <w:rPr>
-            <w:color w:val="0000EE"/>
-            <w:u w:val="single"/>
-          </w:rPr>
-          <w:t>Rm. 8:1–4</w:t>
-        </w:r>
-      </w:hyperlink>
-      <w:r>
-        <w:rPr>
-          <w:lang w:val="id_ID" w:bidi="id_ID"/>
-        </w:rPr>
-        <w:t xml:space="preserve">; </w:t>
-      </w:r>
-      <w:hyperlink r:id="rId158">
-        <w:r>
-          <w:rPr>
-            <w:lang w:val="id_ID" w:bidi="id_ID"/>
-          </w:rPr>
-          <w:rPr>
-            <w:color w:val="0000EE"/>
-            <w:u w:val="single"/>
-          </w:rPr>
-          <w:t>Gal. 5:16</w:t>
-        </w:r>
-      </w:hyperlink>
-      <w:r>
-        <w:rPr>
-          <w:lang w:val="id_ID" w:bidi="id_ID"/>
-        </w:rPr>
-        <w:t xml:space="preserve">; </w:t>
-      </w:r>
-      <w:hyperlink r:id="rId159">
-        <w:r>
-          <w:rPr>
-            <w:lang w:val="id_ID" w:bidi="id_ID"/>
-          </w:rPr>
-          <w:rPr>
-            <w:color w:val="0000EE"/>
-            <w:u w:val="single"/>
-          </w:rPr>
-          <w:t>1Yoh. 3:24</w:t>
-        </w:r>
-      </w:hyperlink>
+      <w:r>
+        <w:rPr>
+          <w:lang w:val="id_ID" w:bidi="id_ID"/>
+        </w:rPr>
+        <w:t>Yeh. 36:27</w:t>
+      </w:r>
+      <w:r>
+        <w:rPr>
+          <w:lang w:val="id_ID" w:bidi="id_ID"/>
+        </w:rPr>
+        <w:t xml:space="preserve">; </w:t>
+      </w:r>
+      <w:r>
+        <w:rPr>
+          <w:lang w:val="id_ID" w:bidi="id_ID"/>
+        </w:rPr>
+        <w:t>Rm. 8:1–4</w:t>
+      </w:r>
+      <w:r>
+        <w:rPr>
+          <w:lang w:val="id_ID" w:bidi="id_ID"/>
+        </w:rPr>
+        <w:t xml:space="preserve">; </w:t>
+      </w:r>
+      <w:r>
+        <w:rPr>
+          <w:lang w:val="id_ID" w:bidi="id_ID"/>
+        </w:rPr>
+        <w:t>Gal. 5:16</w:t>
+      </w:r>
+      <w:r>
+        <w:rPr>
+          <w:lang w:val="id_ID" w:bidi="id_ID"/>
+        </w:rPr>
+        <w:t xml:space="preserve">; </w:t>
+      </w:r>
+      <w:r>
+        <w:rPr>
+          <w:lang w:val="id_ID" w:bidi="id_ID"/>
+        </w:rPr>
+        <w:t>1Yoh. 3:24</w:t>
+      </w:r>
       <w:r>
         <w:rPr>
           <w:lang w:val="id_ID" w:bidi="id_ID"/>
@@ -5495,108 +4469,72 @@
         </w:rPr>
         <w:t xml:space="preserve">Allah sendiri telah mengajarkanmu untuk saling mengasihi (bdk. </w:t>
       </w:r>
-      <w:hyperlink r:id="rId160">
-        <w:r>
-          <w:rPr>
-            <w:lang w:val="id_ID" w:bidi="id_ID"/>
-          </w:rPr>
-          <w:rPr>
-            <w:color w:val="0000EE"/>
-            <w:u w:val="single"/>
-          </w:rPr>
-          <w:t>Yes. 54:13</w:t>
-        </w:r>
-      </w:hyperlink>
+      <w:r>
+        <w:rPr>
+          <w:lang w:val="id_ID" w:bidi="id_ID"/>
+        </w:rPr>
+        <w:t>Yes. 54:13</w:t>
+      </w:r>
       <w:r>
         <w:rPr>
           <w:lang w:val="id_ID" w:bidi="id_ID"/>
         </w:rPr>
         <w:t>) melalui ajaran Yesus (</w:t>
       </w:r>
-      <w:hyperlink r:id="rId161">
-        <w:r>
-          <w:rPr>
-            <w:lang w:val="id_ID" w:bidi="id_ID"/>
-          </w:rPr>
-          <w:rPr>
-            <w:color w:val="0000EE"/>
-            <w:u w:val="single"/>
-          </w:rPr>
-          <w:t>Yoh. 13:34–35</w:t>
-        </w:r>
-      </w:hyperlink>
+      <w:r>
+        <w:rPr>
+          <w:lang w:val="id_ID" w:bidi="id_ID"/>
+        </w:rPr>
+        <w:t>Yoh. 13:34–35</w:t>
+      </w:r>
       <w:r>
         <w:rPr>
           <w:lang w:val="id_ID" w:bidi="id_ID"/>
         </w:rPr>
         <w:t>), salib (</w:t>
       </w:r>
-      <w:hyperlink r:id="rId162">
-        <w:r>
-          <w:rPr>
-            <w:lang w:val="id_ID" w:bidi="id_ID"/>
-          </w:rPr>
-          <w:rPr>
-            <w:color w:val="0000EE"/>
-            <w:u w:val="single"/>
-          </w:rPr>
-          <w:t>Rm. 5:8</w:t>
-        </w:r>
-      </w:hyperlink>
-      <w:r>
-        <w:rPr>
-          <w:lang w:val="id_ID" w:bidi="id_ID"/>
-        </w:rPr>
-        <w:t xml:space="preserve">; </w:t>
-      </w:r>
-      <w:hyperlink r:id="rId163">
-        <w:r>
-          <w:rPr>
-            <w:lang w:val="id_ID" w:bidi="id_ID"/>
-          </w:rPr>
-          <w:rPr>
-            <w:color w:val="0000EE"/>
-            <w:u w:val="single"/>
-          </w:rPr>
-          <w:t>Ef. 5:1–2</w:t>
-        </w:r>
-      </w:hyperlink>
+      <w:r>
+        <w:rPr>
+          <w:lang w:val="id_ID" w:bidi="id_ID"/>
+        </w:rPr>
+        <w:t>Rm. 5:8</w:t>
+      </w:r>
+      <w:r>
+        <w:rPr>
+          <w:lang w:val="id_ID" w:bidi="id_ID"/>
+        </w:rPr>
+        <w:t xml:space="preserve">; </w:t>
+      </w:r>
+      <w:r>
+        <w:rPr>
+          <w:lang w:val="id_ID" w:bidi="id_ID"/>
+        </w:rPr>
+        <w:t>Ef. 5:1–2</w:t>
+      </w:r>
       <w:r>
         <w:rPr>
           <w:lang w:val="id_ID" w:bidi="id_ID"/>
         </w:rPr>
         <w:t>), dan Roh Kudus (</w:t>
       </w:r>
-      <w:hyperlink r:id="rId164">
-        <w:r>
-          <w:rPr>
-            <w:lang w:val="id_ID" w:bidi="id_ID"/>
-          </w:rPr>
-          <w:rPr>
-            <w:color w:val="0000EE"/>
-            <w:u w:val="single"/>
-          </w:rPr>
-          <w:t>Rm. 5:5</w:t>
-        </w:r>
-      </w:hyperlink>
-      <w:r>
-        <w:rPr>
-          <w:lang w:val="id_ID" w:bidi="id_ID"/>
-        </w:rPr>
-        <w:t xml:space="preserve">; </w:t>
-      </w:r>
-      <w:hyperlink r:id="rId165">
-        <w:r>
-          <w:rPr>
-            <w:lang w:val="id_ID" w:bidi="id_ID"/>
-          </w:rPr>
-          <w:rPr>
-            <w:color w:val="0000EE"/>
-            <w:u w:val="single"/>
-          </w:rPr>
-          <w:t>Gal. 5:22</w:t>
-        </w:r>
-      </w:hyperlink>
+      <w:r>
+        <w:rPr>
+          <w:lang w:val="id_ID" w:bidi="id_ID"/>
+        </w:rPr>
+        <w:t>Rm. 5:5</w:t>
+      </w:r>
+      <w:r>
+        <w:rPr>
+          <w:lang w:val="id_ID" w:bidi="id_ID"/>
+        </w:rPr>
+        <w:t xml:space="preserve">; </w:t>
+      </w:r>
+      <w:r>
+        <w:rPr>
+          <w:lang w:val="id_ID" w:bidi="id_ID"/>
+        </w:rPr>
+        <w:t>Gal. 5:22</w:t>
+      </w:r>
       <w:r>
         <w:rPr>
           <w:lang w:val="id_ID" w:bidi="id_ID"/>
@@ -5651,72 +4589,48 @@
         </w:rPr>
         <w:t xml:space="preserve">Paulus menjawab serangkaian pertanyaan dari jemaat Tesalonika (bdk. </w:t>
       </w:r>
-      <w:hyperlink r:id="rId166">
-        <w:r>
-          <w:rPr>
-            <w:lang w:val="id_ID" w:bidi="id_ID"/>
-          </w:rPr>
-          <w:rPr>
-            <w:color w:val="0000EE"/>
-            <w:u w:val="single"/>
-          </w:rPr>
-          <w:t>1Kor. 7:1</w:t>
-        </w:r>
-      </w:hyperlink>
+      <w:r>
+        <w:rPr>
+          <w:lang w:val="id_ID" w:bidi="id_ID"/>
+        </w:rPr>
+        <w:t>1Kor. 7:1</w:t>
+      </w:r>
       <w:r>
         <w:rPr>
           <w:lang w:val="id_ID" w:bidi="id_ID"/>
         </w:rPr>
         <w:t>) mengenai kasih di antara mereka (</w:t>
       </w:r>
-      <w:hyperlink r:id="rId131">
-        <w:r>
-          <w:rPr>
-            <w:lang w:val="id_ID" w:bidi="id_ID"/>
-          </w:rPr>
-          <w:rPr>
-            <w:color w:val="0000EE"/>
-            <w:u w:val="single"/>
-          </w:rPr>
-          <w:t>1Tes. 4:9–12</w:t>
-        </w:r>
-      </w:hyperlink>
+      <w:r>
+        <w:rPr>
+          <w:lang w:val="id_ID" w:bidi="id_ID"/>
+        </w:rPr>
+        <w:t>1Tes. 4:9–12</w:t>
+      </w:r>
       <w:r>
         <w:rPr>
           <w:lang w:val="id_ID" w:bidi="id_ID"/>
         </w:rPr>
         <w:t>), nasib orang percaya yang telah meninggal (</w:t>
       </w:r>
-      <w:hyperlink r:id="rId132">
-        <w:r>
-          <w:rPr>
-            <w:lang w:val="id_ID" w:bidi="id_ID"/>
-          </w:rPr>
-          <w:rPr>
-            <w:color w:val="0000EE"/>
-            <w:u w:val="single"/>
-          </w:rPr>
-          <w:t>4:13–18</w:t>
-        </w:r>
-      </w:hyperlink>
+      <w:r>
+        <w:rPr>
+          <w:lang w:val="id_ID" w:bidi="id_ID"/>
+        </w:rPr>
+        <w:t>4:13–18</w:t>
+      </w:r>
       <w:r>
         <w:rPr>
           <w:lang w:val="id_ID" w:bidi="id_ID"/>
         </w:rPr>
         <w:t>), dan kapan hari Tuhan akan tiba (</w:t>
       </w:r>
-      <w:hyperlink r:id="rId133">
-        <w:r>
-          <w:rPr>
-            <w:lang w:val="id_ID" w:bidi="id_ID"/>
-          </w:rPr>
-          <w:rPr>
-            <w:color w:val="0000EE"/>
-            <w:u w:val="single"/>
-          </w:rPr>
-          <w:t>5:1–11</w:t>
-        </w:r>
-      </w:hyperlink>
+      <w:r>
+        <w:rPr>
+          <w:lang w:val="id_ID" w:bidi="id_ID"/>
+        </w:rPr>
+        <w:t>5:1–11</w:t>
+      </w:r>
       <w:r>
         <w:rPr>
           <w:lang w:val="id_ID" w:bidi="id_ID"/>
@@ -5771,36 +4685,24 @@
         </w:rPr>
         <w:t xml:space="preserve">Orang-orang percaya di Tesalonika menunjukkan kasih kepada semua orang percaya di provinsi Makedonia (seperti di Filipi dan Berea; lihat juga </w:t>
       </w:r>
-      <w:hyperlink r:id="rId167">
-        <w:r>
-          <w:rPr>
-            <w:lang w:val="id_ID" w:bidi="id_ID"/>
-          </w:rPr>
-          <w:rPr>
-            <w:color w:val="0000EE"/>
-            <w:u w:val="single"/>
-          </w:rPr>
-          <w:t>1:7–8</w:t>
-        </w:r>
-      </w:hyperlink>
+      <w:r>
+        <w:rPr>
+          <w:lang w:val="id_ID" w:bidi="id_ID"/>
+        </w:rPr>
+        <w:t>1:7–8</w:t>
+      </w:r>
       <w:r>
         <w:rPr>
           <w:lang w:val="id_ID" w:bidi="id_ID"/>
         </w:rPr>
         <w:t xml:space="preserve">) melalui bantuan ekonomi (bdk. </w:t>
       </w:r>
-      <w:hyperlink r:id="rId168">
-        <w:r>
-          <w:rPr>
-            <w:lang w:val="id_ID" w:bidi="id_ID"/>
-          </w:rPr>
-          <w:rPr>
-            <w:color w:val="0000EE"/>
-            <w:u w:val="single"/>
-          </w:rPr>
-          <w:t>2Kor. 8:1–5</w:t>
-        </w:r>
-      </w:hyperlink>
+      <w:r>
+        <w:rPr>
+          <w:lang w:val="id_ID" w:bidi="id_ID"/>
+        </w:rPr>
+        <w:t>2Kor. 8:1–5</w:t>
+      </w:r>
       <w:r>
         <w:rPr>
           <w:lang w:val="id_ID" w:bidi="id_ID"/>
@@ -5855,36 +4757,24 @@
         </w:rPr>
         <w:t xml:space="preserve">Hidup tenang berarti dihormati dan tidak menimbulkan masalah di masyarakat. • Bekerja dengan tanganmu: Paulus sebelumnya telah mengajarkan melalui ajarannya (lihat </w:t>
       </w:r>
-      <w:hyperlink r:id="rId128">
-        <w:r>
-          <w:rPr>
-            <w:lang w:val="id_ID" w:bidi="id_ID"/>
-          </w:rPr>
-          <w:rPr>
-            <w:color w:val="0000EE"/>
-            <w:u w:val="single"/>
-          </w:rPr>
-          <w:t>2Tes. 3:10</w:t>
-        </w:r>
-      </w:hyperlink>
+      <w:r>
+        <w:rPr>
+          <w:lang w:val="id_ID" w:bidi="id_ID"/>
+        </w:rPr>
+        <w:t>2Tes. 3:10</w:t>
+      </w:r>
       <w:r>
         <w:rPr>
           <w:lang w:val="id_ID" w:bidi="id_ID"/>
         </w:rPr>
         <w:t>) dan contoh pribadi (</w:t>
       </w:r>
-      <w:hyperlink r:id="rId169">
-        <w:r>
-          <w:rPr>
-            <w:lang w:val="id_ID" w:bidi="id_ID"/>
-          </w:rPr>
-          <w:rPr>
-            <w:color w:val="0000EE"/>
-            <w:u w:val="single"/>
-          </w:rPr>
-          <w:t>2Tes. 3:7–9</w:t>
-        </w:r>
-      </w:hyperlink>
+      <w:r>
+        <w:rPr>
+          <w:lang w:val="id_ID" w:bidi="id_ID"/>
+        </w:rPr>
+        <w:t>2Tes. 3:7–9</w:t>
+      </w:r>
       <w:r>
         <w:rPr>
           <w:lang w:val="id_ID" w:bidi="id_ID"/>
@@ -5939,54 +4829,36 @@
         </w:rPr>
         <w:t xml:space="preserve">Kemandirian dan kesopanan akan mendapatkan pengakuan dan rasa hormat dari orang-orang yang tidak percaya atau bukan Kristen (lihat </w:t>
       </w:r>
-      <w:hyperlink r:id="rId170">
-        <w:r>
-          <w:rPr>
-            <w:lang w:val="id_ID" w:bidi="id_ID"/>
-          </w:rPr>
-          <w:rPr>
-            <w:color w:val="0000EE"/>
-            <w:u w:val="single"/>
-          </w:rPr>
-          <w:t>Rm. 13:13</w:t>
-        </w:r>
-      </w:hyperlink>
-      <w:r>
-        <w:rPr>
-          <w:lang w:val="id_ID" w:bidi="id_ID"/>
-        </w:rPr>
-        <w:t xml:space="preserve">; </w:t>
-      </w:r>
-      <w:hyperlink r:id="rId171">
-        <w:r>
-          <w:rPr>
-            <w:lang w:val="id_ID" w:bidi="id_ID"/>
-          </w:rPr>
-          <w:rPr>
-            <w:color w:val="0000EE"/>
-            <w:u w:val="single"/>
-          </w:rPr>
-          <w:t>1Kor. 5:12–13</w:t>
-        </w:r>
-      </w:hyperlink>
-      <w:r>
-        <w:rPr>
-          <w:lang w:val="id_ID" w:bidi="id_ID"/>
-        </w:rPr>
-        <w:t xml:space="preserve">; </w:t>
-      </w:r>
-      <w:hyperlink r:id="rId172">
-        <w:r>
-          <w:rPr>
-            <w:lang w:val="id_ID" w:bidi="id_ID"/>
-          </w:rPr>
-          <w:rPr>
-            <w:color w:val="0000EE"/>
-            <w:u w:val="single"/>
-          </w:rPr>
-          <w:t>Kol. 4:5</w:t>
-        </w:r>
-      </w:hyperlink>
+      <w:r>
+        <w:rPr>
+          <w:lang w:val="id_ID" w:bidi="id_ID"/>
+        </w:rPr>
+        <w:t>Rm. 13:13</w:t>
+      </w:r>
+      <w:r>
+        <w:rPr>
+          <w:lang w:val="id_ID" w:bidi="id_ID"/>
+        </w:rPr>
+        <w:t xml:space="preserve">; </w:t>
+      </w:r>
+      <w:r>
+        <w:rPr>
+          <w:lang w:val="id_ID" w:bidi="id_ID"/>
+        </w:rPr>
+        <w:t>1Kor. 5:12–13</w:t>
+      </w:r>
+      <w:r>
+        <w:rPr>
+          <w:lang w:val="id_ID" w:bidi="id_ID"/>
+        </w:rPr>
+        <w:t xml:space="preserve">; </w:t>
+      </w:r>
+      <w:r>
+        <w:rPr>
+          <w:lang w:val="id_ID" w:bidi="id_ID"/>
+        </w:rPr>
+        <w:t>Kol. 4:5</w:t>
+      </w:r>
       <w:r>
         <w:rPr>
           <w:lang w:val="id_ID" w:bidi="id_ID"/>
@@ -6054,162 +4926,108 @@
         </w:rPr>
         <w:t xml:space="preserve"> juga dalam </w:t>
       </w:r>
-      <w:hyperlink r:id="rId39">
-        <w:r>
-          <w:rPr>
-            <w:lang w:val="id_ID" w:bidi="id_ID"/>
-          </w:rPr>
-          <w:rPr>
-            <w:color w:val="0000EE"/>
-            <w:u w:val="single"/>
-          </w:rPr>
-          <w:t>4:14</w:t>
-        </w:r>
-      </w:hyperlink>
+      <w:r>
+        <w:rPr>
+          <w:lang w:val="id_ID" w:bidi="id_ID"/>
+        </w:rPr>
+        <w:t>4:14</w:t>
+      </w:r>
       <w:r>
         <w:rPr>
           <w:lang w:val="id_ID" w:bidi="id_ID"/>
         </w:rPr>
         <w:t>): Dalam literatur Yunani, Yahudi, dan Kristen, tidur adalah kiasan umum untuk kematian (</w:t>
       </w:r>
-      <w:hyperlink r:id="rId173">
-        <w:r>
-          <w:rPr>
-            <w:lang w:val="id_ID" w:bidi="id_ID"/>
-          </w:rPr>
-          <w:rPr>
-            <w:color w:val="0000EE"/>
-            <w:u w:val="single"/>
-          </w:rPr>
-          <w:t>Dan. 12:2</w:t>
-        </w:r>
-      </w:hyperlink>
-      <w:r>
-        <w:rPr>
-          <w:lang w:val="id_ID" w:bidi="id_ID"/>
-        </w:rPr>
-        <w:t xml:space="preserve">; </w:t>
-      </w:r>
-      <w:hyperlink r:id="rId174">
-        <w:r>
-          <w:rPr>
-            <w:lang w:val="id_ID" w:bidi="id_ID"/>
-          </w:rPr>
-          <w:rPr>
-            <w:color w:val="0000EE"/>
-            <w:u w:val="single"/>
-          </w:rPr>
-          <w:t>Mat. 27:52</w:t>
-        </w:r>
-      </w:hyperlink>
+      <w:r>
+        <w:rPr>
+          <w:lang w:val="id_ID" w:bidi="id_ID"/>
+        </w:rPr>
+        <w:t>Dan. 12:2</w:t>
+      </w:r>
+      <w:r>
+        <w:rPr>
+          <w:lang w:val="id_ID" w:bidi="id_ID"/>
+        </w:rPr>
+        <w:t xml:space="preserve">; </w:t>
+      </w:r>
+      <w:r>
+        <w:rPr>
+          <w:lang w:val="id_ID" w:bidi="id_ID"/>
+        </w:rPr>
+        <w:t>Mat. 27:52</w:t>
+      </w:r>
       <w:r>
         <w:rPr>
           <w:lang w:val="id_ID" w:bidi="id_ID"/>
         </w:rPr>
         <w:t>). Keberadaan diri pribadi seseorang tetap berlanjut setelah kematian (</w:t>
       </w:r>
-      <w:hyperlink r:id="rId175">
-        <w:r>
-          <w:rPr>
-            <w:lang w:val="id_ID" w:bidi="id_ID"/>
-          </w:rPr>
-          <w:rPr>
-            <w:color w:val="0000EE"/>
-            <w:u w:val="single"/>
-          </w:rPr>
-          <w:t>Luk. 23:40–43</w:t>
-        </w:r>
-      </w:hyperlink>
-      <w:r>
-        <w:rPr>
-          <w:lang w:val="id_ID" w:bidi="id_ID"/>
-        </w:rPr>
-        <w:t xml:space="preserve">; </w:t>
-      </w:r>
-      <w:hyperlink r:id="rId176">
-        <w:r>
-          <w:rPr>
-            <w:lang w:val="id_ID" w:bidi="id_ID"/>
-          </w:rPr>
-          <w:rPr>
-            <w:color w:val="0000EE"/>
-            <w:u w:val="single"/>
-          </w:rPr>
-          <w:t>Kisah. 7:55–60</w:t>
-        </w:r>
-      </w:hyperlink>
-      <w:r>
-        <w:rPr>
-          <w:lang w:val="id_ID" w:bidi="id_ID"/>
-        </w:rPr>
-        <w:t xml:space="preserve">; </w:t>
-      </w:r>
-      <w:hyperlink r:id="rId177">
-        <w:r>
-          <w:rPr>
-            <w:lang w:val="id_ID" w:bidi="id_ID"/>
-          </w:rPr>
-          <w:rPr>
-            <w:color w:val="0000EE"/>
-            <w:u w:val="single"/>
-          </w:rPr>
-          <w:t>2Kor. 5:6–10</w:t>
-        </w:r>
-      </w:hyperlink>
-      <w:r>
-        <w:rPr>
-          <w:lang w:val="id_ID" w:bidi="id_ID"/>
-        </w:rPr>
-        <w:t xml:space="preserve">; </w:t>
-      </w:r>
-      <w:hyperlink r:id="rId178">
-        <w:r>
-          <w:rPr>
-            <w:lang w:val="id_ID" w:bidi="id_ID"/>
-          </w:rPr>
-          <w:rPr>
-            <w:color w:val="0000EE"/>
-            <w:u w:val="single"/>
-          </w:rPr>
-          <w:t>Flp. 1:20–24</w:t>
-        </w:r>
-      </w:hyperlink>
-      <w:r>
-        <w:rPr>
-          <w:lang w:val="id_ID" w:bidi="id_ID"/>
-        </w:rPr>
-        <w:t xml:space="preserve">; </w:t>
-      </w:r>
-      <w:hyperlink r:id="rId179">
-        <w:r>
-          <w:rPr>
-            <w:lang w:val="id_ID" w:bidi="id_ID"/>
-          </w:rPr>
-          <w:rPr>
-            <w:color w:val="0000EE"/>
-            <w:u w:val="single"/>
-          </w:rPr>
-          <w:t>Why. 6:9–11</w:t>
-        </w:r>
-      </w:hyperlink>
+      <w:r>
+        <w:rPr>
+          <w:lang w:val="id_ID" w:bidi="id_ID"/>
+        </w:rPr>
+        <w:t>Luk. 23:40–43</w:t>
+      </w:r>
+      <w:r>
+        <w:rPr>
+          <w:lang w:val="id_ID" w:bidi="id_ID"/>
+        </w:rPr>
+        <w:t xml:space="preserve">; </w:t>
+      </w:r>
+      <w:r>
+        <w:rPr>
+          <w:lang w:val="id_ID" w:bidi="id_ID"/>
+        </w:rPr>
+        <w:t>Kisah. 7:55–60</w:t>
+      </w:r>
+      <w:r>
+        <w:rPr>
+          <w:lang w:val="id_ID" w:bidi="id_ID"/>
+        </w:rPr>
+        <w:t xml:space="preserve">; </w:t>
+      </w:r>
+      <w:r>
+        <w:rPr>
+          <w:lang w:val="id_ID" w:bidi="id_ID"/>
+        </w:rPr>
+        <w:t>2Kor. 5:6–10</w:t>
+      </w:r>
+      <w:r>
+        <w:rPr>
+          <w:lang w:val="id_ID" w:bidi="id_ID"/>
+        </w:rPr>
+        <w:t xml:space="preserve">; </w:t>
+      </w:r>
+      <w:r>
+        <w:rPr>
+          <w:lang w:val="id_ID" w:bidi="id_ID"/>
+        </w:rPr>
+        <w:t>Flp. 1:20–24</w:t>
+      </w:r>
+      <w:r>
+        <w:rPr>
+          <w:lang w:val="id_ID" w:bidi="id_ID"/>
+        </w:rPr>
+        <w:t xml:space="preserve">; </w:t>
+      </w:r>
+      <w:r>
+        <w:rPr>
+          <w:lang w:val="id_ID" w:bidi="id_ID"/>
+        </w:rPr>
+        <w:t>Why. 6:9–11</w:t>
+      </w:r>
       <w:r>
         <w:rPr>
           <w:lang w:val="id_ID" w:bidi="id_ID"/>
         </w:rPr>
         <w:t>); orang yang telah meninggal menunggu kebangkitan (</w:t>
       </w:r>
-      <w:hyperlink r:id="rId180">
-        <w:r>
-          <w:rPr>
-            <w:lang w:val="id_ID" w:bidi="id_ID"/>
-          </w:rPr>
-          <w:rPr>
-            <w:color w:val="0000EE"/>
-            <w:u w:val="single"/>
-          </w:rPr>
-          <w:t>1Kor. 15:23</w:t>
-        </w:r>
-      </w:hyperlink>
+      <w:r>
+        <w:rPr>
+          <w:lang w:val="id_ID" w:bidi="id_ID"/>
+        </w:rPr>
+        <w:t>1Kor. 15:23</w:t>
+      </w:r>
       <w:r>
         <w:rPr>
           <w:lang w:val="id_ID" w:bidi="id_ID"/>
@@ -6228,54 +5046,36 @@
         </w:rPr>
         <w:t xml:space="preserve">: Surat-surat penghiburan kuno menasihati orang yang ditinggal mati agar tidak tenggelam dalam kesedihan karena mereka tidak dapat melakukan apa pun untuk mencegah kematian. Paulus tidak melarang orang untuk bersedih (bdk. </w:t>
       </w:r>
-      <w:hyperlink r:id="rId181">
-        <w:r>
-          <w:rPr>
-            <w:lang w:val="id_ID" w:bidi="id_ID"/>
-          </w:rPr>
-          <w:rPr>
-            <w:color w:val="0000EE"/>
-            <w:u w:val="single"/>
-          </w:rPr>
-          <w:t>Yoh. 16:6</w:t>
-        </w:r>
-      </w:hyperlink>
+      <w:r>
+        <w:rPr>
+          <w:lang w:val="id_ID" w:bidi="id_ID"/>
+        </w:rPr>
+        <w:t>Yoh. 16:6</w:t>
+      </w:r>
       <w:r>
         <w:rPr>
           <w:lang w:val="id_ID" w:bidi="id_ID"/>
         </w:rPr>
         <w:t xml:space="preserve">, </w:t>
       </w:r>
-      <w:hyperlink r:id="rId182">
-        <w:r>
-          <w:rPr>
-            <w:lang w:val="id_ID" w:bidi="id_ID"/>
-          </w:rPr>
-          <w:rPr>
-            <w:color w:val="0000EE"/>
-            <w:u w:val="single"/>
-          </w:rPr>
-          <w:t>20</w:t>
-        </w:r>
-      </w:hyperlink>
-      <w:r>
-        <w:rPr>
-          <w:lang w:val="id_ID" w:bidi="id_ID"/>
-        </w:rPr>
-        <w:t xml:space="preserve">; </w:t>
-      </w:r>
-      <w:hyperlink r:id="rId183">
-        <w:r>
-          <w:rPr>
-            <w:lang w:val="id_ID" w:bidi="id_ID"/>
-          </w:rPr>
-          <w:rPr>
-            <w:color w:val="0000EE"/>
-            <w:u w:val="single"/>
-          </w:rPr>
-          <w:t>Flp. 2:27</w:t>
-        </w:r>
-      </w:hyperlink>
+      <w:r>
+        <w:rPr>
+          <w:lang w:val="id_ID" w:bidi="id_ID"/>
+        </w:rPr>
+        <w:t>20</w:t>
+      </w:r>
+      <w:r>
+        <w:rPr>
+          <w:lang w:val="id_ID" w:bidi="id_ID"/>
+        </w:rPr>
+        <w:t xml:space="preserve">; </w:t>
+      </w:r>
+      <w:r>
+        <w:rPr>
+          <w:lang w:val="id_ID" w:bidi="id_ID"/>
+        </w:rPr>
+        <w:t>Flp. 2:27</w:t>
+      </w:r>
       <w:r>
         <w:rPr>
           <w:lang w:val="id_ID" w:bidi="id_ID"/>
@@ -6343,36 +5143,24 @@
         </w:rPr>
         <w:t xml:space="preserve"> adalah dasar pengharapan dalam menghadapi kematian, dijamin oleh kebangkitan Kristus (</w:t>
       </w:r>
-      <w:hyperlink r:id="rId184">
-        <w:r>
-          <w:rPr>
-            <w:lang w:val="id_ID" w:bidi="id_ID"/>
-          </w:rPr>
-          <w:rPr>
-            <w:color w:val="0000EE"/>
-            <w:u w:val="single"/>
-          </w:rPr>
-          <w:t>1Kor. 15</w:t>
-        </w:r>
-      </w:hyperlink>
+      <w:r>
+        <w:rPr>
+          <w:lang w:val="id_ID" w:bidi="id_ID"/>
+        </w:rPr>
+        <w:t>1Kor. 15</w:t>
+      </w:r>
       <w:r>
         <w:rPr>
           <w:lang w:val="id_ID" w:bidi="id_ID"/>
         </w:rPr>
         <w:t>). • Allah akan membawa kembali, mengacu pada kebangkitan orang percaya (</w:t>
       </w:r>
-      <w:hyperlink r:id="rId185">
-        <w:r>
-          <w:rPr>
-            <w:lang w:val="id_ID" w:bidi="id_ID"/>
-          </w:rPr>
-          <w:rPr>
-            <w:color w:val="0000EE"/>
-            <w:u w:val="single"/>
-          </w:rPr>
-          <w:t>1Tes. 4:16</w:t>
-        </w:r>
-      </w:hyperlink>
+      <w:r>
+        <w:rPr>
+          <w:lang w:val="id_ID" w:bidi="id_ID"/>
+        </w:rPr>
+        <w:t>1Tes. 4:16</w:t>
+      </w:r>
       <w:r>
         <w:rPr>
           <w:lang w:val="id_ID" w:bidi="id_ID"/>
@@ -6433,36 +5221,24 @@
         </w:rPr>
         <w:t xml:space="preserve">: Ajaran Yesus sendiri menjadi sumber keyakinan Paulus untuk jemaat Tesalonika (lihat </w:t>
       </w:r>
-      <w:hyperlink r:id="rId186">
-        <w:r>
-          <w:rPr>
-            <w:lang w:val="id_ID" w:bidi="id_ID"/>
-          </w:rPr>
-          <w:rPr>
-            <w:color w:val="0000EE"/>
-            <w:u w:val="single"/>
-          </w:rPr>
-          <w:t>Mat. 24:29–31</w:t>
-        </w:r>
-      </w:hyperlink>
+      <w:r>
+        <w:rPr>
+          <w:lang w:val="id_ID" w:bidi="id_ID"/>
+        </w:rPr>
+        <w:t>Mat. 24:29–31</w:t>
+      </w:r>
       <w:r>
         <w:rPr>
           <w:lang w:val="id_ID" w:bidi="id_ID"/>
         </w:rPr>
         <w:t xml:space="preserve">, </w:t>
       </w:r>
-      <w:hyperlink r:id="rId187">
-        <w:r>
-          <w:rPr>
-            <w:lang w:val="id_ID" w:bidi="id_ID"/>
-          </w:rPr>
-          <w:rPr>
-            <w:color w:val="0000EE"/>
-            <w:u w:val="single"/>
-          </w:rPr>
-          <w:t>40–41</w:t>
-        </w:r>
-      </w:hyperlink>
+      <w:r>
+        <w:rPr>
+          <w:lang w:val="id_ID" w:bidi="id_ID"/>
+        </w:rPr>
+        <w:t>40–41</w:t>
+      </w:r>
       <w:r>
         <w:rPr>
           <w:lang w:val="id_ID" w:bidi="id_ID"/>
@@ -6481,18 +5257,12 @@
         </w:rPr>
         <w:t xml:space="preserve">: Paulus ingin jemaat Tesalonika tahu bahwa, ketika Tuhan kembali, orang mati tidak akan dirugikan tetapi akan berpartisipasi secara setara dalam kebangkitan. • Dalam merujuk pada kedatangan Yesus, Paulus menggunakan istilah Yunani (parousia) yang biasa digunakan untuk menggambarkan kedatangan kaisar ke kota dengan kemegahan dan perayaan yang agung (lihat </w:t>
       </w:r>
-      <w:hyperlink r:id="rId188">
-        <w:r>
-          <w:rPr>
-            <w:lang w:val="id_ID" w:bidi="id_ID"/>
-          </w:rPr>
-          <w:rPr>
-            <w:color w:val="0000EE"/>
-            <w:u w:val="single"/>
-          </w:rPr>
-          <w:t>1Tes. 4:17</w:t>
-        </w:r>
-      </w:hyperlink>
+      <w:r>
+        <w:rPr>
+          <w:lang w:val="id_ID" w:bidi="id_ID"/>
+        </w:rPr>
+        <w:t>1Tes. 4:17</w:t>
+      </w:r>
       <w:r>
         <w:rPr>
           <w:lang w:val="id_ID" w:bidi="id_ID"/>
@@ -6547,72 +5317,48 @@
         </w:rPr>
         <w:t>sangkakala Allah berbunyi: Terompet Allah akan menandakan kebangkitan, sama seperti sebelumnya mengumumkan penyelamatan Israel (</w:t>
       </w:r>
-      <w:hyperlink r:id="rId189">
-        <w:r>
-          <w:rPr>
-            <w:lang w:val="id_ID" w:bidi="id_ID"/>
-          </w:rPr>
-          <w:rPr>
-            <w:color w:val="0000EE"/>
-            <w:u w:val="single"/>
-          </w:rPr>
-          <w:t>Zef. 1:16</w:t>
-        </w:r>
-      </w:hyperlink>
-      <w:r>
-        <w:rPr>
-          <w:lang w:val="id_ID" w:bidi="id_ID"/>
-        </w:rPr>
-        <w:t xml:space="preserve">; </w:t>
-      </w:r>
-      <w:hyperlink r:id="rId190">
-        <w:r>
-          <w:rPr>
-            <w:lang w:val="id_ID" w:bidi="id_ID"/>
-          </w:rPr>
-          <w:rPr>
-            <w:color w:val="0000EE"/>
-            <w:u w:val="single"/>
-          </w:rPr>
-          <w:t>Za. 9:14</w:t>
-        </w:r>
-      </w:hyperlink>
+      <w:r>
+        <w:rPr>
+          <w:lang w:val="id_ID" w:bidi="id_ID"/>
+        </w:rPr>
+        <w:t>Zef. 1:16</w:t>
+      </w:r>
+      <w:r>
+        <w:rPr>
+          <w:lang w:val="id_ID" w:bidi="id_ID"/>
+        </w:rPr>
+        <w:t xml:space="preserve">; </w:t>
+      </w:r>
+      <w:r>
+        <w:rPr>
+          <w:lang w:val="id_ID" w:bidi="id_ID"/>
+        </w:rPr>
+        <w:t>Za. 9:14</w:t>
+      </w:r>
       <w:r>
         <w:rPr>
           <w:lang w:val="id_ID" w:bidi="id_ID"/>
         </w:rPr>
         <w:t>). Di masa depan, sangkakala itu akan mengumumkan pengumpulan orang-orang pilihan Allah dari “ujung-ujung bumi paling jauh dan langit” (</w:t>
       </w:r>
-      <w:hyperlink r:id="rId191">
-        <w:r>
-          <w:rPr>
-            <w:lang w:val="id_ID" w:bidi="id_ID"/>
-          </w:rPr>
-          <w:rPr>
-            <w:color w:val="0000EE"/>
-            <w:u w:val="single"/>
-          </w:rPr>
-          <w:t>Mat. 24:31</w:t>
-        </w:r>
-      </w:hyperlink>
+      <w:r>
+        <w:rPr>
+          <w:lang w:val="id_ID" w:bidi="id_ID"/>
+        </w:rPr>
+        <w:t>Mat. 24:31</w:t>
+      </w:r>
       <w:r>
         <w:rPr>
           <w:lang w:val="id_ID" w:bidi="id_ID"/>
         </w:rPr>
         <w:t xml:space="preserve">; bdk. </w:t>
       </w:r>
-      <w:hyperlink r:id="rId192">
-        <w:r>
-          <w:rPr>
-            <w:lang w:val="id_ID" w:bidi="id_ID"/>
-          </w:rPr>
-          <w:rPr>
-            <w:color w:val="0000EE"/>
-            <w:u w:val="single"/>
-          </w:rPr>
-          <w:t>1Kor. 15:52</w:t>
-        </w:r>
-      </w:hyperlink>
+      <w:r>
+        <w:rPr>
+          <w:lang w:val="id_ID" w:bidi="id_ID"/>
+        </w:rPr>
+        <w:t>1Kor. 15:52</w:t>
+      </w:r>
       <w:r>
         <w:rPr>
           <w:lang w:val="id_ID" w:bidi="id_ID"/>
@@ -6673,54 +5419,36 @@
         </w:rPr>
         <w:t>: Ini merujuk pada kebiasaan mengirim perwakilan resmi untuk menyambut seorang pejabat yang berkunjung dan menemani pejabat itu saat ia memasuki kota (</w:t>
       </w:r>
-      <w:hyperlink r:id="rId193">
-        <w:r>
-          <w:rPr>
-            <w:lang w:val="id_ID" w:bidi="id_ID"/>
-          </w:rPr>
-          <w:rPr>
-            <w:color w:val="0000EE"/>
-            <w:u w:val="single"/>
-          </w:rPr>
-          <w:t>Mat. 25:6</w:t>
-        </w:r>
-      </w:hyperlink>
+      <w:r>
+        <w:rPr>
+          <w:lang w:val="id_ID" w:bidi="id_ID"/>
+        </w:rPr>
+        <w:t>Mat. 25:6</w:t>
+      </w:r>
       <w:r>
         <w:rPr>
           <w:lang w:val="id_ID" w:bidi="id_ID"/>
         </w:rPr>
         <w:t xml:space="preserve">, </w:t>
       </w:r>
-      <w:hyperlink r:id="rId194">
-        <w:r>
-          <w:rPr>
-            <w:lang w:val="id_ID" w:bidi="id_ID"/>
-          </w:rPr>
-          <w:rPr>
-            <w:color w:val="0000EE"/>
-            <w:u w:val="single"/>
-          </w:rPr>
-          <w:t>10</w:t>
-        </w:r>
-      </w:hyperlink>
-      <w:r>
-        <w:rPr>
-          <w:lang w:val="id_ID" w:bidi="id_ID"/>
-        </w:rPr>
-        <w:t xml:space="preserve">; </w:t>
-      </w:r>
-      <w:hyperlink r:id="rId195">
-        <w:r>
-          <w:rPr>
-            <w:lang w:val="id_ID" w:bidi="id_ID"/>
-          </w:rPr>
-          <w:rPr>
-            <w:color w:val="0000EE"/>
-            <w:u w:val="single"/>
-          </w:rPr>
-          <w:t>Kisah. 28:15–16</w:t>
-        </w:r>
-      </w:hyperlink>
+      <w:r>
+        <w:rPr>
+          <w:lang w:val="id_ID" w:bidi="id_ID"/>
+        </w:rPr>
+        <w:t>10</w:t>
+      </w:r>
+      <w:r>
+        <w:rPr>
+          <w:lang w:val="id_ID" w:bidi="id_ID"/>
+        </w:rPr>
+        <w:t xml:space="preserve">; </w:t>
+      </w:r>
+      <w:r>
+        <w:rPr>
+          <w:lang w:val="id_ID" w:bidi="id_ID"/>
+        </w:rPr>
+        <w:t>Kisah. 28:15–16</w:t>
+      </w:r>
       <w:r>
         <w:rPr>
           <w:lang w:val="id_ID" w:bidi="id_ID"/>
@@ -6823,90 +5551,60 @@
         </w:rPr>
         <w:t>Pertanyaan mengenai bagaimana dan kapan semua ini akan terjadi memenuhi pikiran orang Yahudi maupun orang Kristen (</w:t>
       </w:r>
-      <w:hyperlink r:id="rId196">
-        <w:r>
-          <w:rPr>
-            <w:lang w:val="id_ID" w:bidi="id_ID"/>
-          </w:rPr>
-          <w:rPr>
-            <w:color w:val="0000EE"/>
-            <w:u w:val="single"/>
-          </w:rPr>
-          <w:t>Dan. 12:6</w:t>
-        </w:r>
-      </w:hyperlink>
-      <w:r>
-        <w:rPr>
-          <w:lang w:val="id_ID" w:bidi="id_ID"/>
-        </w:rPr>
-        <w:t xml:space="preserve">; </w:t>
-      </w:r>
-      <w:hyperlink r:id="rId197">
-        <w:r>
-          <w:rPr>
-            <w:lang w:val="id_ID" w:bidi="id_ID"/>
-          </w:rPr>
-          <w:rPr>
-            <w:color w:val="0000EE"/>
-            <w:u w:val="single"/>
-          </w:rPr>
-          <w:t>Mat. 24:3</w:t>
-        </w:r>
-      </w:hyperlink>
-      <w:r>
-        <w:rPr>
-          <w:lang w:val="id_ID" w:bidi="id_ID"/>
-        </w:rPr>
-        <w:t xml:space="preserve">; </w:t>
-      </w:r>
-      <w:hyperlink r:id="rId198">
-        <w:r>
-          <w:rPr>
-            <w:lang w:val="id_ID" w:bidi="id_ID"/>
-          </w:rPr>
-          <w:rPr>
-            <w:color w:val="0000EE"/>
-            <w:u w:val="single"/>
-          </w:rPr>
-          <w:t>Luk. 17:20</w:t>
-        </w:r>
-      </w:hyperlink>
-      <w:r>
-        <w:rPr>
-          <w:lang w:val="id_ID" w:bidi="id_ID"/>
-        </w:rPr>
-        <w:t xml:space="preserve">; </w:t>
-      </w:r>
-      <w:hyperlink r:id="rId199">
-        <w:r>
-          <w:rPr>
-            <w:lang w:val="id_ID" w:bidi="id_ID"/>
-          </w:rPr>
-          <w:rPr>
-            <w:color w:val="0000EE"/>
-            <w:u w:val="single"/>
-          </w:rPr>
-          <w:t>Kisah. 1:6</w:t>
-        </w:r>
-      </w:hyperlink>
-      <w:r>
-        <w:rPr>
-          <w:lang w:val="id_ID" w:bidi="id_ID"/>
-        </w:rPr>
-        <w:t xml:space="preserve">; </w:t>
-      </w:r>
-      <w:hyperlink r:id="rId200">
-        <w:r>
-          <w:rPr>
-            <w:lang w:val="id_ID" w:bidi="id_ID"/>
-          </w:rPr>
-          <w:rPr>
-            <w:color w:val="0000EE"/>
-            <w:u w:val="single"/>
-          </w:rPr>
-          <w:t>1Ptr. 1:10–11</w:t>
-        </w:r>
-      </w:hyperlink>
+      <w:r>
+        <w:rPr>
+          <w:lang w:val="id_ID" w:bidi="id_ID"/>
+        </w:rPr>
+        <w:t>Dan. 12:6</w:t>
+      </w:r>
+      <w:r>
+        <w:rPr>
+          <w:lang w:val="id_ID" w:bidi="id_ID"/>
+        </w:rPr>
+        <w:t xml:space="preserve">; </w:t>
+      </w:r>
+      <w:r>
+        <w:rPr>
+          <w:lang w:val="id_ID" w:bidi="id_ID"/>
+        </w:rPr>
+        <w:t>Mat. 24:3</w:t>
+      </w:r>
+      <w:r>
+        <w:rPr>
+          <w:lang w:val="id_ID" w:bidi="id_ID"/>
+        </w:rPr>
+        <w:t xml:space="preserve">; </w:t>
+      </w:r>
+      <w:r>
+        <w:rPr>
+          <w:lang w:val="id_ID" w:bidi="id_ID"/>
+        </w:rPr>
+        <w:t>Luk. 17:20</w:t>
+      </w:r>
+      <w:r>
+        <w:rPr>
+          <w:lang w:val="id_ID" w:bidi="id_ID"/>
+        </w:rPr>
+        <w:t xml:space="preserve">; </w:t>
+      </w:r>
+      <w:r>
+        <w:rPr>
+          <w:lang w:val="id_ID" w:bidi="id_ID"/>
+        </w:rPr>
+        <w:t>Kisah. 1:6</w:t>
+      </w:r>
+      <w:r>
+        <w:rPr>
+          <w:lang w:val="id_ID" w:bidi="id_ID"/>
+        </w:rPr>
+        <w:t xml:space="preserve">; </w:t>
+      </w:r>
+      <w:r>
+        <w:rPr>
+          <w:lang w:val="id_ID" w:bidi="id_ID"/>
+        </w:rPr>
+        <w:t>1Ptr. 1:10–11</w:t>
+      </w:r>
       <w:r>
         <w:rPr>
           <w:lang w:val="id_ID" w:bidi="id_ID"/>
@@ -6961,216 +5659,144 @@
         </w:rPr>
         <w:t>karena kamu sendiri tahu benar-benar: Paulus mengingatkan mereka tentang ajaran yang telah mereka terima (</w:t>
       </w:r>
-      <w:hyperlink r:id="rId28">
-        <w:r>
-          <w:rPr>
-            <w:lang w:val="id_ID" w:bidi="id_ID"/>
-          </w:rPr>
-          <w:rPr>
-            <w:color w:val="0000EE"/>
-            <w:u w:val="single"/>
-          </w:rPr>
-          <w:t>3:3–4</w:t>
-        </w:r>
-      </w:hyperlink>
+      <w:r>
+        <w:rPr>
+          <w:lang w:val="id_ID" w:bidi="id_ID"/>
+        </w:rPr>
+        <w:t>3:3–4</w:t>
+      </w:r>
       <w:r>
         <w:rPr>
           <w:lang w:val="id_ID" w:bidi="id_ID"/>
         </w:rPr>
         <w:t>). • Hari kedatangan Tuhan adalah saat ketika Allah akan datang untuk menghakimi umat manusia (</w:t>
       </w:r>
-      <w:hyperlink r:id="rId201">
-        <w:r>
-          <w:rPr>
-            <w:lang w:val="id_ID" w:bidi="id_ID"/>
-          </w:rPr>
-          <w:rPr>
-            <w:color w:val="0000EE"/>
-            <w:u w:val="single"/>
-          </w:rPr>
-          <w:t>Yes. 13:6</w:t>
-        </w:r>
-      </w:hyperlink>
+      <w:r>
+        <w:rPr>
+          <w:lang w:val="id_ID" w:bidi="id_ID"/>
+        </w:rPr>
+        <w:t>Yes. 13:6</w:t>
+      </w:r>
       <w:r>
         <w:rPr>
           <w:lang w:val="id_ID" w:bidi="id_ID"/>
         </w:rPr>
         <w:t xml:space="preserve">, </w:t>
       </w:r>
-      <w:hyperlink r:id="rId202">
-        <w:r>
-          <w:rPr>
-            <w:lang w:val="id_ID" w:bidi="id_ID"/>
-          </w:rPr>
-          <w:rPr>
-            <w:color w:val="0000EE"/>
-            <w:u w:val="single"/>
-          </w:rPr>
-          <w:t>9</w:t>
-        </w:r>
-      </w:hyperlink>
-      <w:r>
-        <w:rPr>
-          <w:lang w:val="id_ID" w:bidi="id_ID"/>
-        </w:rPr>
-        <w:t xml:space="preserve">; </w:t>
-      </w:r>
-      <w:hyperlink r:id="rId203">
-        <w:r>
-          <w:rPr>
-            <w:lang w:val="id_ID" w:bidi="id_ID"/>
-          </w:rPr>
-          <w:rPr>
-            <w:color w:val="0000EE"/>
-            <w:u w:val="single"/>
-          </w:rPr>
-          <w:t>Yeh. 30:3</w:t>
-        </w:r>
-      </w:hyperlink>
+      <w:r>
+        <w:rPr>
+          <w:lang w:val="id_ID" w:bidi="id_ID"/>
+        </w:rPr>
+        <w:t>9</w:t>
+      </w:r>
+      <w:r>
+        <w:rPr>
+          <w:lang w:val="id_ID" w:bidi="id_ID"/>
+        </w:rPr>
+        <w:t xml:space="preserve">; </w:t>
+      </w:r>
+      <w:r>
+        <w:rPr>
+          <w:lang w:val="id_ID" w:bidi="id_ID"/>
+        </w:rPr>
+        <w:t>Yeh. 30:3</w:t>
+      </w:r>
       <w:r>
         <w:rPr>
           <w:lang w:val="id_ID" w:bidi="id_ID"/>
         </w:rPr>
         <w:t>) dan menyelamatkan umat-Nya (</w:t>
       </w:r>
-      <w:hyperlink r:id="rId204">
-        <w:r>
-          <w:rPr>
-            <w:lang w:val="id_ID" w:bidi="id_ID"/>
-          </w:rPr>
-          <w:rPr>
-            <w:color w:val="0000EE"/>
-            <w:u w:val="single"/>
-          </w:rPr>
-          <w:t>Yl. 2:21–32</w:t>
-        </w:r>
-      </w:hyperlink>
-      <w:r>
-        <w:rPr>
-          <w:lang w:val="id_ID" w:bidi="id_ID"/>
-        </w:rPr>
-        <w:t xml:space="preserve">; </w:t>
-      </w:r>
-      <w:hyperlink r:id="rId205">
-        <w:r>
-          <w:rPr>
-            <w:lang w:val="id_ID" w:bidi="id_ID"/>
-          </w:rPr>
-          <w:rPr>
-            <w:color w:val="0000EE"/>
-            <w:u w:val="single"/>
-          </w:rPr>
-          <w:t>3:18</w:t>
-        </w:r>
-      </w:hyperlink>
-      <w:r>
-        <w:rPr>
-          <w:lang w:val="id_ID" w:bidi="id_ID"/>
-        </w:rPr>
-        <w:t xml:space="preserve">; </w:t>
-      </w:r>
-      <w:hyperlink r:id="rId206">
-        <w:r>
-          <w:rPr>
-            <w:lang w:val="id_ID" w:bidi="id_ID"/>
-          </w:rPr>
-          <w:rPr>
-            <w:color w:val="0000EE"/>
-            <w:u w:val="single"/>
-          </w:rPr>
-          <w:t>Za 14</w:t>
-        </w:r>
-      </w:hyperlink>
+      <w:r>
+        <w:rPr>
+          <w:lang w:val="id_ID" w:bidi="id_ID"/>
+        </w:rPr>
+        <w:t>Yl. 2:21–32</w:t>
+      </w:r>
+      <w:r>
+        <w:rPr>
+          <w:lang w:val="id_ID" w:bidi="id_ID"/>
+        </w:rPr>
+        <w:t xml:space="preserve">; </w:t>
+      </w:r>
+      <w:r>
+        <w:rPr>
+          <w:lang w:val="id_ID" w:bidi="id_ID"/>
+        </w:rPr>
+        <w:t>3:18</w:t>
+      </w:r>
+      <w:r>
+        <w:rPr>
+          <w:lang w:val="id_ID" w:bidi="id_ID"/>
+        </w:rPr>
+        <w:t xml:space="preserve">; </w:t>
+      </w:r>
+      <w:r>
+        <w:rPr>
+          <w:lang w:val="id_ID" w:bidi="id_ID"/>
+        </w:rPr>
+        <w:t>Za 14</w:t>
+      </w:r>
       <w:r>
         <w:rPr>
           <w:lang w:val="id_ID" w:bidi="id_ID"/>
         </w:rPr>
         <w:t xml:space="preserve">). • seperti pencuri di malam hari: Bandingkan </w:t>
       </w:r>
-      <w:hyperlink r:id="rId207">
-        <w:r>
-          <w:rPr>
-            <w:lang w:val="id_ID" w:bidi="id_ID"/>
-          </w:rPr>
-          <w:rPr>
-            <w:color w:val="0000EE"/>
-            <w:u w:val="single"/>
-          </w:rPr>
-          <w:t>Mat. 24:43–44</w:t>
-        </w:r>
-      </w:hyperlink>
-      <w:r>
-        <w:rPr>
-          <w:lang w:val="id_ID" w:bidi="id_ID"/>
-        </w:rPr>
-        <w:t xml:space="preserve">; </w:t>
-      </w:r>
-      <w:hyperlink r:id="rId208">
-        <w:r>
-          <w:rPr>
-            <w:lang w:val="id_ID" w:bidi="id_ID"/>
-          </w:rPr>
-          <w:rPr>
-            <w:color w:val="0000EE"/>
-            <w:u w:val="single"/>
-          </w:rPr>
-          <w:t>Luk. 12:39–40</w:t>
-        </w:r>
-      </w:hyperlink>
-      <w:r>
-        <w:rPr>
-          <w:lang w:val="id_ID" w:bidi="id_ID"/>
-        </w:rPr>
-        <w:t xml:space="preserve">; </w:t>
-      </w:r>
-      <w:hyperlink r:id="rId209">
-        <w:r>
-          <w:rPr>
-            <w:lang w:val="id_ID" w:bidi="id_ID"/>
-          </w:rPr>
-          <w:rPr>
-            <w:color w:val="0000EE"/>
-            <w:u w:val="single"/>
-          </w:rPr>
-          <w:t>2Ptr. 3:10</w:t>
-        </w:r>
-      </w:hyperlink>
-      <w:r>
-        <w:rPr>
-          <w:lang w:val="id_ID" w:bidi="id_ID"/>
-        </w:rPr>
-        <w:t xml:space="preserve">; </w:t>
-      </w:r>
-      <w:hyperlink r:id="rId210">
-        <w:r>
-          <w:rPr>
-            <w:lang w:val="id_ID" w:bidi="id_ID"/>
-          </w:rPr>
-          <w:rPr>
-            <w:color w:val="0000EE"/>
-            <w:u w:val="single"/>
-          </w:rPr>
-          <w:t>Why. 3:3</w:t>
-        </w:r>
-      </w:hyperlink>
-      <w:r>
-        <w:rPr>
-          <w:lang w:val="id_ID" w:bidi="id_ID"/>
-        </w:rPr>
-        <w:t xml:space="preserve">; </w:t>
-      </w:r>
-      <w:hyperlink r:id="rId211">
-        <w:r>
-          <w:rPr>
-            <w:lang w:val="id_ID" w:bidi="id_ID"/>
-          </w:rPr>
-          <w:rPr>
-            <w:color w:val="0000EE"/>
-            <w:u w:val="single"/>
-          </w:rPr>
-          <w:t>16:15</w:t>
-        </w:r>
-      </w:hyperlink>
+      <w:r>
+        <w:rPr>
+          <w:lang w:val="id_ID" w:bidi="id_ID"/>
+        </w:rPr>
+        <w:t>Mat. 24:43–44</w:t>
+      </w:r>
+      <w:r>
+        <w:rPr>
+          <w:lang w:val="id_ID" w:bidi="id_ID"/>
+        </w:rPr>
+        <w:t xml:space="preserve">; </w:t>
+      </w:r>
+      <w:r>
+        <w:rPr>
+          <w:lang w:val="id_ID" w:bidi="id_ID"/>
+        </w:rPr>
+        <w:t>Luk. 12:39–40</w:t>
+      </w:r>
+      <w:r>
+        <w:rPr>
+          <w:lang w:val="id_ID" w:bidi="id_ID"/>
+        </w:rPr>
+        <w:t xml:space="preserve">; </w:t>
+      </w:r>
+      <w:r>
+        <w:rPr>
+          <w:lang w:val="id_ID" w:bidi="id_ID"/>
+        </w:rPr>
+        <w:t>2Ptr. 3:10</w:t>
+      </w:r>
+      <w:r>
+        <w:rPr>
+          <w:lang w:val="id_ID" w:bidi="id_ID"/>
+        </w:rPr>
+        <w:t xml:space="preserve">; </w:t>
+      </w:r>
+      <w:r>
+        <w:rPr>
+          <w:lang w:val="id_ID" w:bidi="id_ID"/>
+        </w:rPr>
+        <w:t>Why. 3:3</w:t>
+      </w:r>
+      <w:r>
+        <w:rPr>
+          <w:lang w:val="id_ID" w:bidi="id_ID"/>
+        </w:rPr>
+        <w:t xml:space="preserve">; </w:t>
+      </w:r>
+      <w:r>
+        <w:rPr>
+          <w:lang w:val="id_ID" w:bidi="id_ID"/>
+        </w:rPr>
+        <w:t>16:15</w:t>
+      </w:r>
       <w:r>
         <w:rPr>
           <w:lang w:val="id_ID" w:bidi="id_ID"/>
@@ -7353,108 +5979,72 @@
         </w:rPr>
         <w:t xml:space="preserve"> orang percaya di Tesalonika telah diselamatkan dari kegelapan (</w:t>
       </w:r>
-      <w:hyperlink r:id="rId212">
-        <w:r>
-          <w:rPr>
-            <w:lang w:val="id_ID" w:bidi="id_ID"/>
-          </w:rPr>
-          <w:rPr>
-            <w:color w:val="0000EE"/>
-            <w:u w:val="single"/>
-          </w:rPr>
-          <w:t>Yoh. 12:36</w:t>
-        </w:r>
-      </w:hyperlink>
-      <w:r>
-        <w:rPr>
-          <w:lang w:val="id_ID" w:bidi="id_ID"/>
-        </w:rPr>
-        <w:t xml:space="preserve">; </w:t>
-      </w:r>
-      <w:hyperlink r:id="rId213">
-        <w:r>
-          <w:rPr>
-            <w:lang w:val="id_ID" w:bidi="id_ID"/>
-          </w:rPr>
-          <w:rPr>
-            <w:color w:val="0000EE"/>
-            <w:u w:val="single"/>
-          </w:rPr>
-          <w:t>Kisah. 26:18</w:t>
-        </w:r>
-      </w:hyperlink>
-      <w:r>
-        <w:rPr>
-          <w:lang w:val="id_ID" w:bidi="id_ID"/>
-        </w:rPr>
-        <w:t xml:space="preserve">; </w:t>
-      </w:r>
-      <w:hyperlink r:id="rId214">
-        <w:r>
-          <w:rPr>
-            <w:lang w:val="id_ID" w:bidi="id_ID"/>
-          </w:rPr>
-          <w:rPr>
-            <w:color w:val="0000EE"/>
-            <w:u w:val="single"/>
-          </w:rPr>
-          <w:t>Ef. 5:8</w:t>
-        </w:r>
-      </w:hyperlink>
-      <w:r>
-        <w:rPr>
-          <w:lang w:val="id_ID" w:bidi="id_ID"/>
-        </w:rPr>
-        <w:t xml:space="preserve">; </w:t>
-      </w:r>
-      <w:hyperlink r:id="rId215">
-        <w:r>
-          <w:rPr>
-            <w:lang w:val="id_ID" w:bidi="id_ID"/>
-          </w:rPr>
-          <w:rPr>
-            <w:color w:val="0000EE"/>
-            <w:u w:val="single"/>
-          </w:rPr>
-          <w:t>1Ptr. 2:9</w:t>
-        </w:r>
-      </w:hyperlink>
+      <w:r>
+        <w:rPr>
+          <w:lang w:val="id_ID" w:bidi="id_ID"/>
+        </w:rPr>
+        <w:t>Yoh. 12:36</w:t>
+      </w:r>
+      <w:r>
+        <w:rPr>
+          <w:lang w:val="id_ID" w:bidi="id_ID"/>
+        </w:rPr>
+        <w:t xml:space="preserve">; </w:t>
+      </w:r>
+      <w:r>
+        <w:rPr>
+          <w:lang w:val="id_ID" w:bidi="id_ID"/>
+        </w:rPr>
+        <w:t>Kisah. 26:18</w:t>
+      </w:r>
+      <w:r>
+        <w:rPr>
+          <w:lang w:val="id_ID" w:bidi="id_ID"/>
+        </w:rPr>
+        <w:t xml:space="preserve">; </w:t>
+      </w:r>
+      <w:r>
+        <w:rPr>
+          <w:lang w:val="id_ID" w:bidi="id_ID"/>
+        </w:rPr>
+        <w:t>Ef. 5:8</w:t>
+      </w:r>
+      <w:r>
+        <w:rPr>
+          <w:lang w:val="id_ID" w:bidi="id_ID"/>
+        </w:rPr>
+        <w:t xml:space="preserve">; </w:t>
+      </w:r>
+      <w:r>
+        <w:rPr>
+          <w:lang w:val="id_ID" w:bidi="id_ID"/>
+        </w:rPr>
+        <w:t>1Ptr. 2:9</w:t>
+      </w:r>
       <w:r>
         <w:rPr>
           <w:lang w:val="id_ID" w:bidi="id_ID"/>
         </w:rPr>
         <w:t>). • anak siang: Mereka adalah bagian dari tatanan baru Allah (</w:t>
       </w:r>
-      <w:hyperlink r:id="rId216">
-        <w:r>
-          <w:rPr>
-            <w:lang w:val="id_ID" w:bidi="id_ID"/>
-          </w:rPr>
-          <w:rPr>
-            <w:color w:val="0000EE"/>
-            <w:u w:val="single"/>
-          </w:rPr>
-          <w:t>Rm. 13:12</w:t>
-        </w:r>
-      </w:hyperlink>
+      <w:r>
+        <w:rPr>
+          <w:lang w:val="id_ID" w:bidi="id_ID"/>
+        </w:rPr>
+        <w:t>Rm. 13:12</w:t>
+      </w:r>
       <w:r>
         <w:rPr>
           <w:lang w:val="id_ID" w:bidi="id_ID"/>
         </w:rPr>
         <w:t xml:space="preserve">). • kegelapan dan malam: Ini mengacu pada kehidupan yang tidak bermoral (lihat </w:t>
       </w:r>
-      <w:hyperlink r:id="rId217">
-        <w:r>
-          <w:rPr>
-            <w:lang w:val="id_ID" w:bidi="id_ID"/>
-          </w:rPr>
-          <w:rPr>
-            <w:color w:val="0000EE"/>
-            <w:u w:val="single"/>
-          </w:rPr>
-          <w:t>1Tes. 5:6–8</w:t>
-        </w:r>
-      </w:hyperlink>
+      <w:r>
+        <w:rPr>
+          <w:lang w:val="id_ID" w:bidi="id_ID"/>
+        </w:rPr>
+        <w:t>1Tes. 5:6–8</w:t>
+      </w:r>
       <w:r>
         <w:rPr>
           <w:lang w:val="id_ID" w:bidi="id_ID"/>
@@ -7515,72 +6105,48 @@
         </w:rPr>
         <w:t xml:space="preserve"> mengulangi kembali panggilan Yesus untuk bersiap secara moral karena para murid tidak akan mengetahui kapan hari kedatangan-Nya kembali (</w:t>
       </w:r>
-      <w:hyperlink r:id="rId218">
-        <w:r>
-          <w:rPr>
-            <w:lang w:val="id_ID" w:bidi="id_ID"/>
-          </w:rPr>
-          <w:rPr>
-            <w:color w:val="0000EE"/>
-            <w:u w:val="single"/>
-          </w:rPr>
-          <w:t>Mat. 24:42</w:t>
-        </w:r>
-      </w:hyperlink>
+      <w:r>
+        <w:rPr>
+          <w:lang w:val="id_ID" w:bidi="id_ID"/>
+        </w:rPr>
+        <w:t>Mat. 24:42</w:t>
+      </w:r>
       <w:r>
         <w:rPr>
           <w:lang w:val="id_ID" w:bidi="id_ID"/>
         </w:rPr>
         <w:t xml:space="preserve">, </w:t>
       </w:r>
-      <w:hyperlink r:id="rId219">
-        <w:r>
-          <w:rPr>
-            <w:lang w:val="id_ID" w:bidi="id_ID"/>
-          </w:rPr>
-          <w:rPr>
-            <w:color w:val="0000EE"/>
-            <w:u w:val="single"/>
-          </w:rPr>
-          <w:t>44</w:t>
-        </w:r>
-      </w:hyperlink>
-      <w:r>
-        <w:rPr>
-          <w:lang w:val="id_ID" w:bidi="id_ID"/>
-        </w:rPr>
-        <w:t xml:space="preserve">; </w:t>
-      </w:r>
-      <w:hyperlink r:id="rId220">
-        <w:r>
-          <w:rPr>
-            <w:lang w:val="id_ID" w:bidi="id_ID"/>
-          </w:rPr>
-          <w:rPr>
-            <w:color w:val="0000EE"/>
-            <w:u w:val="single"/>
-          </w:rPr>
-          <w:t>25:13</w:t>
-        </w:r>
-      </w:hyperlink>
+      <w:r>
+        <w:rPr>
+          <w:lang w:val="id_ID" w:bidi="id_ID"/>
+        </w:rPr>
+        <w:t>44</w:t>
+      </w:r>
+      <w:r>
+        <w:rPr>
+          <w:lang w:val="id_ID" w:bidi="id_ID"/>
+        </w:rPr>
+        <w:t xml:space="preserve">; </w:t>
+      </w:r>
+      <w:r>
+        <w:rPr>
+          <w:lang w:val="id_ID" w:bidi="id_ID"/>
+        </w:rPr>
+        <w:t>25:13</w:t>
+      </w:r>
       <w:r>
         <w:rPr>
           <w:lang w:val="id_ID" w:bidi="id_ID"/>
         </w:rPr>
         <w:t xml:space="preserve">; bdk. </w:t>
       </w:r>
-      <w:hyperlink r:id="rId221">
-        <w:r>
-          <w:rPr>
-            <w:lang w:val="id_ID" w:bidi="id_ID"/>
-          </w:rPr>
-          <w:rPr>
-            <w:color w:val="0000EE"/>
-            <w:u w:val="single"/>
-          </w:rPr>
-          <w:t>1Ptr. 1:13</w:t>
-        </w:r>
-      </w:hyperlink>
+      <w:r>
+        <w:rPr>
+          <w:lang w:val="id_ID" w:bidi="id_ID"/>
+        </w:rPr>
+        <w:t>1Ptr. 1:13</w:t>
+      </w:r>
       <w:r>
         <w:rPr>
           <w:lang w:val="id_ID" w:bidi="id_ID"/>
@@ -7635,54 +6201,36 @@
         </w:rPr>
         <w:t>Tidur mengacu pada ketidakpedulian moral (</w:t>
       </w:r>
-      <w:hyperlink r:id="rId222">
-        <w:r>
-          <w:rPr>
-            <w:lang w:val="id_ID" w:bidi="id_ID"/>
-          </w:rPr>
-          <w:rPr>
-            <w:color w:val="0000EE"/>
-            <w:u w:val="single"/>
-          </w:rPr>
-          <w:t>5:6</w:t>
-        </w:r>
-      </w:hyperlink>
+      <w:r>
+        <w:rPr>
+          <w:lang w:val="id_ID" w:bidi="id_ID"/>
+        </w:rPr>
+        <w:t>5:6</w:t>
+      </w:r>
       <w:r>
         <w:rPr>
           <w:lang w:val="id_ID" w:bidi="id_ID"/>
         </w:rPr>
         <w:t>), dan mabuk adalah metafora untuk orang yang tidak dapat mengendalikan diri; mereka akan terkejut ketika hari Tuhan tiba (</w:t>
       </w:r>
-      <w:hyperlink r:id="rId223">
-        <w:r>
-          <w:rPr>
-            <w:lang w:val="id_ID" w:bidi="id_ID"/>
-          </w:rPr>
-          <w:rPr>
-            <w:color w:val="0000EE"/>
-            <w:u w:val="single"/>
-          </w:rPr>
-          <w:t>5:4</w:t>
-        </w:r>
-      </w:hyperlink>
-      <w:r>
-        <w:rPr>
-          <w:lang w:val="id_ID" w:bidi="id_ID"/>
-        </w:rPr>
-        <w:t xml:space="preserve">; </w:t>
-      </w:r>
-      <w:hyperlink r:id="rId224">
-        <w:r>
-          <w:rPr>
-            <w:lang w:val="id_ID" w:bidi="id_ID"/>
-          </w:rPr>
-          <w:rPr>
-            <w:color w:val="0000EE"/>
-            <w:u w:val="single"/>
-          </w:rPr>
-          <w:t>Mat. 24:48–51</w:t>
-        </w:r>
-      </w:hyperlink>
+      <w:r>
+        <w:rPr>
+          <w:lang w:val="id_ID" w:bidi="id_ID"/>
+        </w:rPr>
+        <w:t>5:4</w:t>
+      </w:r>
+      <w:r>
+        <w:rPr>
+          <w:lang w:val="id_ID" w:bidi="id_ID"/>
+        </w:rPr>
+        <w:t xml:space="preserve">; </w:t>
+      </w:r>
+      <w:r>
+        <w:rPr>
+          <w:lang w:val="id_ID" w:bidi="id_ID"/>
+        </w:rPr>
+        <w:t>Mat. 24:48–51</w:t>
+      </w:r>
       <w:r>
         <w:rPr>
           <w:lang w:val="id_ID" w:bidi="id_ID"/>
@@ -7749,108 +6297,72 @@
         </w:rPr>
         <w:t>(</w:t>
       </w:r>
-      <w:hyperlink r:id="rId225">
-        <w:r>
-          <w:rPr>
-            <w:lang w:val="id_ID" w:bidi="id_ID"/>
-          </w:rPr>
-          <w:rPr>
-            <w:color w:val="0000EE"/>
-            <w:u w:val="single"/>
-          </w:rPr>
-          <w:t>Yes. 59:17</w:t>
-        </w:r>
-      </w:hyperlink>
-      <w:r>
-        <w:rPr>
-          <w:lang w:val="id_ID" w:bidi="id_ID"/>
-        </w:rPr>
-        <w:t xml:space="preserve">; </w:t>
-      </w:r>
-      <w:hyperlink r:id="rId226">
-        <w:r>
-          <w:rPr>
-            <w:lang w:val="id_ID" w:bidi="id_ID"/>
-          </w:rPr>
-          <w:rPr>
-            <w:color w:val="0000EE"/>
-            <w:u w:val="single"/>
-          </w:rPr>
-          <w:t>Ef. 6:11–17</w:t>
-        </w:r>
-      </w:hyperlink>
+      <w:r>
+        <w:rPr>
+          <w:lang w:val="id_ID" w:bidi="id_ID"/>
+        </w:rPr>
+        <w:t>Yes. 59:17</w:t>
+      </w:r>
+      <w:r>
+        <w:rPr>
+          <w:lang w:val="id_ID" w:bidi="id_ID"/>
+        </w:rPr>
+        <w:t xml:space="preserve">; </w:t>
+      </w:r>
+      <w:r>
+        <w:rPr>
+          <w:lang w:val="id_ID" w:bidi="id_ID"/>
+        </w:rPr>
+        <w:t>Ef. 6:11–17</w:t>
+      </w:r>
       <w:r>
         <w:rPr>
           <w:lang w:val="id_ID" w:bidi="id_ID"/>
         </w:rPr>
         <w:t>): Persenjataan ini melambangkan kehidupan moral (</w:t>
       </w:r>
-      <w:hyperlink r:id="rId216">
-        <w:r>
-          <w:rPr>
-            <w:lang w:val="id_ID" w:bidi="id_ID"/>
-          </w:rPr>
-          <w:rPr>
-            <w:color w:val="0000EE"/>
-            <w:u w:val="single"/>
-          </w:rPr>
-          <w:t>Rm. 13:12</w:t>
-        </w:r>
-      </w:hyperlink>
-      <w:r>
-        <w:rPr>
-          <w:lang w:val="id_ID" w:bidi="id_ID"/>
-        </w:rPr>
-        <w:t xml:space="preserve">; </w:t>
-      </w:r>
-      <w:hyperlink r:id="rId227">
-        <w:r>
-          <w:rPr>
-            <w:lang w:val="id_ID" w:bidi="id_ID"/>
-          </w:rPr>
-          <w:rPr>
-            <w:color w:val="0000EE"/>
-            <w:u w:val="single"/>
-          </w:rPr>
-          <w:t>2Kor. 6:7</w:t>
-        </w:r>
-      </w:hyperlink>
-      <w:r>
-        <w:rPr>
-          <w:lang w:val="id_ID" w:bidi="id_ID"/>
-        </w:rPr>
-        <w:t xml:space="preserve">; </w:t>
-      </w:r>
-      <w:hyperlink r:id="rId228">
-        <w:r>
-          <w:rPr>
-            <w:lang w:val="id_ID" w:bidi="id_ID"/>
-          </w:rPr>
-          <w:rPr>
-            <w:color w:val="0000EE"/>
-            <w:u w:val="single"/>
-          </w:rPr>
-          <w:t>10:3–5</w:t>
-        </w:r>
-      </w:hyperlink>
-      <w:r>
-        <w:rPr>
-          <w:lang w:val="id_ID" w:bidi="id_ID"/>
-        </w:rPr>
-        <w:t xml:space="preserve">; </w:t>
-      </w:r>
-      <w:hyperlink r:id="rId229">
-        <w:r>
-          <w:rPr>
-            <w:lang w:val="id_ID" w:bidi="id_ID"/>
-          </w:rPr>
-          <w:rPr>
-            <w:color w:val="0000EE"/>
-            <w:u w:val="single"/>
-          </w:rPr>
-          <w:t>2Tim. 2:3–4</w:t>
-        </w:r>
-      </w:hyperlink>
+      <w:r>
+        <w:rPr>
+          <w:lang w:val="id_ID" w:bidi="id_ID"/>
+        </w:rPr>
+        <w:t>Rm. 13:12</w:t>
+      </w:r>
+      <w:r>
+        <w:rPr>
+          <w:lang w:val="id_ID" w:bidi="id_ID"/>
+        </w:rPr>
+        <w:t xml:space="preserve">; </w:t>
+      </w:r>
+      <w:r>
+        <w:rPr>
+          <w:lang w:val="id_ID" w:bidi="id_ID"/>
+        </w:rPr>
+        <w:t>2Kor. 6:7</w:t>
+      </w:r>
+      <w:r>
+        <w:rPr>
+          <w:lang w:val="id_ID" w:bidi="id_ID"/>
+        </w:rPr>
+        <w:t xml:space="preserve">; </w:t>
+      </w:r>
+      <w:r>
+        <w:rPr>
+          <w:lang w:val="id_ID" w:bidi="id_ID"/>
+        </w:rPr>
+        <w:t>10:3–5</w:t>
+      </w:r>
+      <w:r>
+        <w:rPr>
+          <w:lang w:val="id_ID" w:bidi="id_ID"/>
+        </w:rPr>
+        <w:t xml:space="preserve">; </w:t>
+      </w:r>
+      <w:r>
+        <w:rPr>
+          <w:lang w:val="id_ID" w:bidi="id_ID"/>
+        </w:rPr>
+        <w:t>2Tim. 2:3–4</w:t>
+      </w:r>
       <w:r>
         <w:rPr>
           <w:lang w:val="id_ID" w:bidi="id_ID"/>
@@ -7883,72 +6395,48 @@
         </w:rPr>
         <w:t xml:space="preserve"> dan keyakinan (lihat </w:t>
       </w:r>
-      <w:hyperlink r:id="rId230">
-        <w:r>
-          <w:rPr>
-            <w:lang w:val="id_ID" w:bidi="id_ID"/>
-          </w:rPr>
-          <w:rPr>
-            <w:color w:val="0000EE"/>
-            <w:u w:val="single"/>
-          </w:rPr>
-          <w:t>1Tes. 1:3</w:t>
-        </w:r>
-      </w:hyperlink>
-      <w:r>
-        <w:rPr>
-          <w:lang w:val="id_ID" w:bidi="id_ID"/>
-        </w:rPr>
-        <w:t xml:space="preserve">; </w:t>
-      </w:r>
-      <w:hyperlink r:id="rId21">
-        <w:r>
-          <w:rPr>
-            <w:lang w:val="id_ID" w:bidi="id_ID"/>
-          </w:rPr>
-          <w:rPr>
-            <w:color w:val="0000EE"/>
-            <w:u w:val="single"/>
-          </w:rPr>
-          <w:t>3:6</w:t>
-        </w:r>
-      </w:hyperlink>
-      <w:r>
-        <w:rPr>
-          <w:lang w:val="id_ID" w:bidi="id_ID"/>
-        </w:rPr>
-        <w:t xml:space="preserve">; </w:t>
-      </w:r>
-      <w:hyperlink r:id="rId231">
-        <w:r>
-          <w:rPr>
-            <w:lang w:val="id_ID" w:bidi="id_ID"/>
-          </w:rPr>
-          <w:rPr>
-            <w:color w:val="0000EE"/>
-            <w:u w:val="single"/>
-          </w:rPr>
-          <w:t>1Kor. 13:13</w:t>
-        </w:r>
-      </w:hyperlink>
-      <w:r>
-        <w:rPr>
-          <w:lang w:val="id_ID" w:bidi="id_ID"/>
-        </w:rPr>
-        <w:t xml:space="preserve">; </w:t>
-      </w:r>
-      <w:hyperlink r:id="rId23">
-        <w:r>
-          <w:rPr>
-            <w:lang w:val="id_ID" w:bidi="id_ID"/>
-          </w:rPr>
-          <w:rPr>
-            <w:color w:val="0000EE"/>
-            <w:u w:val="single"/>
-          </w:rPr>
-          <w:t>2Tes. 1:3–4</w:t>
-        </w:r>
-      </w:hyperlink>
+      <w:r>
+        <w:rPr>
+          <w:lang w:val="id_ID" w:bidi="id_ID"/>
+        </w:rPr>
+        <w:t>1Tes. 1:3</w:t>
+      </w:r>
+      <w:r>
+        <w:rPr>
+          <w:lang w:val="id_ID" w:bidi="id_ID"/>
+        </w:rPr>
+        <w:t xml:space="preserve">; </w:t>
+      </w:r>
+      <w:r>
+        <w:rPr>
+          <w:lang w:val="id_ID" w:bidi="id_ID"/>
+        </w:rPr>
+        <w:t>3:6</w:t>
+      </w:r>
+      <w:r>
+        <w:rPr>
+          <w:lang w:val="id_ID" w:bidi="id_ID"/>
+        </w:rPr>
+        <w:t xml:space="preserve">; </w:t>
+      </w:r>
+      <w:r>
+        <w:rPr>
+          <w:lang w:val="id_ID" w:bidi="id_ID"/>
+        </w:rPr>
+        <w:t>1Kor. 13:13</w:t>
+      </w:r>
+      <w:r>
+        <w:rPr>
+          <w:lang w:val="id_ID" w:bidi="id_ID"/>
+        </w:rPr>
+        <w:t xml:space="preserve">; </w:t>
+      </w:r>
+      <w:r>
+        <w:rPr>
+          <w:lang w:val="id_ID" w:bidi="id_ID"/>
+        </w:rPr>
+        <w:t>2Tes. 1:3–4</w:t>
+      </w:r>
       <w:r>
         <w:rPr>
           <w:lang w:val="id_ID" w:bidi="id_ID"/>
@@ -8003,126 +6491,84 @@
         </w:rPr>
         <w:t>Murka Allah (</w:t>
       </w:r>
-      <w:hyperlink r:id="rId232">
-        <w:r>
-          <w:rPr>
-            <w:lang w:val="id_ID" w:bidi="id_ID"/>
-          </w:rPr>
-          <w:rPr>
-            <w:color w:val="0000EE"/>
-            <w:u w:val="single"/>
-          </w:rPr>
-          <w:t>1:10</w:t>
-        </w:r>
-      </w:hyperlink>
-      <w:r>
-        <w:rPr>
-          <w:lang w:val="id_ID" w:bidi="id_ID"/>
-        </w:rPr>
-        <w:t xml:space="preserve">; </w:t>
-      </w:r>
-      <w:hyperlink r:id="rId233">
-        <w:r>
-          <w:rPr>
-            <w:lang w:val="id_ID" w:bidi="id_ID"/>
-          </w:rPr>
-          <w:rPr>
-            <w:color w:val="0000EE"/>
-            <w:u w:val="single"/>
-          </w:rPr>
-          <w:t>2:16</w:t>
-        </w:r>
-      </w:hyperlink>
-      <w:r>
-        <w:rPr>
-          <w:lang w:val="id_ID" w:bidi="id_ID"/>
-        </w:rPr>
-        <w:t xml:space="preserve">; </w:t>
-      </w:r>
-      <w:hyperlink r:id="rId234">
-        <w:r>
-          <w:rPr>
-            <w:lang w:val="id_ID" w:bidi="id_ID"/>
-          </w:rPr>
-          <w:rPr>
-            <w:color w:val="0000EE"/>
-            <w:u w:val="single"/>
-          </w:rPr>
-          <w:t>Rm. 5:9</w:t>
-        </w:r>
-      </w:hyperlink>
+      <w:r>
+        <w:rPr>
+          <w:lang w:val="id_ID" w:bidi="id_ID"/>
+        </w:rPr>
+        <w:t>1:10</w:t>
+      </w:r>
+      <w:r>
+        <w:rPr>
+          <w:lang w:val="id_ID" w:bidi="id_ID"/>
+        </w:rPr>
+        <w:t xml:space="preserve">; </w:t>
+      </w:r>
+      <w:r>
+        <w:rPr>
+          <w:lang w:val="id_ID" w:bidi="id_ID"/>
+        </w:rPr>
+        <w:t>2:16</w:t>
+      </w:r>
+      <w:r>
+        <w:rPr>
+          <w:lang w:val="id_ID" w:bidi="id_ID"/>
+        </w:rPr>
+        <w:t xml:space="preserve">; </w:t>
+      </w:r>
+      <w:r>
+        <w:rPr>
+          <w:lang w:val="id_ID" w:bidi="id_ID"/>
+        </w:rPr>
+        <w:t>Rm. 5:9</w:t>
+      </w:r>
       <w:r>
         <w:rPr>
           <w:lang w:val="id_ID" w:bidi="id_ID"/>
         </w:rPr>
         <w:t xml:space="preserve">; bdk. </w:t>
       </w:r>
-      <w:hyperlink r:id="rId46">
-        <w:r>
-          <w:rPr>
-            <w:lang w:val="id_ID" w:bidi="id_ID"/>
-          </w:rPr>
-          <w:rPr>
-            <w:color w:val="0000EE"/>
-            <w:u w:val="single"/>
-          </w:rPr>
-          <w:t>2Tes. 1:6–10</w:t>
-        </w:r>
-      </w:hyperlink>
-      <w:r>
-        <w:rPr>
-          <w:lang w:val="id_ID" w:bidi="id_ID"/>
-        </w:rPr>
-        <w:t xml:space="preserve">; </w:t>
-      </w:r>
-      <w:hyperlink r:id="rId235">
-        <w:r>
-          <w:rPr>
-            <w:lang w:val="id_ID" w:bidi="id_ID"/>
-          </w:rPr>
-          <w:rPr>
-            <w:color w:val="0000EE"/>
-            <w:u w:val="single"/>
-          </w:rPr>
-          <w:t>2:8</w:t>
-        </w:r>
-      </w:hyperlink>
+      <w:r>
+        <w:rPr>
+          <w:lang w:val="id_ID" w:bidi="id_ID"/>
+        </w:rPr>
+        <w:t>2Tes. 1:6–10</w:t>
+      </w:r>
+      <w:r>
+        <w:rPr>
+          <w:lang w:val="id_ID" w:bidi="id_ID"/>
+        </w:rPr>
+        <w:t xml:space="preserve">; </w:t>
+      </w:r>
+      <w:r>
+        <w:rPr>
+          <w:lang w:val="id_ID" w:bidi="id_ID"/>
+        </w:rPr>
+        <w:t>2:8</w:t>
+      </w:r>
       <w:r>
         <w:rPr>
           <w:lang w:val="id_ID" w:bidi="id_ID"/>
         </w:rPr>
         <w:t>) menggambarkan pelaksanaan penghakiman-Nya terhadap kejahatan. Namun, Allah menetapkan orang percaya untuk keselamatan, bukan untuk murka (</w:t>
       </w:r>
-      <w:hyperlink r:id="rId24">
-        <w:r>
-          <w:rPr>
-            <w:lang w:val="id_ID" w:bidi="id_ID"/>
-          </w:rPr>
-          <w:rPr>
-            <w:color w:val="0000EE"/>
-            <w:u w:val="single"/>
-          </w:rPr>
-          <w:t>2Tes. 2:13–14</w:t>
-        </w:r>
-      </w:hyperlink>
+      <w:r>
+        <w:rPr>
+          <w:lang w:val="id_ID" w:bidi="id_ID"/>
+        </w:rPr>
+        <w:t>2Tes. 2:13–14</w:t>
+      </w:r>
       <w:r>
         <w:rPr>
           <w:lang w:val="id_ID" w:bidi="id_ID"/>
         </w:rPr>
         <w:t>), dan mereka akan terhindar dari kengerian hari Tuhan (</w:t>
       </w:r>
-      <w:hyperlink r:id="rId236">
-        <w:r>
-          <w:rPr>
-            <w:lang w:val="id_ID" w:bidi="id_ID"/>
-          </w:rPr>
-          <w:rPr>
-            <w:color w:val="0000EE"/>
-            <w:u w:val="single"/>
-          </w:rPr>
-          <w:t>1Tes. 5:1–3</w:t>
-        </w:r>
-      </w:hyperlink>
+      <w:r>
+        <w:rPr>
+          <w:lang w:val="id_ID" w:bidi="id_ID"/>
+        </w:rPr>
+        <w:t>1Tes. 5:1–3</w:t>
+      </w:r>
       <w:r>
         <w:rPr>
           <w:lang w:val="id_ID" w:bidi="id_ID"/>
@@ -8177,18 +6623,12 @@
         </w:rPr>
         <w:t>Janji bahwa orang percaya akan hidup bersama Dia selamanya didasarkan pada kebangkitan Kristus (</w:t>
       </w:r>
-      <w:hyperlink r:id="rId39">
-        <w:r>
-          <w:rPr>
-            <w:lang w:val="id_ID" w:bidi="id_ID"/>
-          </w:rPr>
-          <w:rPr>
-            <w:color w:val="0000EE"/>
-            <w:u w:val="single"/>
-          </w:rPr>
-          <w:t>4:14</w:t>
-        </w:r>
-      </w:hyperlink>
+      <w:r>
+        <w:rPr>
+          <w:lang w:val="id_ID" w:bidi="id_ID"/>
+        </w:rPr>
+        <w:t>4:14</w:t>
+      </w:r>
       <w:r>
         <w:rPr>
           <w:lang w:val="id_ID" w:bidi="id_ID"/>
@@ -8207,36 +6647,24 @@
         </w:rPr>
         <w:t>: Ini merujuk kepada orang percaya yang masih hidup dan yang sudah meninggal (</w:t>
       </w:r>
-      <w:hyperlink r:id="rId237">
-        <w:r>
-          <w:rPr>
-            <w:lang w:val="id_ID" w:bidi="id_ID"/>
-          </w:rPr>
-          <w:rPr>
-            <w:color w:val="0000EE"/>
-            <w:u w:val="single"/>
-          </w:rPr>
-          <w:t>4:13–15</w:t>
-        </w:r>
-      </w:hyperlink>
+      <w:r>
+        <w:rPr>
+          <w:lang w:val="id_ID" w:bidi="id_ID"/>
+        </w:rPr>
+        <w:t>4:13–15</w:t>
+      </w:r>
       <w:r>
         <w:rPr>
           <w:lang w:val="id_ID" w:bidi="id_ID"/>
         </w:rPr>
         <w:t xml:space="preserve">) daripada kondisi moral orang-orang (seperti dalam </w:t>
       </w:r>
-      <w:hyperlink r:id="rId238">
-        <w:r>
-          <w:rPr>
-            <w:lang w:val="id_ID" w:bidi="id_ID"/>
-          </w:rPr>
-          <w:rPr>
-            <w:color w:val="0000EE"/>
-            <w:u w:val="single"/>
-          </w:rPr>
-          <w:t>5:6–7</w:t>
-        </w:r>
-      </w:hyperlink>
+      <w:r>
+        <w:rPr>
+          <w:lang w:val="id_ID" w:bidi="id_ID"/>
+        </w:rPr>
+        <w:t>5:6–7</w:t>
+      </w:r>
       <w:r>
         <w:rPr>
           <w:lang w:val="id_ID" w:bidi="id_ID"/>
@@ -8291,18 +6719,12 @@
         </w:rPr>
         <w:t xml:space="preserve">Paulus ingin agar orang-orang Tesalonika menggunakan pemberitahuan tentang hari-hari terakhir untuk saling mendorong dan membangun (lihat </w:t>
       </w:r>
-      <w:hyperlink r:id="rId239">
-        <w:r>
-          <w:rPr>
-            <w:lang w:val="id_ID" w:bidi="id_ID"/>
-          </w:rPr>
-          <w:rPr>
-            <w:color w:val="0000EE"/>
-            <w:u w:val="single"/>
-          </w:rPr>
-          <w:t>4:18</w:t>
-        </w:r>
-      </w:hyperlink>
+      <w:r>
+        <w:rPr>
+          <w:lang w:val="id_ID" w:bidi="id_ID"/>
+        </w:rPr>
+        <w:t>4:18</w:t>
+      </w:r>
       <w:r>
         <w:rPr>
           <w:lang w:val="id_ID" w:bidi="id_ID"/>
@@ -8370,180 +6792,120 @@
         </w:rPr>
         <w:t>): Ini mungkin merupakan panggilan untuk menghormati pemimpin gereja atau untuk mengakui pemimpin yang sedang muncul di gereja (</w:t>
       </w:r>
-      <w:hyperlink r:id="rId240">
-        <w:r>
-          <w:rPr>
-            <w:lang w:val="id_ID" w:bidi="id_ID"/>
-          </w:rPr>
-          <w:rPr>
-            <w:color w:val="0000EE"/>
-            <w:u w:val="single"/>
-          </w:rPr>
-          <w:t>1Kor. 16:15–16</w:t>
-        </w:r>
-      </w:hyperlink>
+      <w:r>
+        <w:rPr>
+          <w:lang w:val="id_ID" w:bidi="id_ID"/>
+        </w:rPr>
+        <w:t>1Kor. 16:15–16</w:t>
+      </w:r>
       <w:r>
         <w:rPr>
           <w:lang w:val="id_ID" w:bidi="id_ID"/>
         </w:rPr>
         <w:t>). Pemimpin sejati bekerja keras (</w:t>
       </w:r>
-      <w:hyperlink r:id="rId241">
-        <w:r>
-          <w:rPr>
-            <w:lang w:val="id_ID" w:bidi="id_ID"/>
-          </w:rPr>
-          <w:rPr>
-            <w:color w:val="0000EE"/>
-            <w:u w:val="single"/>
-          </w:rPr>
-          <w:t>1Tim. 4:10</w:t>
-        </w:r>
-      </w:hyperlink>
-      <w:r>
-        <w:rPr>
-          <w:lang w:val="id_ID" w:bidi="id_ID"/>
-        </w:rPr>
-        <w:t xml:space="preserve">; </w:t>
-      </w:r>
-      <w:hyperlink r:id="rId242">
-        <w:r>
-          <w:rPr>
-            <w:lang w:val="id_ID" w:bidi="id_ID"/>
-          </w:rPr>
-          <w:rPr>
-            <w:color w:val="0000EE"/>
-            <w:u w:val="single"/>
-          </w:rPr>
-          <w:t>5:17</w:t>
-        </w:r>
-      </w:hyperlink>
+      <w:r>
+        <w:rPr>
+          <w:lang w:val="id_ID" w:bidi="id_ID"/>
+        </w:rPr>
+        <w:t>1Tim. 4:10</w:t>
+      </w:r>
+      <w:r>
+        <w:rPr>
+          <w:lang w:val="id_ID" w:bidi="id_ID"/>
+        </w:rPr>
+        <w:t xml:space="preserve">; </w:t>
+      </w:r>
+      <w:r>
+        <w:rPr>
+          <w:lang w:val="id_ID" w:bidi="id_ID"/>
+        </w:rPr>
+        <w:t>5:17</w:t>
+      </w:r>
       <w:r>
         <w:rPr>
           <w:lang w:val="id_ID" w:bidi="id_ID"/>
         </w:rPr>
         <w:t>) dan memimpin untuk melayani (</w:t>
       </w:r>
-      <w:hyperlink r:id="rId57">
-        <w:r>
-          <w:rPr>
-            <w:lang w:val="id_ID" w:bidi="id_ID"/>
-          </w:rPr>
-          <w:rPr>
-            <w:color w:val="0000EE"/>
-            <w:u w:val="single"/>
-          </w:rPr>
-          <w:t>Mat. 20:25–28</w:t>
-        </w:r>
-      </w:hyperlink>
+      <w:r>
+        <w:rPr>
+          <w:lang w:val="id_ID" w:bidi="id_ID"/>
+        </w:rPr>
+        <w:t>Mat. 20:25–28</w:t>
+      </w:r>
       <w:r>
         <w:rPr>
           <w:lang w:val="id_ID" w:bidi="id_ID"/>
         </w:rPr>
         <w:t>). Mereka memimpin, serta membantu dan melindungi gereja (</w:t>
       </w:r>
-      <w:hyperlink r:id="rId243">
-        <w:r>
-          <w:rPr>
-            <w:lang w:val="id_ID" w:bidi="id_ID"/>
-          </w:rPr>
-          <w:rPr>
-            <w:color w:val="0000EE"/>
-            <w:u w:val="single"/>
-          </w:rPr>
-          <w:t>Rm. 16:1–2</w:t>
-        </w:r>
-      </w:hyperlink>
-      <w:r>
-        <w:rPr>
-          <w:lang w:val="id_ID" w:bidi="id_ID"/>
-        </w:rPr>
-        <w:t xml:space="preserve">; </w:t>
-      </w:r>
-      <w:hyperlink r:id="rId244">
-        <w:r>
-          <w:rPr>
-            <w:lang w:val="id_ID" w:bidi="id_ID"/>
-          </w:rPr>
-          <w:rPr>
-            <w:color w:val="0000EE"/>
-            <w:u w:val="single"/>
-          </w:rPr>
-          <w:t>1Tim. 3:4–5</w:t>
-        </w:r>
-      </w:hyperlink>
+      <w:r>
+        <w:rPr>
+          <w:lang w:val="id_ID" w:bidi="id_ID"/>
+        </w:rPr>
+        <w:t>Rm. 16:1–2</w:t>
+      </w:r>
+      <w:r>
+        <w:rPr>
+          <w:lang w:val="id_ID" w:bidi="id_ID"/>
+        </w:rPr>
+        <w:t xml:space="preserve">; </w:t>
+      </w:r>
+      <w:r>
+        <w:rPr>
+          <w:lang w:val="id_ID" w:bidi="id_ID"/>
+        </w:rPr>
+        <w:t>1Tim. 3:4–5</w:t>
+      </w:r>
       <w:r>
         <w:rPr>
           <w:lang w:val="id_ID" w:bidi="id_ID"/>
         </w:rPr>
         <w:t xml:space="preserve">, </w:t>
       </w:r>
-      <w:hyperlink r:id="rId245">
-        <w:r>
-          <w:rPr>
-            <w:lang w:val="id_ID" w:bidi="id_ID"/>
-          </w:rPr>
-          <w:rPr>
-            <w:color w:val="0000EE"/>
-            <w:u w:val="single"/>
-          </w:rPr>
-          <w:t>12</w:t>
-        </w:r>
-      </w:hyperlink>
+      <w:r>
+        <w:rPr>
+          <w:lang w:val="id_ID" w:bidi="id_ID"/>
+        </w:rPr>
+        <w:t>12</w:t>
+      </w:r>
       <w:r>
         <w:rPr>
           <w:lang w:val="id_ID" w:bidi="id_ID"/>
         </w:rPr>
         <w:t>). • memberikan bimbingan rohani: Pemimpin mengoreksi kesalahan moral dan doktrinal (</w:t>
       </w:r>
-      <w:hyperlink r:id="rId246">
-        <w:r>
-          <w:rPr>
-            <w:lang w:val="id_ID" w:bidi="id_ID"/>
-          </w:rPr>
-          <w:rPr>
-            <w:color w:val="0000EE"/>
-            <w:u w:val="single"/>
-          </w:rPr>
-          <w:t>Kisah. 20:31</w:t>
-        </w:r>
-      </w:hyperlink>
-      <w:r>
-        <w:rPr>
-          <w:lang w:val="id_ID" w:bidi="id_ID"/>
-        </w:rPr>
-        <w:t xml:space="preserve">; </w:t>
-      </w:r>
-      <w:hyperlink r:id="rId247">
-        <w:r>
-          <w:rPr>
-            <w:lang w:val="id_ID" w:bidi="id_ID"/>
-          </w:rPr>
-          <w:rPr>
-            <w:color w:val="0000EE"/>
-            <w:u w:val="single"/>
-          </w:rPr>
-          <w:t>1Kor. 4:14</w:t>
-        </w:r>
-      </w:hyperlink>
-      <w:r>
-        <w:rPr>
-          <w:lang w:val="id_ID" w:bidi="id_ID"/>
-        </w:rPr>
-        <w:t xml:space="preserve">; </w:t>
-      </w:r>
-      <w:hyperlink r:id="rId248">
-        <w:r>
-          <w:rPr>
-            <w:lang w:val="id_ID" w:bidi="id_ID"/>
-          </w:rPr>
-          <w:rPr>
-            <w:color w:val="0000EE"/>
-            <w:u w:val="single"/>
-          </w:rPr>
-          <w:t>Kol. 1:28</w:t>
-        </w:r>
-      </w:hyperlink>
+      <w:r>
+        <w:rPr>
+          <w:lang w:val="id_ID" w:bidi="id_ID"/>
+        </w:rPr>
+        <w:t>Kisah. 20:31</w:t>
+      </w:r>
+      <w:r>
+        <w:rPr>
+          <w:lang w:val="id_ID" w:bidi="id_ID"/>
+        </w:rPr>
+        <w:t xml:space="preserve">; </w:t>
+      </w:r>
+      <w:r>
+        <w:rPr>
+          <w:lang w:val="id_ID" w:bidi="id_ID"/>
+        </w:rPr>
+        <w:t>1Kor. 4:14</w:t>
+      </w:r>
+      <w:r>
+        <w:rPr>
+          <w:lang w:val="id_ID" w:bidi="id_ID"/>
+        </w:rPr>
+        <w:t xml:space="preserve">; </w:t>
+      </w:r>
+      <w:r>
+        <w:rPr>
+          <w:lang w:val="id_ID" w:bidi="id_ID"/>
+        </w:rPr>
+        <w:t>Kol. 1:28</w:t>
+      </w:r>
       <w:r>
         <w:rPr>
           <w:lang w:val="id_ID" w:bidi="id_ID"/>
@@ -8610,18 +6972,12 @@
         </w:rPr>
         <w:t>: Pengajaran tentang perdamaian dan harmoni dalam sebuah komunitas adalah topik standar dalam instruksi moral kuno. Harmoni antara orang-orang percaya dan para pemimpinnya sangat penting karena penganiayaan yang dialami gereja (</w:t>
       </w:r>
-      <w:hyperlink r:id="rId27">
-        <w:r>
-          <w:rPr>
-            <w:lang w:val="id_ID" w:bidi="id_ID"/>
-          </w:rPr>
-          <w:rPr>
-            <w:color w:val="0000EE"/>
-            <w:u w:val="single"/>
-          </w:rPr>
-          <w:t>2:14</w:t>
-        </w:r>
-      </w:hyperlink>
+      <w:r>
+        <w:rPr>
+          <w:lang w:val="id_ID" w:bidi="id_ID"/>
+        </w:rPr>
+        <w:t>2:14</w:t>
+      </w:r>
       <w:r>
         <w:rPr>
           <w:lang w:val="id_ID" w:bidi="id_ID"/>
@@ -8676,90 +7032,60 @@
         </w:rPr>
         <w:t>Tanggung jawab untuk kemajuan moral jemaat tidak hanya berada pada pundak para pemimpin (</w:t>
       </w:r>
-      <w:hyperlink r:id="rId239">
-        <w:r>
-          <w:rPr>
-            <w:lang w:val="id_ID" w:bidi="id_ID"/>
-          </w:rPr>
-          <w:rPr>
-            <w:color w:val="0000EE"/>
-            <w:u w:val="single"/>
-          </w:rPr>
-          <w:t>4:18</w:t>
-        </w:r>
-      </w:hyperlink>
-      <w:r>
-        <w:rPr>
-          <w:lang w:val="id_ID" w:bidi="id_ID"/>
-        </w:rPr>
-        <w:t xml:space="preserve">; </w:t>
-      </w:r>
-      <w:hyperlink r:id="rId249">
-        <w:r>
-          <w:rPr>
-            <w:lang w:val="id_ID" w:bidi="id_ID"/>
-          </w:rPr>
-          <w:rPr>
-            <w:color w:val="0000EE"/>
-            <w:u w:val="single"/>
-          </w:rPr>
-          <w:t>5:11</w:t>
-        </w:r>
-      </w:hyperlink>
+      <w:r>
+        <w:rPr>
+          <w:lang w:val="id_ID" w:bidi="id_ID"/>
+        </w:rPr>
+        <w:t>4:18</w:t>
+      </w:r>
+      <w:r>
+        <w:rPr>
+          <w:lang w:val="id_ID" w:bidi="id_ID"/>
+        </w:rPr>
+        <w:t xml:space="preserve">; </w:t>
+      </w:r>
+      <w:r>
+        <w:rPr>
+          <w:lang w:val="id_ID" w:bidi="id_ID"/>
+        </w:rPr>
+        <w:t>5:11</w:t>
+      </w:r>
       <w:r>
         <w:rPr>
           <w:lang w:val="id_ID" w:bidi="id_ID"/>
         </w:rPr>
         <w:t xml:space="preserve">). Paulus mendorong gereja untuk memperingatkan mereka yang malas, yaitu mereka yang “tidak tertib” dan tidak hidup sesuai dengan petunjuk para rasul (lihat </w:t>
       </w:r>
-      <w:hyperlink r:id="rId250">
-        <w:r>
-          <w:rPr>
-            <w:lang w:val="id_ID" w:bidi="id_ID"/>
-          </w:rPr>
-          <w:rPr>
-            <w:color w:val="0000EE"/>
-            <w:u w:val="single"/>
-          </w:rPr>
-          <w:t>2Tes. 3:6–15</w:t>
-        </w:r>
-      </w:hyperlink>
+      <w:r>
+        <w:rPr>
+          <w:lang w:val="id_ID" w:bidi="id_ID"/>
+        </w:rPr>
+        <w:t>2Tes. 3:6–15</w:t>
+      </w:r>
       <w:r>
         <w:rPr>
           <w:lang w:val="id_ID" w:bidi="id_ID"/>
         </w:rPr>
         <w:t>). • Belalah mereka yang lemah, atau mereka yang tidak memiliki kekuatan ekonomi atau sosial. Masyarakat Yunani merendahkan yang lemah. • Alih-alih mudah marah, orang percaya harus bersabar dalam hubungan mereka (</w:t>
       </w:r>
-      <w:hyperlink r:id="rId251">
-        <w:r>
-          <w:rPr>
-            <w:lang w:val="id_ID" w:bidi="id_ID"/>
-          </w:rPr>
-          <w:rPr>
-            <w:color w:val="0000EE"/>
-            <w:u w:val="single"/>
-          </w:rPr>
-          <w:t>Gal. 5:23</w:t>
-        </w:r>
-      </w:hyperlink>
-      <w:r>
-        <w:rPr>
-          <w:lang w:val="id_ID" w:bidi="id_ID"/>
-        </w:rPr>
-        <w:t xml:space="preserve">; </w:t>
-      </w:r>
-      <w:hyperlink r:id="rId252">
-        <w:r>
-          <w:rPr>
-            <w:lang w:val="id_ID" w:bidi="id_ID"/>
-          </w:rPr>
-          <w:rPr>
-            <w:color w:val="0000EE"/>
-            <w:u w:val="single"/>
-          </w:rPr>
-          <w:t>Ef. 4:2</w:t>
-        </w:r>
-      </w:hyperlink>
+      <w:r>
+        <w:rPr>
+          <w:lang w:val="id_ID" w:bidi="id_ID"/>
+        </w:rPr>
+        <w:t>Gal. 5:23</w:t>
+      </w:r>
+      <w:r>
+        <w:rPr>
+          <w:lang w:val="id_ID" w:bidi="id_ID"/>
+        </w:rPr>
+        <w:t xml:space="preserve">; </w:t>
+      </w:r>
+      <w:r>
+        <w:rPr>
+          <w:lang w:val="id_ID" w:bidi="id_ID"/>
+        </w:rPr>
+        <w:t>Ef. 4:2</w:t>
+      </w:r>
       <w:r>
         <w:rPr>
           <w:lang w:val="id_ID" w:bidi="id_ID"/>
@@ -8814,126 +7140,84 @@
         </w:rPr>
         <w:t>Yesus dan para rasul memperingatkan agar tidak membalas dendam (</w:t>
       </w:r>
-      <w:hyperlink r:id="rId253">
-        <w:r>
-          <w:rPr>
-            <w:lang w:val="id_ID" w:bidi="id_ID"/>
-          </w:rPr>
-          <w:rPr>
-            <w:color w:val="0000EE"/>
-            <w:u w:val="single"/>
-          </w:rPr>
-          <w:t>Mat. 5:38–48</w:t>
-        </w:r>
-      </w:hyperlink>
-      <w:r>
-        <w:rPr>
-          <w:lang w:val="id_ID" w:bidi="id_ID"/>
-        </w:rPr>
-        <w:t xml:space="preserve">; </w:t>
-      </w:r>
-      <w:hyperlink r:id="rId254">
-        <w:r>
-          <w:rPr>
-            <w:lang w:val="id_ID" w:bidi="id_ID"/>
-          </w:rPr>
-          <w:rPr>
-            <w:color w:val="0000EE"/>
-            <w:u w:val="single"/>
-          </w:rPr>
-          <w:t>Luk. 6:27–36</w:t>
-        </w:r>
-      </w:hyperlink>
-      <w:r>
-        <w:rPr>
-          <w:lang w:val="id_ID" w:bidi="id_ID"/>
-        </w:rPr>
-        <w:t xml:space="preserve">; </w:t>
-      </w:r>
-      <w:hyperlink r:id="rId255">
-        <w:r>
-          <w:rPr>
-            <w:lang w:val="id_ID" w:bidi="id_ID"/>
-          </w:rPr>
-          <w:rPr>
-            <w:color w:val="0000EE"/>
-            <w:u w:val="single"/>
-          </w:rPr>
-          <w:t>Rm. 12:17–21</w:t>
-        </w:r>
-      </w:hyperlink>
-      <w:r>
-        <w:rPr>
-          <w:lang w:val="id_ID" w:bidi="id_ID"/>
-        </w:rPr>
-        <w:t xml:space="preserve">; </w:t>
-      </w:r>
-      <w:hyperlink r:id="rId256">
-        <w:r>
-          <w:rPr>
-            <w:lang w:val="id_ID" w:bidi="id_ID"/>
-          </w:rPr>
-          <w:rPr>
-            <w:color w:val="0000EE"/>
-            <w:u w:val="single"/>
-          </w:rPr>
-          <w:t>1Ptr. 3:9</w:t>
-        </w:r>
-      </w:hyperlink>
+      <w:r>
+        <w:rPr>
+          <w:lang w:val="id_ID" w:bidi="id_ID"/>
+        </w:rPr>
+        <w:t>Mat. 5:38–48</w:t>
+      </w:r>
+      <w:r>
+        <w:rPr>
+          <w:lang w:val="id_ID" w:bidi="id_ID"/>
+        </w:rPr>
+        <w:t xml:space="preserve">; </w:t>
+      </w:r>
+      <w:r>
+        <w:rPr>
+          <w:lang w:val="id_ID" w:bidi="id_ID"/>
+        </w:rPr>
+        <w:t>Luk. 6:27–36</w:t>
+      </w:r>
+      <w:r>
+        <w:rPr>
+          <w:lang w:val="id_ID" w:bidi="id_ID"/>
+        </w:rPr>
+        <w:t xml:space="preserve">; </w:t>
+      </w:r>
+      <w:r>
+        <w:rPr>
+          <w:lang w:val="id_ID" w:bidi="id_ID"/>
+        </w:rPr>
+        <w:t>Rm. 12:17–21</w:t>
+      </w:r>
+      <w:r>
+        <w:rPr>
+          <w:lang w:val="id_ID" w:bidi="id_ID"/>
+        </w:rPr>
+        <w:t xml:space="preserve">; </w:t>
+      </w:r>
+      <w:r>
+        <w:rPr>
+          <w:lang w:val="id_ID" w:bidi="id_ID"/>
+        </w:rPr>
+        <w:t>1Ptr. 3:9</w:t>
+      </w:r>
       <w:r>
         <w:rPr>
           <w:lang w:val="id_ID" w:bidi="id_ID"/>
         </w:rPr>
         <w:t>). Sebaliknya, penulis Romawi Seneca menganggap balas dendam adalah sah dan perlu sebagai cara untuk memulihkan kehormatan sosial yang hilang akibat perlakuan buruk dari orang lain. Paulus mengajak orang Kristen untuk berbuat baik kepada anggota gereja (satu sama lain) maupun kepada mereka di luar komunitas Kristen (kepada semua orang), termasuk yang menganiaya mereka (</w:t>
       </w:r>
-      <w:hyperlink r:id="rId27">
-        <w:r>
-          <w:rPr>
-            <w:lang w:val="id_ID" w:bidi="id_ID"/>
-          </w:rPr>
-          <w:rPr>
-            <w:color w:val="0000EE"/>
-            <w:u w:val="single"/>
-          </w:rPr>
-          <w:t>1Tes. 2:14</w:t>
-        </w:r>
-      </w:hyperlink>
+      <w:r>
+        <w:rPr>
+          <w:lang w:val="id_ID" w:bidi="id_ID"/>
+        </w:rPr>
+        <w:t>1Tes. 2:14</w:t>
+      </w:r>
       <w:r>
         <w:rPr>
           <w:lang w:val="id_ID" w:bidi="id_ID"/>
         </w:rPr>
         <w:t xml:space="preserve">; lihat </w:t>
       </w:r>
-      <w:hyperlink r:id="rId257">
-        <w:r>
-          <w:rPr>
-            <w:lang w:val="id_ID" w:bidi="id_ID"/>
-          </w:rPr>
-          <w:rPr>
-            <w:color w:val="0000EE"/>
-            <w:u w:val="single"/>
-          </w:rPr>
-          <w:t>3:12</w:t>
-        </w:r>
-      </w:hyperlink>
-      <w:r>
-        <w:rPr>
-          <w:lang w:val="id_ID" w:bidi="id_ID"/>
-        </w:rPr>
-        <w:t xml:space="preserve">; </w:t>
-      </w:r>
-      <w:hyperlink r:id="rId109">
-        <w:r>
-          <w:rPr>
-            <w:lang w:val="id_ID" w:bidi="id_ID"/>
-          </w:rPr>
-          <w:rPr>
-            <w:color w:val="0000EE"/>
-            <w:u w:val="single"/>
-          </w:rPr>
-          <w:t>Gal. 6:10</w:t>
-        </w:r>
-      </w:hyperlink>
+      <w:r>
+        <w:rPr>
+          <w:lang w:val="id_ID" w:bidi="id_ID"/>
+        </w:rPr>
+        <w:t>3:12</w:t>
+      </w:r>
+      <w:r>
+        <w:rPr>
+          <w:lang w:val="id_ID" w:bidi="id_ID"/>
+        </w:rPr>
+        <w:t xml:space="preserve">; </w:t>
+      </w:r>
+      <w:r>
+        <w:rPr>
+          <w:lang w:val="id_ID" w:bidi="id_ID"/>
+        </w:rPr>
+        <w:t>Gal. 6:10</w:t>
+      </w:r>
       <w:r>
         <w:rPr>
           <w:lang w:val="id_ID" w:bidi="id_ID"/>
@@ -8988,72 +7272,48 @@
         </w:rPr>
         <w:t>Jangan pernah berhenti berdoa berarti tidak menyerah (</w:t>
       </w:r>
-      <w:hyperlink r:id="rId66">
-        <w:r>
-          <w:rPr>
-            <w:lang w:val="id_ID" w:bidi="id_ID"/>
-          </w:rPr>
-          <w:rPr>
-            <w:color w:val="0000EE"/>
-            <w:u w:val="single"/>
-          </w:rPr>
-          <w:t>1:2</w:t>
-        </w:r>
-      </w:hyperlink>
-      <w:r>
-        <w:rPr>
-          <w:lang w:val="id_ID" w:bidi="id_ID"/>
-        </w:rPr>
-        <w:t xml:space="preserve">; </w:t>
-      </w:r>
-      <w:hyperlink r:id="rId258">
-        <w:r>
-          <w:rPr>
-            <w:lang w:val="id_ID" w:bidi="id_ID"/>
-          </w:rPr>
-          <w:rPr>
-            <w:color w:val="0000EE"/>
-            <w:u w:val="single"/>
-          </w:rPr>
-          <w:t>Luk. 18:1</w:t>
-        </w:r>
-      </w:hyperlink>
-      <w:r>
-        <w:rPr>
-          <w:lang w:val="id_ID" w:bidi="id_ID"/>
-        </w:rPr>
-        <w:t xml:space="preserve">; </w:t>
-      </w:r>
-      <w:hyperlink r:id="rId31">
-        <w:r>
-          <w:rPr>
-            <w:lang w:val="id_ID" w:bidi="id_ID"/>
-          </w:rPr>
-          <w:rPr>
-            <w:color w:val="0000EE"/>
-            <w:u w:val="single"/>
-          </w:rPr>
-          <w:t>Rm. 12:12</w:t>
-        </w:r>
-      </w:hyperlink>
-      <w:r>
-        <w:rPr>
-          <w:lang w:val="id_ID" w:bidi="id_ID"/>
-        </w:rPr>
-        <w:t xml:space="preserve">; </w:t>
-      </w:r>
-      <w:hyperlink r:id="rId259">
-        <w:r>
-          <w:rPr>
-            <w:lang w:val="id_ID" w:bidi="id_ID"/>
-          </w:rPr>
-          <w:rPr>
-            <w:color w:val="0000EE"/>
-            <w:u w:val="single"/>
-          </w:rPr>
-          <w:t>Ef. 6:18</w:t>
-        </w:r>
-      </w:hyperlink>
+      <w:r>
+        <w:rPr>
+          <w:lang w:val="id_ID" w:bidi="id_ID"/>
+        </w:rPr>
+        <w:t>1:2</w:t>
+      </w:r>
+      <w:r>
+        <w:rPr>
+          <w:lang w:val="id_ID" w:bidi="id_ID"/>
+        </w:rPr>
+        <w:t xml:space="preserve">; </w:t>
+      </w:r>
+      <w:r>
+        <w:rPr>
+          <w:lang w:val="id_ID" w:bidi="id_ID"/>
+        </w:rPr>
+        <w:t>Luk. 18:1</w:t>
+      </w:r>
+      <w:r>
+        <w:rPr>
+          <w:lang w:val="id_ID" w:bidi="id_ID"/>
+        </w:rPr>
+        <w:t xml:space="preserve">; </w:t>
+      </w:r>
+      <w:r>
+        <w:rPr>
+          <w:lang w:val="id_ID" w:bidi="id_ID"/>
+        </w:rPr>
+        <w:t>Rm. 12:12</w:t>
+      </w:r>
+      <w:r>
+        <w:rPr>
+          <w:lang w:val="id_ID" w:bidi="id_ID"/>
+        </w:rPr>
+        <w:t xml:space="preserve">; </w:t>
+      </w:r>
+      <w:r>
+        <w:rPr>
+          <w:lang w:val="id_ID" w:bidi="id_ID"/>
+        </w:rPr>
+        <w:t>Ef. 6:18</w:t>
+      </w:r>
       <w:r>
         <w:rPr>
           <w:lang w:val="id_ID" w:bidi="id_ID"/>
@@ -9114,18 +7374,12 @@
         </w:rPr>
         <w:t>: Allah berdaulat dan mampu menebus atau mengatasi situasi apa pun (</w:t>
       </w:r>
-      <w:hyperlink r:id="rId260">
-        <w:r>
-          <w:rPr>
-            <w:lang w:val="id_ID" w:bidi="id_ID"/>
-          </w:rPr>
-          <w:rPr>
-            <w:color w:val="0000EE"/>
-            <w:u w:val="single"/>
-          </w:rPr>
-          <w:t>Rm. 8:28</w:t>
-        </w:r>
-      </w:hyperlink>
+      <w:r>
+        <w:rPr>
+          <w:lang w:val="id_ID" w:bidi="id_ID"/>
+        </w:rPr>
+        <w:t>Rm. 8:28</w:t>
+      </w:r>
       <w:r>
         <w:rPr>
           <w:lang w:val="id_ID" w:bidi="id_ID"/>
@@ -9186,90 +7440,60 @@
         </w:rPr>
         <w:t>: Paulus menasihati orang percaya di Tesalonika untuk tidak memadamkan api Roh Kudus (</w:t>
       </w:r>
-      <w:hyperlink r:id="rId261">
-        <w:r>
-          <w:rPr>
-            <w:lang w:val="id_ID" w:bidi="id_ID"/>
-          </w:rPr>
-          <w:rPr>
-            <w:color w:val="0000EE"/>
-            <w:u w:val="single"/>
-          </w:rPr>
-          <w:t>Mat. 3:11</w:t>
-        </w:r>
-      </w:hyperlink>
-      <w:r>
-        <w:rPr>
-          <w:lang w:val="id_ID" w:bidi="id_ID"/>
-        </w:rPr>
-        <w:t xml:space="preserve">; </w:t>
-      </w:r>
-      <w:hyperlink r:id="rId262">
-        <w:r>
-          <w:rPr>
-            <w:lang w:val="id_ID" w:bidi="id_ID"/>
-          </w:rPr>
-          <w:rPr>
-            <w:color w:val="0000EE"/>
-            <w:u w:val="single"/>
-          </w:rPr>
-          <w:t>Kisah. 2:3</w:t>
-        </w:r>
-      </w:hyperlink>
-      <w:r>
-        <w:rPr>
-          <w:lang w:val="id_ID" w:bidi="id_ID"/>
-        </w:rPr>
-        <w:t xml:space="preserve">; </w:t>
-      </w:r>
-      <w:hyperlink r:id="rId263">
-        <w:r>
-          <w:rPr>
-            <w:lang w:val="id_ID" w:bidi="id_ID"/>
-          </w:rPr>
-          <w:rPr>
-            <w:color w:val="0000EE"/>
-            <w:u w:val="single"/>
-          </w:rPr>
-          <w:t>2Tim. 1:6</w:t>
-        </w:r>
-      </w:hyperlink>
+      <w:r>
+        <w:rPr>
+          <w:lang w:val="id_ID" w:bidi="id_ID"/>
+        </w:rPr>
+        <w:t>Mat. 3:11</w:t>
+      </w:r>
+      <w:r>
+        <w:rPr>
+          <w:lang w:val="id_ID" w:bidi="id_ID"/>
+        </w:rPr>
+        <w:t xml:space="preserve">; </w:t>
+      </w:r>
+      <w:r>
+        <w:rPr>
+          <w:lang w:val="id_ID" w:bidi="id_ID"/>
+        </w:rPr>
+        <w:t>Kisah. 2:3</w:t>
+      </w:r>
+      <w:r>
+        <w:rPr>
+          <w:lang w:val="id_ID" w:bidi="id_ID"/>
+        </w:rPr>
+        <w:t xml:space="preserve">; </w:t>
+      </w:r>
+      <w:r>
+        <w:rPr>
+          <w:lang w:val="id_ID" w:bidi="id_ID"/>
+        </w:rPr>
+        <w:t>2Tim. 1:6</w:t>
+      </w:r>
       <w:r>
         <w:rPr>
           <w:lang w:val="id_ID" w:bidi="id_ID"/>
         </w:rPr>
         <w:t>) dengan melarang nubuat di gereja (</w:t>
       </w:r>
-      <w:hyperlink r:id="rId264">
-        <w:r>
-          <w:rPr>
-            <w:lang w:val="id_ID" w:bidi="id_ID"/>
-          </w:rPr>
-          <w:rPr>
-            <w:color w:val="0000EE"/>
-            <w:u w:val="single"/>
-          </w:rPr>
-          <w:t>Yer. 20:9</w:t>
-        </w:r>
-      </w:hyperlink>
-      <w:r>
-        <w:rPr>
-          <w:lang w:val="id_ID" w:bidi="id_ID"/>
-        </w:rPr>
-        <w:t xml:space="preserve">; </w:t>
-      </w:r>
-      <w:hyperlink r:id="rId265">
-        <w:r>
-          <w:rPr>
-            <w:lang w:val="id_ID" w:bidi="id_ID"/>
-          </w:rPr>
-          <w:rPr>
-            <w:color w:val="0000EE"/>
-            <w:u w:val="single"/>
-          </w:rPr>
-          <w:t>1Yoh. 4:1–2</w:t>
-        </w:r>
-      </w:hyperlink>
+      <w:r>
+        <w:rPr>
+          <w:lang w:val="id_ID" w:bidi="id_ID"/>
+        </w:rPr>
+        <w:t>Yer. 20:9</w:t>
+      </w:r>
+      <w:r>
+        <w:rPr>
+          <w:lang w:val="id_ID" w:bidi="id_ID"/>
+        </w:rPr>
+        <w:t xml:space="preserve">; </w:t>
+      </w:r>
+      <w:r>
+        <w:rPr>
+          <w:lang w:val="id_ID" w:bidi="id_ID"/>
+        </w:rPr>
+        <w:t>1Yoh. 4:1–2</w:t>
+      </w:r>
       <w:r>
         <w:rPr>
           <w:lang w:val="id_ID" w:bidi="id_ID"/>
@@ -9324,108 +7548,72 @@
         </w:rPr>
         <w:t>Nubuat, yang bertujuan untuk membangun gereja (</w:t>
       </w:r>
-      <w:hyperlink r:id="rId266">
-        <w:r>
-          <w:rPr>
-            <w:lang w:val="id_ID" w:bidi="id_ID"/>
-          </w:rPr>
-          <w:rPr>
-            <w:color w:val="0000EE"/>
-            <w:u w:val="single"/>
-          </w:rPr>
-          <w:t>1Kor. 14:1–4</w:t>
-        </w:r>
-      </w:hyperlink>
+      <w:r>
+        <w:rPr>
+          <w:lang w:val="id_ID" w:bidi="id_ID"/>
+        </w:rPr>
+        <w:t>1Kor. 14:1–4</w:t>
+      </w:r>
       <w:r>
         <w:rPr>
           <w:lang w:val="id_ID" w:bidi="id_ID"/>
         </w:rPr>
         <w:t>), tidak boleh ditolak. Sebaliknya, jemaat Tesalonika harus menguji nubuat-nubuat tersebut (</w:t>
       </w:r>
-      <w:hyperlink r:id="rId267">
-        <w:r>
-          <w:rPr>
-            <w:lang w:val="id_ID" w:bidi="id_ID"/>
-          </w:rPr>
-          <w:rPr>
-            <w:color w:val="0000EE"/>
-            <w:u w:val="single"/>
-          </w:rPr>
-          <w:t>1Kor. 12:10</w:t>
-        </w:r>
-      </w:hyperlink>
-      <w:r>
-        <w:rPr>
-          <w:lang w:val="id_ID" w:bidi="id_ID"/>
-        </w:rPr>
-        <w:t xml:space="preserve">; </w:t>
-      </w:r>
-      <w:hyperlink r:id="rId268">
-        <w:r>
-          <w:rPr>
-            <w:lang w:val="id_ID" w:bidi="id_ID"/>
-          </w:rPr>
-          <w:rPr>
-            <w:color w:val="0000EE"/>
-            <w:u w:val="single"/>
-          </w:rPr>
-          <w:t>14:29</w:t>
-        </w:r>
-      </w:hyperlink>
+      <w:r>
+        <w:rPr>
+          <w:lang w:val="id_ID" w:bidi="id_ID"/>
+        </w:rPr>
+        <w:t>1Kor. 12:10</w:t>
+      </w:r>
+      <w:r>
+        <w:rPr>
+          <w:lang w:val="id_ID" w:bidi="id_ID"/>
+        </w:rPr>
+        <w:t xml:space="preserve">; </w:t>
+      </w:r>
+      <w:r>
+        <w:rPr>
+          <w:lang w:val="id_ID" w:bidi="id_ID"/>
+        </w:rPr>
+        <w:t>14:29</w:t>
+      </w:r>
       <w:r>
         <w:rPr>
           <w:lang w:val="id_ID" w:bidi="id_ID"/>
         </w:rPr>
         <w:t>) untuk membedakan asal-usulnya, memeriksa kesesuaiannya dengan ajaran para rasul (</w:t>
       </w:r>
-      <w:hyperlink r:id="rId269">
-        <w:r>
-          <w:rPr>
-            <w:lang w:val="id_ID" w:bidi="id_ID"/>
-          </w:rPr>
-          <w:rPr>
-            <w:color w:val="0000EE"/>
-            <w:u w:val="single"/>
-          </w:rPr>
-          <w:t>2Tes. 2:2</w:t>
-        </w:r>
-      </w:hyperlink>
-      <w:r>
-        <w:rPr>
-          <w:lang w:val="id_ID" w:bidi="id_ID"/>
-        </w:rPr>
-        <w:t xml:space="preserve">; </w:t>
-      </w:r>
-      <w:hyperlink r:id="rId270">
-        <w:r>
-          <w:rPr>
-            <w:lang w:val="id_ID" w:bidi="id_ID"/>
-          </w:rPr>
-          <w:rPr>
-            <w:color w:val="0000EE"/>
-            <w:u w:val="single"/>
-          </w:rPr>
-          <w:t>1Yoh. 4:1–3</w:t>
-        </w:r>
-      </w:hyperlink>
+      <w:r>
+        <w:rPr>
+          <w:lang w:val="id_ID" w:bidi="id_ID"/>
+        </w:rPr>
+        <w:t>2Tes. 2:2</w:t>
+      </w:r>
+      <w:r>
+        <w:rPr>
+          <w:lang w:val="id_ID" w:bidi="id_ID"/>
+        </w:rPr>
+        <w:t xml:space="preserve">; </w:t>
+      </w:r>
+      <w:r>
+        <w:rPr>
+          <w:lang w:val="id_ID" w:bidi="id_ID"/>
+        </w:rPr>
+        <w:t>1Yoh. 4:1–3</w:t>
+      </w:r>
       <w:r>
         <w:rPr>
           <w:lang w:val="id_ID" w:bidi="id_ID"/>
         </w:rPr>
         <w:t>), dan menilai karakter orang-orang yang menyampaikannya (</w:t>
       </w:r>
-      <w:hyperlink r:id="rId271">
-        <w:r>
-          <w:rPr>
-            <w:lang w:val="id_ID" w:bidi="id_ID"/>
-          </w:rPr>
-          <w:rPr>
-            <w:color w:val="0000EE"/>
-            <w:u w:val="single"/>
-          </w:rPr>
-          <w:t>Mat. 7:15–20</w:t>
-        </w:r>
-      </w:hyperlink>
+      <w:r>
+        <w:rPr>
+          <w:lang w:val="id_ID" w:bidi="id_ID"/>
+        </w:rPr>
+        <w:t>Mat. 7:15–20</w:t>
+      </w:r>
       <w:r>
         <w:rPr>
           <w:lang w:val="id_ID" w:bidi="id_ID"/>
@@ -9506,18 +7694,12 @@
         </w:rPr>
         <w:t xml:space="preserve"> terutama nubuat palsu (</w:t>
       </w:r>
-      <w:hyperlink r:id="rId272">
-        <w:r>
-          <w:rPr>
-            <w:lang w:val="id_ID" w:bidi="id_ID"/>
-          </w:rPr>
-          <w:rPr>
-            <w:color w:val="0000EE"/>
-            <w:u w:val="single"/>
-          </w:rPr>
-          <w:t>5:19–21</w:t>
-        </w:r>
-      </w:hyperlink>
+      <w:r>
+        <w:rPr>
+          <w:lang w:val="id_ID" w:bidi="id_ID"/>
+        </w:rPr>
+        <w:t>5:19–21</w:t>
+      </w:r>
       <w:r>
         <w:rPr>
           <w:lang w:val="id_ID" w:bidi="id_ID"/>
@@ -9572,18 +7754,12 @@
         </w:rPr>
         <w:t>Allah memungkinkan orang Kristen untuk menjalani kehidupan yang kudus (</w:t>
       </w:r>
-      <w:hyperlink r:id="rId112">
-        <w:r>
-          <w:rPr>
-            <w:lang w:val="id_ID" w:bidi="id_ID"/>
-          </w:rPr>
-          <w:rPr>
-            <w:color w:val="0000EE"/>
-            <w:u w:val="single"/>
-          </w:rPr>
-          <w:t>3:11–13</w:t>
-        </w:r>
-      </w:hyperlink>
+      <w:r>
+        <w:rPr>
+          <w:lang w:val="id_ID" w:bidi="id_ID"/>
+        </w:rPr>
+        <w:t>3:11–13</w:t>
+      </w:r>
       <w:r>
         <w:rPr>
           <w:lang w:val="id_ID" w:bidi="id_ID"/>
@@ -9603,54 +7779,36 @@
         </w:rPr>
         <w:t xml:space="preserve">yang mana adalah seluruh aspek kehidupan manusia (bdk. </w:t>
       </w:r>
-      <w:hyperlink r:id="rId273">
-        <w:r>
-          <w:rPr>
-            <w:lang w:val="id_ID" w:bidi="id_ID"/>
-          </w:rPr>
-          <w:rPr>
-            <w:color w:val="0000EE"/>
-            <w:u w:val="single"/>
-          </w:rPr>
-          <w:t>Mat. 10:28</w:t>
-        </w:r>
-      </w:hyperlink>
-      <w:r>
-        <w:rPr>
-          <w:lang w:val="id_ID" w:bidi="id_ID"/>
-        </w:rPr>
-        <w:t xml:space="preserve">; </w:t>
-      </w:r>
-      <w:hyperlink r:id="rId274">
-        <w:r>
-          <w:rPr>
-            <w:lang w:val="id_ID" w:bidi="id_ID"/>
-          </w:rPr>
-          <w:rPr>
-            <w:color w:val="0000EE"/>
-            <w:u w:val="single"/>
-          </w:rPr>
-          <w:t>Mrk. 12:30</w:t>
-        </w:r>
-      </w:hyperlink>
-      <w:r>
-        <w:rPr>
-          <w:lang w:val="id_ID" w:bidi="id_ID"/>
-        </w:rPr>
-        <w:t xml:space="preserve">; </w:t>
-      </w:r>
-      <w:hyperlink r:id="rId275">
-        <w:r>
-          <w:rPr>
-            <w:lang w:val="id_ID" w:bidi="id_ID"/>
-          </w:rPr>
-          <w:rPr>
-            <w:color w:val="0000EE"/>
-            <w:u w:val="single"/>
-          </w:rPr>
-          <w:t>1Kor. 7:34</w:t>
-        </w:r>
-      </w:hyperlink>
+      <w:r>
+        <w:rPr>
+          <w:lang w:val="id_ID" w:bidi="id_ID"/>
+        </w:rPr>
+        <w:t>Mat. 10:28</w:t>
+      </w:r>
+      <w:r>
+        <w:rPr>
+          <w:lang w:val="id_ID" w:bidi="id_ID"/>
+        </w:rPr>
+        <w:t xml:space="preserve">; </w:t>
+      </w:r>
+      <w:r>
+        <w:rPr>
+          <w:lang w:val="id_ID" w:bidi="id_ID"/>
+        </w:rPr>
+        <w:t>Mrk. 12:30</w:t>
+      </w:r>
+      <w:r>
+        <w:rPr>
+          <w:lang w:val="id_ID" w:bidi="id_ID"/>
+        </w:rPr>
+        <w:t xml:space="preserve">; </w:t>
+      </w:r>
+      <w:r>
+        <w:rPr>
+          <w:lang w:val="id_ID" w:bidi="id_ID"/>
+        </w:rPr>
+        <w:t>1Kor. 7:34</w:t>
+      </w:r>
       <w:r>
         <w:rPr>
           <w:lang w:val="id_ID" w:bidi="id_ID"/>
@@ -9753,72 +7911,48 @@
         </w:rPr>
         <w:t>Ia juga akan menggenapinya: Paulus mendasari keyakinannya pada karakter Allah yang setia (</w:t>
       </w:r>
-      <w:hyperlink r:id="rId276">
-        <w:r>
-          <w:rPr>
-            <w:lang w:val="id_ID" w:bidi="id_ID"/>
-          </w:rPr>
-          <w:rPr>
-            <w:color w:val="0000EE"/>
-            <w:u w:val="single"/>
-          </w:rPr>
-          <w:t>1Kor. 1:9</w:t>
-        </w:r>
-      </w:hyperlink>
-      <w:r>
-        <w:rPr>
-          <w:lang w:val="id_ID" w:bidi="id_ID"/>
-        </w:rPr>
-        <w:t xml:space="preserve">; </w:t>
-      </w:r>
-      <w:hyperlink r:id="rId277">
-        <w:r>
-          <w:rPr>
-            <w:lang w:val="id_ID" w:bidi="id_ID"/>
-          </w:rPr>
-          <w:rPr>
-            <w:color w:val="0000EE"/>
-            <w:u w:val="single"/>
-          </w:rPr>
-          <w:t>2Tes. 3:3</w:t>
-        </w:r>
-      </w:hyperlink>
-      <w:r>
-        <w:rPr>
-          <w:lang w:val="id_ID" w:bidi="id_ID"/>
-        </w:rPr>
-        <w:t xml:space="preserve">; </w:t>
-      </w:r>
-      <w:hyperlink r:id="rId278">
-        <w:r>
-          <w:rPr>
-            <w:lang w:val="id_ID" w:bidi="id_ID"/>
-          </w:rPr>
-          <w:rPr>
-            <w:color w:val="0000EE"/>
-            <w:u w:val="single"/>
-          </w:rPr>
-          <w:t>2Tim. 2:13</w:t>
-        </w:r>
-      </w:hyperlink>
-      <w:r>
-        <w:rPr>
-          <w:lang w:val="id_ID" w:bidi="id_ID"/>
-        </w:rPr>
-        <w:t xml:space="preserve">; </w:t>
-      </w:r>
-      <w:hyperlink r:id="rId279">
-        <w:r>
-          <w:rPr>
-            <w:lang w:val="id_ID" w:bidi="id_ID"/>
-          </w:rPr>
-          <w:rPr>
-            <w:color w:val="0000EE"/>
-            <w:u w:val="single"/>
-          </w:rPr>
-          <w:t>1Yoh. 1:9</w:t>
-        </w:r>
-      </w:hyperlink>
+      <w:r>
+        <w:rPr>
+          <w:lang w:val="id_ID" w:bidi="id_ID"/>
+        </w:rPr>
+        <w:t>1Kor. 1:9</w:t>
+      </w:r>
+      <w:r>
+        <w:rPr>
+          <w:lang w:val="id_ID" w:bidi="id_ID"/>
+        </w:rPr>
+        <w:t xml:space="preserve">; </w:t>
+      </w:r>
+      <w:r>
+        <w:rPr>
+          <w:lang w:val="id_ID" w:bidi="id_ID"/>
+        </w:rPr>
+        <w:t>2Tes. 3:3</w:t>
+      </w:r>
+      <w:r>
+        <w:rPr>
+          <w:lang w:val="id_ID" w:bidi="id_ID"/>
+        </w:rPr>
+        <w:t xml:space="preserve">; </w:t>
+      </w:r>
+      <w:r>
+        <w:rPr>
+          <w:lang w:val="id_ID" w:bidi="id_ID"/>
+        </w:rPr>
+        <w:t>2Tim. 2:13</w:t>
+      </w:r>
+      <w:r>
+        <w:rPr>
+          <w:lang w:val="id_ID" w:bidi="id_ID"/>
+        </w:rPr>
+        <w:t xml:space="preserve">; </w:t>
+      </w:r>
+      <w:r>
+        <w:rPr>
+          <w:lang w:val="id_ID" w:bidi="id_ID"/>
+        </w:rPr>
+        <w:t>1Yoh. 1:9</w:t>
+      </w:r>
       <w:r>
         <w:rPr>
           <w:lang w:val="id_ID" w:bidi="id_ID"/>
@@ -9873,144 +8007,96 @@
         </w:rPr>
         <w:t xml:space="preserve">Cium yang kudus (lihat juga </w:t>
       </w:r>
-      <w:hyperlink r:id="rId280">
-        <w:r>
-          <w:rPr>
-            <w:lang w:val="id_ID" w:bidi="id_ID"/>
-          </w:rPr>
-          <w:rPr>
-            <w:color w:val="0000EE"/>
-            <w:u w:val="single"/>
-          </w:rPr>
-          <w:t>Rm. 16:16</w:t>
-        </w:r>
-      </w:hyperlink>
-      <w:r>
-        <w:rPr>
-          <w:lang w:val="id_ID" w:bidi="id_ID"/>
-        </w:rPr>
-        <w:t xml:space="preserve">; </w:t>
-      </w:r>
-      <w:hyperlink r:id="rId281">
-        <w:r>
-          <w:rPr>
-            <w:lang w:val="id_ID" w:bidi="id_ID"/>
-          </w:rPr>
-          <w:rPr>
-            <w:color w:val="0000EE"/>
-            <w:u w:val="single"/>
-          </w:rPr>
-          <w:t>1Kor. 16:20</w:t>
-        </w:r>
-      </w:hyperlink>
-      <w:r>
-        <w:rPr>
-          <w:lang w:val="id_ID" w:bidi="id_ID"/>
-        </w:rPr>
-        <w:t xml:space="preserve">; </w:t>
-      </w:r>
-      <w:hyperlink r:id="rId282">
-        <w:r>
-          <w:rPr>
-            <w:lang w:val="id_ID" w:bidi="id_ID"/>
-          </w:rPr>
-          <w:rPr>
-            <w:color w:val="0000EE"/>
-            <w:u w:val="single"/>
-          </w:rPr>
-          <w:t>2Ko.r 13:12</w:t>
-        </w:r>
-      </w:hyperlink>
-      <w:r>
-        <w:rPr>
-          <w:lang w:val="id_ID" w:bidi="id_ID"/>
-        </w:rPr>
-        <w:t xml:space="preserve">; </w:t>
-      </w:r>
-      <w:hyperlink r:id="rId283">
-        <w:r>
-          <w:rPr>
-            <w:lang w:val="id_ID" w:bidi="id_ID"/>
-          </w:rPr>
-          <w:rPr>
-            <w:color w:val="0000EE"/>
-            <w:u w:val="single"/>
-          </w:rPr>
-          <w:t>1Ptr. 5:14</w:t>
-        </w:r>
-      </w:hyperlink>
+      <w:r>
+        <w:rPr>
+          <w:lang w:val="id_ID" w:bidi="id_ID"/>
+        </w:rPr>
+        <w:t>Rm. 16:16</w:t>
+      </w:r>
+      <w:r>
+        <w:rPr>
+          <w:lang w:val="id_ID" w:bidi="id_ID"/>
+        </w:rPr>
+        <w:t xml:space="preserve">; </w:t>
+      </w:r>
+      <w:r>
+        <w:rPr>
+          <w:lang w:val="id_ID" w:bidi="id_ID"/>
+        </w:rPr>
+        <w:t>1Kor. 16:20</w:t>
+      </w:r>
+      <w:r>
+        <w:rPr>
+          <w:lang w:val="id_ID" w:bidi="id_ID"/>
+        </w:rPr>
+        <w:t xml:space="preserve">; </w:t>
+      </w:r>
+      <w:r>
+        <w:rPr>
+          <w:lang w:val="id_ID" w:bidi="id_ID"/>
+        </w:rPr>
+        <w:t>2Ko.r 13:12</w:t>
+      </w:r>
+      <w:r>
+        <w:rPr>
+          <w:lang w:val="id_ID" w:bidi="id_ID"/>
+        </w:rPr>
+        <w:t xml:space="preserve">; </w:t>
+      </w:r>
+      <w:r>
+        <w:rPr>
+          <w:lang w:val="id_ID" w:bidi="id_ID"/>
+        </w:rPr>
+        <w:t>1Ptr. 5:14</w:t>
+      </w:r>
       <w:r>
         <w:rPr>
           <w:lang w:val="id_ID" w:bidi="id_ID"/>
         </w:rPr>
         <w:t>): Mencium pipi atau dahi adalah bentuk salam umum yang mencerminkan perasaan seperti kehormatan, persahabatan, dan cinta di antara anggota keluarga (</w:t>
       </w:r>
-      <w:hyperlink r:id="rId284">
-        <w:r>
-          <w:rPr>
-            <w:lang w:val="id_ID" w:bidi="id_ID"/>
-          </w:rPr>
-          <w:rPr>
-            <w:color w:val="0000EE"/>
-            <w:u w:val="single"/>
-          </w:rPr>
-          <w:t>Mrk. 14:44–45</w:t>
-        </w:r>
-      </w:hyperlink>
-      <w:r>
-        <w:rPr>
-          <w:lang w:val="id_ID" w:bidi="id_ID"/>
-        </w:rPr>
-        <w:t xml:space="preserve">; </w:t>
-      </w:r>
-      <w:hyperlink r:id="rId285">
-        <w:r>
-          <w:rPr>
-            <w:lang w:val="id_ID" w:bidi="id_ID"/>
-          </w:rPr>
-          <w:rPr>
-            <w:color w:val="0000EE"/>
-            <w:u w:val="single"/>
-          </w:rPr>
-          <w:t>Luk. 7:36–47</w:t>
-        </w:r>
-      </w:hyperlink>
-      <w:r>
-        <w:rPr>
-          <w:lang w:val="id_ID" w:bidi="id_ID"/>
-        </w:rPr>
-        <w:t xml:space="preserve">; </w:t>
-      </w:r>
-      <w:hyperlink r:id="rId286">
-        <w:r>
-          <w:rPr>
-            <w:lang w:val="id_ID" w:bidi="id_ID"/>
-          </w:rPr>
-          <w:rPr>
-            <w:color w:val="0000EE"/>
-            <w:u w:val="single"/>
-          </w:rPr>
-          <w:t>15:20</w:t>
-        </w:r>
-      </w:hyperlink>
-      <w:r>
-        <w:rPr>
-          <w:lang w:val="id_ID" w:bidi="id_ID"/>
-        </w:rPr>
-        <w:t xml:space="preserve">; </w:t>
-      </w:r>
-      <w:hyperlink r:id="rId287">
-        <w:r>
-          <w:rPr>
-            <w:lang w:val="id_ID" w:bidi="id_ID"/>
-          </w:rPr>
-          <w:rPr>
-            <w:color w:val="0000EE"/>
-            <w:u w:val="single"/>
-          </w:rPr>
-          <w:t>Kisah. 20:37</w:t>
-        </w:r>
-      </w:hyperlink>
+      <w:r>
+        <w:rPr>
+          <w:lang w:val="id_ID" w:bidi="id_ID"/>
+        </w:rPr>
+        <w:t>Mrk. 14:44–45</w:t>
+      </w:r>
+      <w:r>
+        <w:rPr>
+          <w:lang w:val="id_ID" w:bidi="id_ID"/>
+        </w:rPr>
+        <w:t xml:space="preserve">; </w:t>
+      </w:r>
+      <w:r>
+        <w:rPr>
+          <w:lang w:val="id_ID" w:bidi="id_ID"/>
+        </w:rPr>
+        <w:t>Luk. 7:36–47</w:t>
+      </w:r>
+      <w:r>
+        <w:rPr>
+          <w:lang w:val="id_ID" w:bidi="id_ID"/>
+        </w:rPr>
+        <w:t xml:space="preserve">; </w:t>
+      </w:r>
+      <w:r>
+        <w:rPr>
+          <w:lang w:val="id_ID" w:bidi="id_ID"/>
+        </w:rPr>
+        <w:t>15:20</w:t>
+      </w:r>
+      <w:r>
+        <w:rPr>
+          <w:lang w:val="id_ID" w:bidi="id_ID"/>
+        </w:rPr>
+        <w:t xml:space="preserve">; </w:t>
+      </w:r>
+      <w:r>
+        <w:rPr>
+          <w:lang w:val="id_ID" w:bidi="id_ID"/>
+        </w:rPr>
+        <w:t>Kisah. 20:37</w:t>
+      </w:r>
       <w:r>
         <w:rPr>
           <w:lang w:val="id_ID" w:bidi="id_ID"/>
@@ -10071,72 +8157,48 @@
         </w:rPr>
         <w:t>: Pembacaan Kitab Suci secara publik dipraktikkan baik di sinagoga (</w:t>
       </w:r>
-      <w:hyperlink r:id="rId288">
-        <w:r>
-          <w:rPr>
-            <w:lang w:val="id_ID" w:bidi="id_ID"/>
-          </w:rPr>
-          <w:rPr>
-            <w:color w:val="0000EE"/>
-            <w:u w:val="single"/>
-          </w:rPr>
-          <w:t>Luk. 4:16</w:t>
-        </w:r>
-      </w:hyperlink>
-      <w:r>
-        <w:rPr>
-          <w:lang w:val="id_ID" w:bidi="id_ID"/>
-        </w:rPr>
-        <w:t xml:space="preserve">; </w:t>
-      </w:r>
-      <w:hyperlink r:id="rId289">
-        <w:r>
-          <w:rPr>
-            <w:lang w:val="id_ID" w:bidi="id_ID"/>
-          </w:rPr>
-          <w:rPr>
-            <w:color w:val="0000EE"/>
-            <w:u w:val="single"/>
-          </w:rPr>
-          <w:t>Kisah. 13:15</w:t>
-        </w:r>
-      </w:hyperlink>
+      <w:r>
+        <w:rPr>
+          <w:lang w:val="id_ID" w:bidi="id_ID"/>
+        </w:rPr>
+        <w:t>Luk. 4:16</w:t>
+      </w:r>
+      <w:r>
+        <w:rPr>
+          <w:lang w:val="id_ID" w:bidi="id_ID"/>
+        </w:rPr>
+        <w:t xml:space="preserve">; </w:t>
+      </w:r>
+      <w:r>
+        <w:rPr>
+          <w:lang w:val="id_ID" w:bidi="id_ID"/>
+        </w:rPr>
+        <w:t>Kisah. 13:15</w:t>
+      </w:r>
       <w:r>
         <w:rPr>
           <w:lang w:val="id_ID" w:bidi="id_ID"/>
         </w:rPr>
         <w:t>) maupun di gereja (</w:t>
       </w:r>
-      <w:hyperlink r:id="rId290">
-        <w:r>
-          <w:rPr>
-            <w:lang w:val="id_ID" w:bidi="id_ID"/>
-          </w:rPr>
-          <w:rPr>
-            <w:color w:val="0000EE"/>
-            <w:u w:val="single"/>
-          </w:rPr>
-          <w:t>1Tim. 4:13</w:t>
-        </w:r>
-      </w:hyperlink>
+      <w:r>
+        <w:rPr>
+          <w:lang w:val="id_ID" w:bidi="id_ID"/>
+        </w:rPr>
+        <w:t>1Tim. 4:13</w:t>
+      </w:r>
       <w:r>
         <w:rPr>
           <w:lang w:val="id_ID" w:bidi="id_ID"/>
         </w:rPr>
         <w:t>). Demikian pula, surat-surat Paulus harus dibacakan dengan keras kepada seluruh jemaat (</w:t>
       </w:r>
-      <w:hyperlink r:id="rId291">
-        <w:r>
-          <w:rPr>
-            <w:lang w:val="id_ID" w:bidi="id_ID"/>
-          </w:rPr>
-          <w:rPr>
-            <w:color w:val="0000EE"/>
-            <w:u w:val="single"/>
-          </w:rPr>
-          <w:t>Kol. 4:16</w:t>
-        </w:r>
-      </w:hyperlink>
+      <w:r>
+        <w:rPr>
+          <w:lang w:val="id_ID" w:bidi="id_ID"/>
+        </w:rPr>
+        <w:t>Kol. 4:16</w:t>
+      </w:r>
       <w:r>
         <w:rPr>
           <w:lang w:val="id_ID" w:bidi="id_ID"/>
@@ -10191,90 +8253,60 @@
         </w:rPr>
         <w:t>Paulus memperkaya salam dalam tradisi mereka dengan menambahkan berkat kasih karunia di akhir suratnya (</w:t>
       </w:r>
-      <w:hyperlink r:id="rId86">
-        <w:r>
-          <w:rPr>
-            <w:lang w:val="id_ID" w:bidi="id_ID"/>
-          </w:rPr>
-          <w:rPr>
-            <w:color w:val="0000EE"/>
-            <w:u w:val="single"/>
-          </w:rPr>
-          <w:t>Rm. 16:20</w:t>
-        </w:r>
-      </w:hyperlink>
-      <w:r>
-        <w:rPr>
-          <w:lang w:val="id_ID" w:bidi="id_ID"/>
-        </w:rPr>
-        <w:t xml:space="preserve">; </w:t>
-      </w:r>
-      <w:hyperlink r:id="rId292">
-        <w:r>
-          <w:rPr>
-            <w:lang w:val="id_ID" w:bidi="id_ID"/>
-          </w:rPr>
-          <w:rPr>
-            <w:color w:val="0000EE"/>
-            <w:u w:val="single"/>
-          </w:rPr>
-          <w:t>1Kor. 16:23</w:t>
-        </w:r>
-      </w:hyperlink>
-      <w:r>
-        <w:rPr>
-          <w:lang w:val="id_ID" w:bidi="id_ID"/>
-        </w:rPr>
-        <w:t xml:space="preserve">; </w:t>
-      </w:r>
-      <w:hyperlink r:id="rId293">
-        <w:r>
-          <w:rPr>
-            <w:lang w:val="id_ID" w:bidi="id_ID"/>
-          </w:rPr>
-          <w:rPr>
-            <w:color w:val="0000EE"/>
-            <w:u w:val="single"/>
-          </w:rPr>
-          <w:t>Gal. 6:18</w:t>
-        </w:r>
-      </w:hyperlink>
-      <w:r>
-        <w:rPr>
-          <w:lang w:val="id_ID" w:bidi="id_ID"/>
-        </w:rPr>
-        <w:t xml:space="preserve">; </w:t>
-      </w:r>
-      <w:hyperlink r:id="rId294">
-        <w:r>
-          <w:rPr>
-            <w:lang w:val="id_ID" w:bidi="id_ID"/>
-          </w:rPr>
-          <w:rPr>
-            <w:color w:val="0000EE"/>
-            <w:u w:val="single"/>
-          </w:rPr>
-          <w:t>Ef. 6:24</w:t>
-        </w:r>
-      </w:hyperlink>
-      <w:r>
-        <w:rPr>
-          <w:lang w:val="id_ID" w:bidi="id_ID"/>
-        </w:rPr>
-        <w:t xml:space="preserve">; </w:t>
-      </w:r>
-      <w:hyperlink r:id="rId295">
-        <w:r>
-          <w:rPr>
-            <w:lang w:val="id_ID" w:bidi="id_ID"/>
-          </w:rPr>
-          <w:rPr>
-            <w:color w:val="0000EE"/>
-            <w:u w:val="single"/>
-          </w:rPr>
-          <w:t>2Tes. 3:18</w:t>
-        </w:r>
-      </w:hyperlink>
+      <w:r>
+        <w:rPr>
+          <w:lang w:val="id_ID" w:bidi="id_ID"/>
+        </w:rPr>
+        <w:t>Rm. 16:20</w:t>
+      </w:r>
+      <w:r>
+        <w:rPr>
+          <w:lang w:val="id_ID" w:bidi="id_ID"/>
+        </w:rPr>
+        <w:t xml:space="preserve">; </w:t>
+      </w:r>
+      <w:r>
+        <w:rPr>
+          <w:lang w:val="id_ID" w:bidi="id_ID"/>
+        </w:rPr>
+        <w:t>1Kor. 16:23</w:t>
+      </w:r>
+      <w:r>
+        <w:rPr>
+          <w:lang w:val="id_ID" w:bidi="id_ID"/>
+        </w:rPr>
+        <w:t xml:space="preserve">; </w:t>
+      </w:r>
+      <w:r>
+        <w:rPr>
+          <w:lang w:val="id_ID" w:bidi="id_ID"/>
+        </w:rPr>
+        <w:t>Gal. 6:18</w:t>
+      </w:r>
+      <w:r>
+        <w:rPr>
+          <w:lang w:val="id_ID" w:bidi="id_ID"/>
+        </w:rPr>
+        <w:t xml:space="preserve">; </w:t>
+      </w:r>
+      <w:r>
+        <w:rPr>
+          <w:lang w:val="id_ID" w:bidi="id_ID"/>
+        </w:rPr>
+        <w:t>Ef. 6:24</w:t>
+      </w:r>
+      <w:r>
+        <w:rPr>
+          <w:lang w:val="id_ID" w:bidi="id_ID"/>
+        </w:rPr>
+        <w:t xml:space="preserve">; </w:t>
+      </w:r>
+      <w:r>
+        <w:rPr>
+          <w:lang w:val="id_ID" w:bidi="id_ID"/>
+        </w:rPr>
+        <w:t>2Tes. 3:18</w:t>
+      </w:r>
       <w:r>
         <w:rPr>
           <w:lang w:val="id_ID" w:bidi="id_ID"/>
